--- a/GITHUB_UPLOAD_COMPLETO/template_calor.docx
+++ b/GITHUB_UPLOAD_COMPLETO/template_calor.docx
@@ -49,18 +49,21 @@
               <w:spacing w:line="256" w:lineRule="auto"/>
               <w:rPr>
                 <w:rFonts w:ascii="Verdana" w:eastAsia="Times New Roman" w:hAnsi="Verdana" w:cs="Times New Roman"/>
-                <w:color w:val="FF0000"/>
+                <w:color w:val="auto"/>
                 <w:sz w:val="20"/>
               </w:rPr>
             </w:pPr>
+            <w:bookmarkStart w:id="0" w:name="_GoBack"/>
+            <w:bookmarkEnd w:id="0"/>
           </w:p>
           <w:p>
             <w:pPr>
               <w:keepNext/>
               <w:spacing w:line="256" w:lineRule="auto"/>
+              <w:jc w:val="center"/>
               <w:rPr>
                 <w:rFonts w:ascii="Verdana" w:eastAsia="Times New Roman" w:hAnsi="Verdana" w:cs="Times New Roman"/>
-                <w:color w:val="FF0000"/>
+                <w:color w:val="auto"/>
                 <w:sz w:val="20"/>
               </w:rPr>
             </w:pPr>
@@ -68,7 +71,41 @@
               <w:rPr>
                 <w:noProof/>
               </w:rPr>
-              <w:t>LOGO</w:t>
+              <w:drawing>
+                <wp:inline distT="0" distB="0" distL="0" distR="0" wp14:anchorId="18C1A6FD" wp14:editId="75A14830">
+                  <wp:extent cx="3906925" cy="2733675"/>
+                  <wp:effectExtent l="0" t="0" r="0" b="0"/>
+                  <wp:docPr id="8" name="Imagem 8"/>
+                  <wp:cNvGraphicFramePr>
+                    <a:graphicFrameLocks xmlns:a="http://schemas.openxmlformats.org/drawingml/2006/main" noChangeAspect="1"/>
+                  </wp:cNvGraphicFramePr>
+                  <a:graphic xmlns:a="http://schemas.openxmlformats.org/drawingml/2006/main">
+                    <a:graphicData uri="http://schemas.openxmlformats.org/drawingml/2006/picture">
+                      <pic:pic xmlns:pic="http://schemas.openxmlformats.org/drawingml/2006/picture">
+                        <pic:nvPicPr>
+                          <pic:cNvPr id="1" name=""/>
+                          <pic:cNvPicPr/>
+                        </pic:nvPicPr>
+                        <pic:blipFill>
+                          <a:blip r:embed="rId8"/>
+                          <a:stretch>
+                            <a:fillRect/>
+                          </a:stretch>
+                        </pic:blipFill>
+                        <pic:spPr>
+                          <a:xfrm>
+                            <a:off x="0" y="0"/>
+                            <a:ext cx="3917832" cy="2741307"/>
+                          </a:xfrm>
+                          <a:prstGeom prst="rect">
+                            <a:avLst/>
+                          </a:prstGeom>
+                        </pic:spPr>
+                      </pic:pic>
+                    </a:graphicData>
+                  </a:graphic>
+                </wp:inline>
+              </w:drawing>
             </w:r>
           </w:p>
         </w:tc>
@@ -97,6 +134,7 @@
               <w:spacing w:line="256" w:lineRule="auto"/>
               <w:rPr>
                 <w:rFonts w:ascii="Verdana" w:eastAsia="Times New Roman" w:hAnsi="Verdana" w:cs="Times New Roman"/>
+                <w:color w:val="auto"/>
               </w:rPr>
             </w:pPr>
           </w:p>
@@ -126,6 +164,7 @@
               <w:spacing w:line="256" w:lineRule="auto"/>
               <w:rPr>
                 <w:rFonts w:ascii="Verdana" w:eastAsia="Times New Roman" w:hAnsi="Verdana" w:cs="Times New Roman"/>
+                <w:color w:val="auto"/>
               </w:rPr>
             </w:pPr>
           </w:p>
@@ -155,6 +194,7 @@
               <w:spacing w:line="256" w:lineRule="auto"/>
               <w:rPr>
                 <w:rFonts w:ascii="Verdana" w:eastAsia="Times New Roman" w:hAnsi="Verdana" w:cs="Times New Roman"/>
+                <w:color w:val="auto"/>
               </w:rPr>
             </w:pPr>
           </w:p>
@@ -184,6 +224,7 @@
               <w:spacing w:line="256" w:lineRule="auto"/>
               <w:rPr>
                 <w:rFonts w:ascii="Verdana" w:eastAsia="Times New Roman" w:hAnsi="Verdana" w:cs="Times New Roman"/>
+                <w:color w:val="auto"/>
               </w:rPr>
             </w:pPr>
           </w:p>
@@ -213,6 +254,7 @@
               <w:spacing w:line="256" w:lineRule="auto"/>
               <w:rPr>
                 <w:rFonts w:ascii="Verdana" w:eastAsia="Times New Roman" w:hAnsi="Verdana" w:cs="Times New Roman"/>
+                <w:color w:val="auto"/>
               </w:rPr>
             </w:pPr>
           </w:p>
@@ -242,6 +284,7 @@
               <w:spacing w:line="256" w:lineRule="auto"/>
               <w:rPr>
                 <w:rFonts w:ascii="Verdana" w:eastAsia="Times New Roman" w:hAnsi="Verdana" w:cs="Times New Roman"/>
+                <w:color w:val="auto"/>
               </w:rPr>
             </w:pPr>
           </w:p>
@@ -271,6 +314,7 @@
               <w:spacing w:line="256" w:lineRule="auto"/>
               <w:rPr>
                 <w:rFonts w:ascii="Verdana" w:eastAsia="Times New Roman" w:hAnsi="Verdana" w:cs="Times New Roman"/>
+                <w:color w:val="auto"/>
               </w:rPr>
             </w:pPr>
           </w:p>
@@ -300,6 +344,7 @@
               <w:spacing w:line="256" w:lineRule="auto"/>
               <w:rPr>
                 <w:rFonts w:ascii="Verdana" w:eastAsia="Times New Roman" w:hAnsi="Verdana" w:cs="Times New Roman"/>
+                <w:color w:val="auto"/>
               </w:rPr>
             </w:pPr>
           </w:p>
@@ -329,6 +374,7 @@
               <w:spacing w:line="256" w:lineRule="auto"/>
               <w:rPr>
                 <w:rFonts w:ascii="Verdana" w:eastAsia="Times New Roman" w:hAnsi="Verdana" w:cs="Times New Roman"/>
+                <w:color w:val="auto"/>
               </w:rPr>
             </w:pPr>
           </w:p>
@@ -358,6 +404,7 @@
               <w:spacing w:line="256" w:lineRule="auto"/>
               <w:rPr>
                 <w:rFonts w:ascii="Verdana" w:eastAsia="Times New Roman" w:hAnsi="Verdana" w:cs="Times New Roman"/>
+                <w:color w:val="auto"/>
               </w:rPr>
             </w:pPr>
           </w:p>
@@ -387,6 +434,7 @@
               <w:spacing w:line="256" w:lineRule="auto"/>
               <w:rPr>
                 <w:rFonts w:ascii="Verdana" w:eastAsia="Times New Roman" w:hAnsi="Verdana" w:cs="Times New Roman"/>
+                <w:color w:val="auto"/>
               </w:rPr>
             </w:pPr>
           </w:p>
@@ -416,6 +464,7 @@
               <w:spacing w:line="256" w:lineRule="auto"/>
               <w:rPr>
                 <w:rFonts w:ascii="Verdana" w:eastAsia="Times New Roman" w:hAnsi="Verdana" w:cs="Times New Roman"/>
+                <w:color w:val="auto"/>
               </w:rPr>
             </w:pPr>
           </w:p>
@@ -444,7 +493,7 @@
               <w:spacing w:line="256" w:lineRule="auto"/>
               <w:rPr>
                 <w:rFonts w:ascii="Verdana" w:eastAsia="Times New Roman" w:hAnsi="Verdana" w:cs="Verdana"/>
-                <w:color w:val="444444"/>
+                <w:color w:val="auto"/>
                 <w:sz w:val="80"/>
                 <w:szCs w:val="80"/>
               </w:rPr>
@@ -454,7 +503,7 @@
                 <w:rFonts w:ascii="Verdana" w:eastAsia="Times New Roman" w:hAnsi="Verdana" w:cs="Verdana"/>
                 <w:b/>
                 <w:bCs/>
-                <w:color w:val="444444"/>
+                <w:color w:val="auto"/>
                 <w:sz w:val="56"/>
                 <w:szCs w:val="80"/>
               </w:rPr>
@@ -486,20 +535,11 @@
               <w:spacing w:line="256" w:lineRule="auto"/>
               <w:rPr>
                 <w:rFonts w:ascii="Verdana" w:eastAsia="Times New Roman" w:hAnsi="Verdana" w:cs="Verdana"/>
-                <w:color w:val="FFFFFF"/>
+                <w:color w:val="auto"/>
                 <w:sz w:val="16"/>
                 <w:szCs w:val="16"/>
               </w:rPr>
             </w:pPr>
-            <w:r>
-              <w:rPr>
-                <w:rFonts w:ascii="Verdana" w:eastAsia="Times New Roman" w:hAnsi="Verdana" w:cs="Verdana"/>
-                <w:color w:val="FFFFFF"/>
-                <w:sz w:val="16"/>
-                <w:szCs w:val="16"/>
-              </w:rPr>
-              <w:t>-</w:t>
-            </w:r>
           </w:p>
         </w:tc>
       </w:tr>
@@ -526,7 +566,7 @@
               <w:spacing w:line="256" w:lineRule="auto"/>
               <w:rPr>
                 <w:rFonts w:ascii="Verdana" w:eastAsia="Times New Roman" w:hAnsi="Verdana" w:cs="Verdana"/>
-                <w:color w:val="444444"/>
+                <w:color w:val="auto"/>
               </w:rPr>
             </w:pPr>
             <w:r>
@@ -534,7 +574,7 @@
                 <w:rFonts w:ascii="Verdana" w:eastAsia="Times New Roman" w:hAnsi="Verdana" w:cs="Verdana"/>
                 <w:b/>
                 <w:bCs/>
-                <w:color w:val="444444"/>
+                <w:color w:val="auto"/>
               </w:rPr>
               <w:t>Higiene Ocupacional</w:t>
             </w:r>
@@ -564,7 +604,7 @@
               <w:spacing w:line="256" w:lineRule="auto"/>
               <w:rPr>
                 <w:rFonts w:ascii="Verdana" w:eastAsia="Times New Roman" w:hAnsi="Verdana" w:cs="Verdana"/>
-                <w:color w:val="2C2C2C"/>
+                <w:color w:val="auto"/>
               </w:rPr>
             </w:pPr>
           </w:p>
@@ -593,20 +633,11 @@
               <w:spacing w:line="256" w:lineRule="auto"/>
               <w:rPr>
                 <w:rFonts w:ascii="Verdana" w:eastAsia="Times New Roman" w:hAnsi="Verdana" w:cs="Verdana"/>
-                <w:color w:val="FFFFFF"/>
+                <w:color w:val="auto"/>
                 <w:sz w:val="16"/>
                 <w:szCs w:val="16"/>
               </w:rPr>
             </w:pPr>
-            <w:r>
-              <w:rPr>
-                <w:rFonts w:ascii="Verdana" w:eastAsia="Times New Roman" w:hAnsi="Verdana" w:cs="Verdana"/>
-                <w:color w:val="FFFFFF"/>
-                <w:sz w:val="16"/>
-                <w:szCs w:val="16"/>
-              </w:rPr>
-              <w:t>-</w:t>
-            </w:r>
           </w:p>
         </w:tc>
       </w:tr>
@@ -635,7 +666,7 @@
                 <w:rFonts w:ascii="Verdana" w:eastAsia="Times New Roman" w:hAnsi="Verdana" w:cs="Verdana"/>
                 <w:b/>
                 <w:bCs/>
-                <w:color w:val="444444"/>
+                <w:color w:val="auto"/>
               </w:rPr>
             </w:pPr>
             <w:r>
@@ -643,18 +674,9 @@
                 <w:rFonts w:ascii="Verdana" w:hAnsi="Verdana" w:cs="Verdana"/>
                 <w:b/>
                 <w:bCs/>
-                <w:color w:val="444444"/>
-              </w:rPr>
-              <w:t>XXXXXXXXXXXXXX</w:t>
-            </w:r>
-            <w:r>
-              <w:rPr>
-                <w:rFonts w:ascii="Verdana" w:hAnsi="Verdana" w:cs="Verdana"/>
-                <w:b/>
-                <w:bCs/>
-                <w:color w:val="444444"/>
-              </w:rPr>
-              <w:t xml:space="preserve"> LTDA</w:t>
+                <w:color w:val="auto"/>
+              </w:rPr>
+              <w:t>COMERCIAL DAHANA LTDA</w:t>
             </w:r>
           </w:p>
         </w:tc>
@@ -682,45 +704,9 @@
               <w:spacing w:line="256" w:lineRule="auto"/>
               <w:rPr>
                 <w:rFonts w:ascii="Verdana" w:eastAsia="Times New Roman" w:hAnsi="Verdana" w:cs="Verdana"/>
-                <w:color w:val="FFFFFF"/>
+                <w:color w:val="auto"/>
                 <w:sz w:val="16"/>
                 <w:szCs w:val="16"/>
-              </w:rPr>
-            </w:pPr>
-            <w:r>
-              <w:rPr>
-                <w:rFonts w:ascii="Verdana" w:eastAsia="Times New Roman" w:hAnsi="Verdana" w:cs="Verdana"/>
-                <w:color w:val="FFFFFF"/>
-                <w:sz w:val="16"/>
-                <w:szCs w:val="16"/>
-              </w:rPr>
-              <w:t>-</w:t>
-            </w:r>
-          </w:p>
-        </w:tc>
-      </w:tr>
-      <w:tr>
-        <w:trPr>
-          <w:cantSplit/>
-          <w:jc w:val="center"/>
-        </w:trPr>
-        <w:tc>
-          <w:tcPr>
-            <w:tcW w:w="10467" w:type="dxa"/>
-            <w:tcBorders>
-              <w:top w:val="nil"/>
-              <w:left w:val="nil"/>
-              <w:bottom w:val="nil"/>
-              <w:right w:val="nil"/>
-            </w:tcBorders>
-            <w:shd w:val="clear" w:color="auto" w:fill="FFFFFF"/>
-          </w:tcPr>
-          <w:p>
-            <w:pPr>
-              <w:keepNext/>
-              <w:spacing w:line="256" w:lineRule="auto"/>
-              <w:rPr>
-                <w:rFonts w:ascii="Verdana" w:eastAsia="Times New Roman" w:hAnsi="Verdana" w:cs="Times New Roman"/>
               </w:rPr>
             </w:pPr>
           </w:p>
@@ -731,6 +717,7 @@
       <w:pPr>
         <w:rPr>
           <w:rFonts w:ascii="Calibri" w:eastAsia="Times New Roman" w:hAnsi="Calibri" w:cs="Calibri"/>
+          <w:color w:val="auto"/>
           <w:sz w:val="20"/>
           <w:szCs w:val="28"/>
           <w:lang w:val="pt-PT"/>
@@ -739,6 +726,7 @@
       <w:r>
         <w:rPr>
           <w:rFonts w:ascii="Calibri" w:eastAsia="Times New Roman" w:hAnsi="Calibri" w:cs="Calibri"/>
+          <w:color w:val="auto"/>
           <w:sz w:val="20"/>
           <w:szCs w:val="28"/>
           <w:lang w:val="pt-PT"/>
@@ -748,6 +736,7 @@
       <w:r>
         <w:rPr>
           <w:rFonts w:ascii="Calibri" w:eastAsia="Times New Roman" w:hAnsi="Calibri" w:cs="Calibri"/>
+          <w:color w:val="auto"/>
           <w:spacing w:val="-2"/>
           <w:sz w:val="20"/>
           <w:szCs w:val="28"/>
@@ -758,6 +747,7 @@
       <w:r>
         <w:rPr>
           <w:rFonts w:ascii="Calibri" w:eastAsia="Times New Roman" w:hAnsi="Calibri" w:cs="Calibri"/>
+          <w:color w:val="auto"/>
           <w:sz w:val="20"/>
           <w:szCs w:val="28"/>
           <w:lang w:val="pt-PT"/>
@@ -767,6 +757,7 @@
       <w:r>
         <w:rPr>
           <w:rFonts w:ascii="Calibri" w:eastAsia="Times New Roman" w:hAnsi="Calibri" w:cs="Calibri"/>
+          <w:color w:val="auto"/>
           <w:spacing w:val="-4"/>
           <w:sz w:val="20"/>
           <w:szCs w:val="28"/>
@@ -777,6 +768,7 @@
       <w:r>
         <w:rPr>
           <w:rFonts w:ascii="Calibri" w:eastAsia="Times New Roman" w:hAnsi="Calibri" w:cs="Calibri"/>
+          <w:color w:val="auto"/>
           <w:sz w:val="20"/>
           <w:szCs w:val="28"/>
           <w:lang w:val="pt-PT"/>
@@ -785,7 +777,15 @@
       </w:r>
     </w:p>
     <w:p>
+      <w:pPr>
+        <w:rPr>
+          <w:color w:val="auto"/>
+        </w:rPr>
+      </w:pPr>
       <w:r>
+        <w:rPr>
+          <w:color w:val="auto"/>
+        </w:rPr>
         <w:br w:type="page"/>
       </w:r>
     </w:p>
@@ -842,6 +842,7 @@
             <w:r>
               <w:rPr>
                 <w:noProof/>
+                <w:color w:val="auto"/>
               </w:rPr>
               <w:lastRenderedPageBreak/>
               <w:drawing>
@@ -856,17 +857,17 @@
                   <wp:extent cx="876300" cy="209550"/>
                   <wp:effectExtent l="0" t="0" r="0" b="0"/>
                   <wp:wrapNone/>
-                  <wp:docPr id="4" name="image1.png" descr="Logotipo&#10;&#10;O conteúdo gerado por IA pode estar incorreto."/>
+                  <wp:docPr id="4" name="image1.png" descr="Logotipo  O conteúdo gerado por IA pode estar incorreto."/>
                   <wp:cNvGraphicFramePr/>
                   <a:graphic xmlns:a="http://schemas.openxmlformats.org/drawingml/2006/main">
                     <a:graphicData uri="http://schemas.openxmlformats.org/drawingml/2006/picture">
                       <pic:pic xmlns:pic="http://schemas.openxmlformats.org/drawingml/2006/picture">
                         <pic:nvPicPr>
-                          <pic:cNvPr id="1900288745" name="image1.png" descr="Logotipo&#10;&#10;O conteúdo gerado por IA pode estar incorreto."/>
+                          <pic:cNvPr id="1900288745" name="image1.png" descr="Logotipo  O conteúdo gerado por IA pode estar incorreto."/>
                           <pic:cNvPicPr preferRelativeResize="0"/>
                         </pic:nvPicPr>
                         <pic:blipFill>
-                          <a:blip r:embed="rId8"/>
+                          <a:blip r:embed="rId9"/>
                           <a:srcRect l="-4520" b="15383"/>
                           <a:stretch>
                             <a:fillRect/>
@@ -915,7 +916,7 @@
               <w:jc w:val="center"/>
               <w:rPr>
                 <w:rFonts w:ascii="Verdana" w:hAnsi="Verdana" w:cs="Verdana"/>
-                <w:color w:val="006E00"/>
+                <w:color w:val="auto"/>
                 <w:sz w:val="20"/>
                 <w:szCs w:val="20"/>
               </w:rPr>
@@ -925,7 +926,7 @@
                 <w:rFonts w:ascii="Verdana" w:hAnsi="Verdana" w:cs="Verdana"/>
                 <w:b/>
                 <w:bCs/>
-                <w:color w:val="006E00"/>
+                <w:color w:val="auto"/>
               </w:rPr>
               <w:t>LAUDO DE CALOR</w:t>
             </w:r>
@@ -951,6 +952,7 @@
               <w:rPr>
                 <w:rFonts w:ascii="Verdana" w:hAnsi="Verdana" w:cs="Verdana"/>
                 <w:b/>
+                <w:color w:val="auto"/>
                 <w:sz w:val="16"/>
                 <w:szCs w:val="16"/>
               </w:rPr>
@@ -958,9 +960,42 @@
             <w:r>
               <w:rPr>
                 <w:noProof/>
-                <w:color w:val="FF0000"/>
-              </w:rPr>
-              <w:t>LOGO</w:t>
+              </w:rPr>
+              <w:drawing>
+                <wp:inline distT="0" distB="0" distL="0" distR="0" wp14:anchorId="45D48679" wp14:editId="05379784">
+                  <wp:extent cx="897255" cy="628015"/>
+                  <wp:effectExtent l="0" t="0" r="0" b="635"/>
+                  <wp:docPr id="9" name="Imagem 9"/>
+                  <wp:cNvGraphicFramePr>
+                    <a:graphicFrameLocks xmlns:a="http://schemas.openxmlformats.org/drawingml/2006/main" noChangeAspect="1"/>
+                  </wp:cNvGraphicFramePr>
+                  <a:graphic xmlns:a="http://schemas.openxmlformats.org/drawingml/2006/main">
+                    <a:graphicData uri="http://schemas.openxmlformats.org/drawingml/2006/picture">
+                      <pic:pic xmlns:pic="http://schemas.openxmlformats.org/drawingml/2006/picture">
+                        <pic:nvPicPr>
+                          <pic:cNvPr id="1" name=""/>
+                          <pic:cNvPicPr/>
+                        </pic:nvPicPr>
+                        <pic:blipFill>
+                          <a:blip r:embed="rId8"/>
+                          <a:stretch>
+                            <a:fillRect/>
+                          </a:stretch>
+                        </pic:blipFill>
+                        <pic:spPr>
+                          <a:xfrm>
+                            <a:off x="0" y="0"/>
+                            <a:ext cx="897255" cy="628015"/>
+                          </a:xfrm>
+                          <a:prstGeom prst="rect">
+                            <a:avLst/>
+                          </a:prstGeom>
+                        </pic:spPr>
+                      </pic:pic>
+                    </a:graphicData>
+                  </a:graphic>
+                </wp:inline>
+              </w:drawing>
             </w:r>
           </w:p>
         </w:tc>
@@ -970,6 +1005,7 @@
       <w:pPr>
         <w:rPr>
           <w:rFonts w:ascii="Verdana" w:hAnsi="Verdana" w:cs="Verdana"/>
+          <w:color w:val="auto"/>
           <w:sz w:val="16"/>
           <w:szCs w:val="16"/>
         </w:rPr>
@@ -1024,6 +1060,7 @@
               <w:spacing w:line="256" w:lineRule="auto"/>
               <w:rPr>
                 <w:rFonts w:ascii="Verdana" w:eastAsia="Times New Roman" w:hAnsi="Verdana" w:cs="Verdana"/>
+                <w:color w:val="auto"/>
                 <w:sz w:val="16"/>
                 <w:szCs w:val="16"/>
               </w:rPr>
@@ -1033,6 +1070,7 @@
                 <w:rFonts w:ascii="Verdana" w:eastAsia="Times New Roman" w:hAnsi="Verdana" w:cs="Verdana"/>
                 <w:b/>
                 <w:bCs/>
+                <w:color w:val="auto"/>
                 <w:sz w:val="16"/>
                 <w:szCs w:val="16"/>
               </w:rPr>
@@ -1067,7 +1105,7 @@
                 <w:rFonts w:ascii="Verdana" w:eastAsia="Times New Roman" w:hAnsi="Verdana" w:cs="Verdana"/>
                 <w:b/>
                 <w:bCs/>
-                <w:color w:val="FF0000"/>
+                <w:color w:val="auto"/>
                 <w:sz w:val="16"/>
                 <w:szCs w:val="16"/>
               </w:rPr>
@@ -1077,7 +1115,7 @@
                 <w:rFonts w:ascii="Verdana" w:eastAsia="Times New Roman" w:hAnsi="Verdana" w:cs="Verdana"/>
                 <w:b/>
                 <w:bCs/>
-                <w:color w:val="FF0000"/>
+                <w:color w:val="auto"/>
                 <w:sz w:val="16"/>
                 <w:szCs w:val="16"/>
               </w:rPr>
@@ -1090,7 +1128,7 @@
               <w:spacing w:line="256" w:lineRule="auto"/>
               <w:rPr>
                 <w:rFonts w:ascii="Verdana" w:eastAsia="Times New Roman" w:hAnsi="Verdana" w:cs="Verdana"/>
-                <w:color w:val="FF0000"/>
+                <w:color w:val="auto"/>
                 <w:sz w:val="16"/>
                 <w:szCs w:val="16"/>
               </w:rPr>
@@ -1098,11 +1136,11 @@
             <w:r>
               <w:rPr>
                 <w:rFonts w:ascii="Verdana" w:eastAsia="Times New Roman" w:hAnsi="Verdana" w:cs="Verdana"/>
-                <w:color w:val="FF0000"/>
+                <w:color w:val="auto"/>
                 <w:sz w:val="16"/>
                 <w:szCs w:val="16"/>
               </w:rPr>
-              <w:t>HD Indústria De Alimentos Ltda</w:t>
+              <w:t>COMERCIAL DAHANA LTDA</w:t>
             </w:r>
           </w:p>
         </w:tc>
@@ -1133,7 +1171,7 @@
                 <w:rFonts w:ascii="Verdana" w:eastAsia="Times New Roman" w:hAnsi="Verdana" w:cs="Verdana"/>
                 <w:b/>
                 <w:bCs/>
-                <w:color w:val="FF0000"/>
+                <w:color w:val="auto"/>
                 <w:sz w:val="16"/>
                 <w:szCs w:val="16"/>
               </w:rPr>
@@ -1143,7 +1181,7 @@
                 <w:rFonts w:ascii="Verdana" w:eastAsia="Times New Roman" w:hAnsi="Verdana" w:cs="Verdana"/>
                 <w:b/>
                 <w:bCs/>
-                <w:color w:val="FF0000"/>
+                <w:color w:val="auto"/>
                 <w:sz w:val="16"/>
                 <w:szCs w:val="16"/>
               </w:rPr>
@@ -1156,7 +1194,7 @@
               <w:spacing w:line="256" w:lineRule="auto"/>
               <w:rPr>
                 <w:rFonts w:ascii="Verdana" w:eastAsia="Times New Roman" w:hAnsi="Verdana" w:cs="Verdana"/>
-                <w:color w:val="FF0000"/>
+                <w:color w:val="auto"/>
                 <w:sz w:val="16"/>
                 <w:szCs w:val="16"/>
               </w:rPr>
@@ -1164,11 +1202,11 @@
             <w:r>
               <w:rPr>
                 <w:rFonts w:ascii="Verdana" w:eastAsia="Times New Roman" w:hAnsi="Verdana" w:cs="Verdana"/>
-                <w:color w:val="FF0000"/>
+                <w:color w:val="auto"/>
                 <w:sz w:val="16"/>
                 <w:szCs w:val="16"/>
               </w:rPr>
-              <w:t>Rua Itapema, Nº. 326</w:t>
+              <w:t>Av. General Olímpio Mourão Filho, 717</w:t>
             </w:r>
           </w:p>
         </w:tc>
@@ -1191,7 +1229,7 @@
                 <w:rFonts w:ascii="Verdana" w:eastAsia="Times New Roman" w:hAnsi="Verdana" w:cs="Verdana"/>
                 <w:b/>
                 <w:bCs/>
-                <w:color w:val="FF0000"/>
+                <w:color w:val="auto"/>
                 <w:sz w:val="16"/>
                 <w:szCs w:val="16"/>
               </w:rPr>
@@ -1201,7 +1239,7 @@
                 <w:rFonts w:ascii="Verdana" w:eastAsia="Times New Roman" w:hAnsi="Verdana" w:cs="Verdana"/>
                 <w:b/>
                 <w:bCs/>
-                <w:color w:val="FF0000"/>
+                <w:color w:val="auto"/>
                 <w:sz w:val="16"/>
                 <w:szCs w:val="16"/>
               </w:rPr>
@@ -1214,7 +1252,7 @@
               <w:spacing w:line="256" w:lineRule="auto"/>
               <w:rPr>
                 <w:rFonts w:ascii="Verdana" w:eastAsia="Times New Roman" w:hAnsi="Verdana" w:cs="Verdana"/>
-                <w:color w:val="FF0000"/>
+                <w:color w:val="auto"/>
                 <w:sz w:val="16"/>
                 <w:szCs w:val="16"/>
               </w:rPr>
@@ -1241,7 +1279,7 @@
                 <w:rFonts w:ascii="Verdana" w:eastAsia="Times New Roman" w:hAnsi="Verdana" w:cs="Verdana"/>
                 <w:b/>
                 <w:bCs/>
-                <w:color w:val="FF0000"/>
+                <w:color w:val="auto"/>
                 <w:sz w:val="16"/>
                 <w:szCs w:val="16"/>
               </w:rPr>
@@ -1251,7 +1289,7 @@
                 <w:rFonts w:ascii="Verdana" w:eastAsia="Times New Roman" w:hAnsi="Verdana" w:cs="Verdana"/>
                 <w:b/>
                 <w:bCs/>
-                <w:color w:val="FF0000"/>
+                <w:color w:val="auto"/>
                 <w:sz w:val="16"/>
                 <w:szCs w:val="16"/>
               </w:rPr>
@@ -1264,7 +1302,7 @@
               <w:spacing w:line="256" w:lineRule="auto"/>
               <w:rPr>
                 <w:rFonts w:ascii="Verdana" w:eastAsia="Times New Roman" w:hAnsi="Verdana" w:cs="Verdana"/>
-                <w:color w:val="FF0000"/>
+                <w:color w:val="auto"/>
                 <w:sz w:val="16"/>
                 <w:szCs w:val="16"/>
               </w:rPr>
@@ -1272,11 +1310,11 @@
             <w:r>
               <w:rPr>
                 <w:rFonts w:ascii="Verdana" w:eastAsia="Times New Roman" w:hAnsi="Verdana" w:cs="Verdana"/>
-                <w:color w:val="FF0000"/>
+                <w:color w:val="auto"/>
                 <w:sz w:val="16"/>
                 <w:szCs w:val="16"/>
               </w:rPr>
-              <w:t>44.888.946/0001-01</w:t>
+              <w:t>00.070.509/0034-79</w:t>
             </w:r>
           </w:p>
         </w:tc>
@@ -1306,7 +1344,7 @@
                 <w:rFonts w:ascii="Verdana" w:eastAsia="Times New Roman" w:hAnsi="Verdana" w:cs="Verdana"/>
                 <w:b/>
                 <w:bCs/>
-                <w:color w:val="FF0000"/>
+                <w:color w:val="auto"/>
                 <w:sz w:val="16"/>
                 <w:szCs w:val="16"/>
               </w:rPr>
@@ -1316,7 +1354,7 @@
                 <w:rFonts w:ascii="Verdana" w:eastAsia="Times New Roman" w:hAnsi="Verdana" w:cs="Verdana"/>
                 <w:b/>
                 <w:bCs/>
-                <w:color w:val="FF0000"/>
+                <w:color w:val="auto"/>
                 <w:sz w:val="16"/>
                 <w:szCs w:val="16"/>
               </w:rPr>
@@ -1329,7 +1367,7 @@
               <w:spacing w:line="256" w:lineRule="auto"/>
               <w:rPr>
                 <w:rFonts w:ascii="Verdana" w:eastAsia="Times New Roman" w:hAnsi="Verdana" w:cs="Verdana"/>
-                <w:color w:val="FF0000"/>
+                <w:color w:val="auto"/>
                 <w:sz w:val="16"/>
                 <w:szCs w:val="16"/>
               </w:rPr>
@@ -1337,11 +1375,11 @@
             <w:r>
               <w:rPr>
                 <w:rFonts w:ascii="Verdana" w:eastAsia="Times New Roman" w:hAnsi="Verdana" w:cs="Verdana"/>
-                <w:color w:val="FF0000"/>
+                <w:color w:val="auto"/>
                 <w:sz w:val="16"/>
                 <w:szCs w:val="16"/>
               </w:rPr>
-              <w:t>30310-490</w:t>
+              <w:t>31710-690</w:t>
             </w:r>
           </w:p>
         </w:tc>
@@ -1365,7 +1403,7 @@
                 <w:rFonts w:ascii="Verdana" w:eastAsia="Times New Roman" w:hAnsi="Verdana" w:cs="Verdana"/>
                 <w:b/>
                 <w:bCs/>
-                <w:color w:val="FF0000"/>
+                <w:color w:val="auto"/>
                 <w:sz w:val="16"/>
                 <w:szCs w:val="16"/>
               </w:rPr>
@@ -1375,7 +1413,7 @@
                 <w:rFonts w:ascii="Verdana" w:eastAsia="Times New Roman" w:hAnsi="Verdana" w:cs="Verdana"/>
                 <w:b/>
                 <w:bCs/>
-                <w:color w:val="FF0000"/>
+                <w:color w:val="auto"/>
                 <w:sz w:val="16"/>
                 <w:szCs w:val="16"/>
               </w:rPr>
@@ -1388,7 +1426,7 @@
               <w:spacing w:line="256" w:lineRule="auto"/>
               <w:rPr>
                 <w:rFonts w:ascii="Verdana" w:eastAsia="Times New Roman" w:hAnsi="Verdana" w:cs="Verdana"/>
-                <w:color w:val="FF0000"/>
+                <w:color w:val="auto"/>
                 <w:sz w:val="16"/>
                 <w:szCs w:val="16"/>
               </w:rPr>
@@ -1396,7 +1434,7 @@
             <w:r>
               <w:rPr>
                 <w:rFonts w:ascii="Verdana" w:eastAsia="Times New Roman" w:hAnsi="Verdana" w:cs="Verdana"/>
-                <w:color w:val="FF0000"/>
+                <w:color w:val="auto"/>
                 <w:sz w:val="16"/>
                 <w:szCs w:val="16"/>
               </w:rPr>
@@ -1424,7 +1462,7 @@
                 <w:rFonts w:ascii="Verdana" w:eastAsia="Times New Roman" w:hAnsi="Verdana" w:cs="Verdana"/>
                 <w:b/>
                 <w:bCs/>
-                <w:color w:val="FF0000"/>
+                <w:color w:val="auto"/>
                 <w:sz w:val="16"/>
                 <w:szCs w:val="16"/>
               </w:rPr>
@@ -1434,7 +1472,7 @@
                 <w:rFonts w:ascii="Verdana" w:eastAsia="Times New Roman" w:hAnsi="Verdana" w:cs="Verdana"/>
                 <w:b/>
                 <w:bCs/>
-                <w:color w:val="FF0000"/>
+                <w:color w:val="auto"/>
                 <w:sz w:val="16"/>
                 <w:szCs w:val="16"/>
               </w:rPr>
@@ -1447,7 +1485,7 @@
               <w:spacing w:line="256" w:lineRule="auto"/>
               <w:rPr>
                 <w:rFonts w:ascii="Verdana" w:eastAsia="Times New Roman" w:hAnsi="Verdana" w:cs="Verdana"/>
-                <w:color w:val="FF0000"/>
+                <w:color w:val="auto"/>
                 <w:sz w:val="16"/>
                 <w:szCs w:val="16"/>
               </w:rPr>
@@ -1455,11 +1493,11 @@
             <w:r>
               <w:rPr>
                 <w:rFonts w:ascii="Verdana" w:eastAsia="Times New Roman" w:hAnsi="Verdana" w:cs="Verdana"/>
-                <w:color w:val="FF0000"/>
+                <w:color w:val="auto"/>
                 <w:sz w:val="16"/>
                 <w:szCs w:val="16"/>
               </w:rPr>
-              <w:t>Anchieta</w:t>
+              <w:t>Planalto</w:t>
             </w:r>
           </w:p>
         </w:tc>
@@ -1483,7 +1521,7 @@
                 <w:rFonts w:ascii="Verdana" w:eastAsia="Times New Roman" w:hAnsi="Verdana" w:cs="Verdana"/>
                 <w:b/>
                 <w:bCs/>
-                <w:color w:val="FF0000"/>
+                <w:color w:val="auto"/>
                 <w:sz w:val="16"/>
                 <w:szCs w:val="16"/>
               </w:rPr>
@@ -1493,7 +1531,7 @@
                 <w:rFonts w:ascii="Verdana" w:eastAsia="Times New Roman" w:hAnsi="Verdana" w:cs="Verdana"/>
                 <w:b/>
                 <w:bCs/>
-                <w:color w:val="FF0000"/>
+                <w:color w:val="auto"/>
                 <w:sz w:val="16"/>
                 <w:szCs w:val="16"/>
               </w:rPr>
@@ -1506,7 +1544,7 @@
               <w:spacing w:line="256" w:lineRule="auto"/>
               <w:rPr>
                 <w:rFonts w:ascii="Verdana" w:eastAsia="Times New Roman" w:hAnsi="Verdana" w:cs="Verdana"/>
-                <w:color w:val="FF0000"/>
+                <w:color w:val="auto"/>
                 <w:sz w:val="16"/>
                 <w:szCs w:val="16"/>
               </w:rPr>
@@ -1514,7 +1552,7 @@
             <w:r>
               <w:rPr>
                 <w:rFonts w:ascii="Verdana" w:eastAsia="Times New Roman" w:hAnsi="Verdana" w:cs="Verdana"/>
-                <w:color w:val="FF0000"/>
+                <w:color w:val="auto"/>
                 <w:sz w:val="16"/>
                 <w:szCs w:val="16"/>
               </w:rPr>
@@ -1548,7 +1586,7 @@
                 <w:rFonts w:ascii="Verdana" w:eastAsia="Times New Roman" w:hAnsi="Verdana" w:cs="Verdana"/>
                 <w:b/>
                 <w:bCs/>
-                <w:color w:val="FF0000"/>
+                <w:color w:val="auto"/>
                 <w:sz w:val="16"/>
                 <w:szCs w:val="16"/>
               </w:rPr>
@@ -1558,7 +1596,7 @@
                 <w:rFonts w:ascii="Verdana" w:eastAsia="Times New Roman" w:hAnsi="Verdana" w:cs="Verdana"/>
                 <w:b/>
                 <w:bCs/>
-                <w:color w:val="FF0000"/>
+                <w:color w:val="auto"/>
                 <w:sz w:val="16"/>
                 <w:szCs w:val="16"/>
               </w:rPr>
@@ -1571,7 +1609,7 @@
               <w:spacing w:line="256" w:lineRule="auto"/>
               <w:rPr>
                 <w:rFonts w:ascii="Verdana" w:eastAsia="Times New Roman" w:hAnsi="Verdana" w:cs="Verdana"/>
-                <w:color w:val="FF0000"/>
+                <w:color w:val="auto"/>
                 <w:sz w:val="16"/>
                 <w:szCs w:val="16"/>
               </w:rPr>
@@ -1579,11 +1617,11 @@
             <w:r>
               <w:rPr>
                 <w:rFonts w:ascii="Verdana" w:eastAsia="Times New Roman" w:hAnsi="Verdana" w:cs="Verdana"/>
-                <w:color w:val="FF0000"/>
+                <w:color w:val="auto"/>
                 <w:sz w:val="16"/>
                 <w:szCs w:val="16"/>
               </w:rPr>
-              <w:t>10.91-1</w:t>
+              <w:t>47.11-3-02</w:t>
             </w:r>
           </w:p>
         </w:tc>
@@ -1607,7 +1645,7 @@
                 <w:rFonts w:ascii="Verdana" w:eastAsia="Times New Roman" w:hAnsi="Verdana" w:cs="Verdana"/>
                 <w:b/>
                 <w:bCs/>
-                <w:color w:val="FF0000"/>
+                <w:color w:val="auto"/>
                 <w:sz w:val="16"/>
                 <w:szCs w:val="16"/>
               </w:rPr>
@@ -1617,7 +1655,7 @@
                 <w:rFonts w:ascii="Verdana" w:eastAsia="Times New Roman" w:hAnsi="Verdana" w:cs="Verdana"/>
                 <w:b/>
                 <w:bCs/>
-                <w:color w:val="FF0000"/>
+                <w:color w:val="auto"/>
                 <w:sz w:val="16"/>
                 <w:szCs w:val="16"/>
               </w:rPr>
@@ -1630,7 +1668,7 @@
               <w:spacing w:line="256" w:lineRule="auto"/>
               <w:rPr>
                 <w:rFonts w:ascii="Verdana" w:eastAsia="Times New Roman" w:hAnsi="Verdana" w:cs="Verdana"/>
-                <w:color w:val="FF0000"/>
+                <w:color w:val="auto"/>
                 <w:sz w:val="16"/>
                 <w:szCs w:val="16"/>
               </w:rPr>
@@ -1638,11 +1676,11 @@
             <w:r>
               <w:rPr>
                 <w:rFonts w:ascii="Verdana" w:eastAsia="Times New Roman" w:hAnsi="Verdana" w:cs="Verdana"/>
-                <w:color w:val="FF0000"/>
+                <w:color w:val="auto"/>
                 <w:sz w:val="16"/>
                 <w:szCs w:val="16"/>
               </w:rPr>
-              <w:t>3</w:t>
+              <w:t>2</w:t>
             </w:r>
           </w:p>
         </w:tc>
@@ -1667,7 +1705,7 @@
                 <w:rFonts w:ascii="Verdana" w:eastAsia="Times New Roman" w:hAnsi="Verdana" w:cs="Verdana"/>
                 <w:b/>
                 <w:bCs/>
-                <w:color w:val="FF0000"/>
+                <w:color w:val="auto"/>
                 <w:sz w:val="16"/>
                 <w:szCs w:val="16"/>
               </w:rPr>
@@ -1677,7 +1715,7 @@
                 <w:rFonts w:ascii="Verdana" w:eastAsia="Times New Roman" w:hAnsi="Verdana" w:cs="Verdana"/>
                 <w:b/>
                 <w:bCs/>
-                <w:color w:val="FF0000"/>
+                <w:color w:val="auto"/>
                 <w:sz w:val="16"/>
                 <w:szCs w:val="16"/>
               </w:rPr>
@@ -1690,7 +1728,7 @@
               <w:spacing w:line="256" w:lineRule="auto"/>
               <w:rPr>
                 <w:rFonts w:ascii="Verdana" w:eastAsia="Times New Roman" w:hAnsi="Verdana" w:cs="Verdana"/>
-                <w:color w:val="FF0000"/>
+                <w:color w:val="auto"/>
                 <w:sz w:val="16"/>
                 <w:szCs w:val="16"/>
               </w:rPr>
@@ -1698,11 +1736,11 @@
             <w:r>
               <w:rPr>
                 <w:rFonts w:ascii="Verdana" w:eastAsia="Times New Roman" w:hAnsi="Verdana" w:cs="Verdana"/>
-                <w:color w:val="FF0000"/>
+                <w:color w:val="auto"/>
                 <w:sz w:val="16"/>
                 <w:szCs w:val="16"/>
               </w:rPr>
-              <w:t>Fabricação de produtos de panificação.</w:t>
+              <w:t>Comércio varejista de mercadorias em geral, com predominância de produtos alimentícios - supermercados</w:t>
             </w:r>
           </w:p>
         </w:tc>
@@ -1732,7 +1770,7 @@
               <w:rPr>
                 <w:rFonts w:ascii="Verdana" w:eastAsia="Times New Roman" w:hAnsi="Verdana" w:cs="Verdana"/>
                 <w:b/>
-                <w:color w:val="FF0000"/>
+                <w:color w:val="auto"/>
                 <w:sz w:val="16"/>
                 <w:szCs w:val="16"/>
               </w:rPr>
@@ -1741,7 +1779,7 @@
               <w:rPr>
                 <w:rFonts w:ascii="Verdana" w:eastAsia="Times New Roman" w:hAnsi="Verdana" w:cs="Verdana"/>
                 <w:b/>
-                <w:color w:val="FF0000"/>
+                <w:color w:val="auto"/>
                 <w:sz w:val="16"/>
                 <w:szCs w:val="16"/>
               </w:rPr>
@@ -1754,7 +1792,7 @@
               <w:spacing w:line="256" w:lineRule="auto"/>
               <w:rPr>
                 <w:rFonts w:ascii="Verdana" w:eastAsia="Times New Roman" w:hAnsi="Verdana" w:cs="Verdana"/>
-                <w:color w:val="FF0000"/>
+                <w:color w:val="auto"/>
                 <w:sz w:val="16"/>
                 <w:szCs w:val="16"/>
               </w:rPr>
@@ -1762,11 +1800,11 @@
             <w:r>
               <w:rPr>
                 <w:rFonts w:ascii="Verdana" w:eastAsia="Times New Roman" w:hAnsi="Verdana" w:cs="Verdana"/>
-                <w:color w:val="FF0000"/>
+                <w:color w:val="auto"/>
                 <w:sz w:val="16"/>
                 <w:szCs w:val="16"/>
               </w:rPr>
-              <w:t>Pedro</w:t>
+              <w:t>Thais Taveira</w:t>
             </w:r>
           </w:p>
         </w:tc>
@@ -1789,7 +1827,7 @@
               <w:rPr>
                 <w:rFonts w:ascii="Verdana" w:eastAsia="Times New Roman" w:hAnsi="Verdana" w:cs="Verdana"/>
                 <w:b/>
-                <w:color w:val="FF0000"/>
+                <w:color w:val="auto"/>
                 <w:sz w:val="16"/>
                 <w:szCs w:val="16"/>
               </w:rPr>
@@ -1798,7 +1836,7 @@
               <w:rPr>
                 <w:rFonts w:ascii="Verdana" w:eastAsia="Times New Roman" w:hAnsi="Verdana" w:cs="Verdana"/>
                 <w:b/>
-                <w:color w:val="FF0000"/>
+                <w:color w:val="auto"/>
                 <w:sz w:val="16"/>
                 <w:szCs w:val="16"/>
               </w:rPr>
@@ -1807,7 +1845,7 @@
             <w:r>
               <w:rPr>
                 <w:rFonts w:ascii="Tahoma" w:eastAsia="Times New Roman" w:hAnsi="Tahoma" w:cs="Tahoma"/>
-                <w:color w:val="FF0000"/>
+                <w:color w:val="auto"/>
                 <w:sz w:val="20"/>
                 <w:szCs w:val="20"/>
               </w:rPr>
@@ -1816,11 +1854,29 @@
             <w:r>
               <w:rPr>
                 <w:rFonts w:ascii="Verdana" w:eastAsia="Times New Roman" w:hAnsi="Verdana" w:cs="Verdana"/>
-                <w:color w:val="FF0000"/>
+                <w:color w:val="auto"/>
                 <w:sz w:val="16"/>
                 <w:szCs w:val="16"/>
               </w:rPr>
-              <w:t>(31) 3287-7022</w:t>
+              <w:t>(31)3359-3389</w:t>
+            </w:r>
+            <w:r>
+              <w:rPr>
+                <w:rFonts w:ascii="Verdana" w:eastAsia="Times New Roman" w:hAnsi="Verdana" w:cs="Verdana"/>
+                <w:color w:val="auto"/>
+                <w:sz w:val="16"/>
+                <w:szCs w:val="16"/>
+              </w:rPr>
+              <w:t xml:space="preserve"> </w:t>
+            </w:r>
+            <w:r>
+              <w:rPr>
+                <w:rFonts w:ascii="Verdana" w:eastAsia="Times New Roman" w:hAnsi="Verdana" w:cs="Verdana"/>
+                <w:color w:val="auto"/>
+                <w:sz w:val="16"/>
+                <w:szCs w:val="16"/>
+              </w:rPr>
+              <w:t>(31)98743-8342</w:t>
             </w:r>
           </w:p>
         </w:tc>
@@ -1844,7 +1900,7 @@
               <w:rPr>
                 <w:rFonts w:ascii="Verdana" w:eastAsia="Times New Roman" w:hAnsi="Verdana" w:cs="Verdana"/>
                 <w:b/>
-                <w:color w:val="FF0000"/>
+                <w:color w:val="auto"/>
                 <w:sz w:val="16"/>
                 <w:szCs w:val="16"/>
               </w:rPr>
@@ -1853,7 +1909,7 @@
               <w:rPr>
                 <w:rFonts w:ascii="Verdana" w:eastAsia="Times New Roman" w:hAnsi="Verdana" w:cs="Verdana"/>
                 <w:b/>
-                <w:color w:val="FF0000"/>
+                <w:color w:val="auto"/>
                 <w:sz w:val="16"/>
                 <w:szCs w:val="16"/>
               </w:rPr>
@@ -1862,12 +1918,21 @@
             <w:r>
               <w:rPr>
                 <w:rFonts w:ascii="Tahoma" w:eastAsia="Times New Roman" w:hAnsi="Tahoma" w:cs="Tahoma"/>
-                <w:color w:val="FF0000"/>
+                <w:color w:val="auto"/>
                 <w:sz w:val="18"/>
                 <w:szCs w:val="18"/>
               </w:rPr>
               <w:br/>
-              <w:t>administrativo199@paoecia.com.br</w:t>
+            </w:r>
+            <w:r>
+              <w:rPr>
+                <w:rFonts w:ascii="Tahoma" w:hAnsi="Tahoma" w:cs="Tahoma"/>
+                <w:spacing w:val="15"/>
+                <w:sz w:val="20"/>
+                <w:szCs w:val="20"/>
+                <w:shd w:val="clear" w:color="auto" w:fill="FFFFFF"/>
+              </w:rPr>
+              <w:t>thais.conde@supernosso.com.br</w:t>
             </w:r>
           </w:p>
         </w:tc>
@@ -1877,6 +1942,7 @@
       <w:pPr>
         <w:rPr>
           <w:rFonts w:ascii="Verdana" w:hAnsi="Verdana" w:cs="Verdana"/>
+          <w:color w:val="auto"/>
           <w:sz w:val="16"/>
           <w:szCs w:val="16"/>
         </w:rPr>
@@ -1933,6 +1999,7 @@
               <w:jc w:val="center"/>
               <w:rPr>
                 <w:rFonts w:ascii="Verdana" w:hAnsi="Verdana" w:cs="Verdana"/>
+                <w:color w:val="auto"/>
                 <w:sz w:val="16"/>
                 <w:szCs w:val="16"/>
               </w:rPr>
@@ -1942,6 +2009,7 @@
                 <w:rFonts w:ascii="Verdana" w:hAnsi="Verdana" w:cs="Verdana"/>
                 <w:b/>
                 <w:bCs/>
+                <w:color w:val="auto"/>
                 <w:sz w:val="16"/>
                 <w:szCs w:val="16"/>
               </w:rPr>
@@ -1977,7 +2045,7 @@
               <w:jc w:val="right"/>
               <w:rPr>
                 <w:rFonts w:ascii="Verdana" w:hAnsi="Verdana" w:cs="Verdana"/>
-                <w:color w:val="FF0000"/>
+                <w:color w:val="auto"/>
                 <w:sz w:val="16"/>
                 <w:szCs w:val="16"/>
               </w:rPr>
@@ -1987,166 +2055,120 @@
                 <w:rFonts w:ascii="Verdana" w:hAnsi="Verdana" w:cs="Verdana"/>
                 <w:b/>
                 <w:bCs/>
-                <w:color w:val="FF0000"/>
+                <w:color w:val="auto"/>
                 <w:sz w:val="16"/>
                 <w:szCs w:val="16"/>
               </w:rPr>
-              <w:t xml:space="preserve">CONTAGEM, </w:t>
-            </w:r>
+              <w:t>BELO HORIZONTE, MAIO DE 2026.</w:t>
+            </w:r>
+          </w:p>
+          <w:p>
+            <w:pPr>
+              <w:spacing w:line="320" w:lineRule="atLeast"/>
+              <w:rPr>
+                <w:rFonts w:ascii="Verdana" w:hAnsi="Verdana" w:cs="Verdana"/>
+                <w:color w:val="auto"/>
+                <w:sz w:val="16"/>
+                <w:szCs w:val="16"/>
+              </w:rPr>
+            </w:pPr>
+          </w:p>
+          <w:p>
+            <w:pPr>
+              <w:spacing w:line="320" w:lineRule="atLeast"/>
+              <w:rPr>
+                <w:rFonts w:ascii="Verdana" w:hAnsi="Verdana" w:cs="Verdana"/>
+                <w:color w:val="auto"/>
+                <w:sz w:val="16"/>
+                <w:szCs w:val="16"/>
+              </w:rPr>
+            </w:pPr>
+          </w:p>
+          <w:p>
+            <w:pPr>
+              <w:spacing w:line="320" w:lineRule="atLeast"/>
+              <w:rPr>
+                <w:rFonts w:ascii="Verdana" w:hAnsi="Verdana" w:cs="Verdana"/>
+                <w:b/>
+                <w:color w:val="auto"/>
+                <w:sz w:val="16"/>
+                <w:szCs w:val="16"/>
+              </w:rPr>
+            </w:pPr>
             <w:r>
               <w:rPr>
                 <w:rFonts w:ascii="Verdana" w:hAnsi="Verdana" w:cs="Verdana"/>
                 <w:b/>
                 <w:bCs/>
-                <w:color w:val="FF0000"/>
+                <w:color w:val="auto"/>
                 <w:sz w:val="16"/>
                 <w:szCs w:val="16"/>
               </w:rPr>
-              <w:t xml:space="preserve">JULHO </w:t>
-            </w:r>
-            <w:r>
+              <w:t xml:space="preserve">A </w:t>
+            </w:r>
+          </w:p>
+          <w:p>
+            <w:pPr>
+              <w:spacing w:line="320" w:lineRule="atLeast"/>
               <w:rPr>
                 <w:rFonts w:ascii="Verdana" w:hAnsi="Verdana" w:cs="Verdana"/>
                 <w:b/>
                 <w:bCs/>
-                <w:color w:val="FF0000"/>
+                <w:color w:val="auto"/>
                 <w:sz w:val="16"/>
                 <w:szCs w:val="16"/>
               </w:rPr>
-              <w:t>DE 20</w:t>
-            </w:r>
+            </w:pPr>
             <w:r>
               <w:rPr>
                 <w:rFonts w:ascii="Verdana" w:hAnsi="Verdana" w:cs="Verdana"/>
                 <w:b/>
                 <w:bCs/>
-                <w:color w:val="FF0000"/>
+                <w:color w:val="auto"/>
                 <w:sz w:val="16"/>
                 <w:szCs w:val="16"/>
               </w:rPr>
-              <w:t>22</w:t>
-            </w:r>
+              <w:t>COMERCIAL DAHANA LTDA</w:t>
+            </w:r>
+          </w:p>
+          <w:p>
+            <w:pPr>
+              <w:spacing w:line="320" w:lineRule="atLeast"/>
+              <w:ind w:right="57"/>
+              <w:rPr>
+                <w:rFonts w:ascii="Verdana" w:hAnsi="Verdana" w:cs="Verdana"/>
+                <w:color w:val="auto"/>
+                <w:sz w:val="16"/>
+                <w:szCs w:val="16"/>
+              </w:rPr>
+            </w:pPr>
             <w:r>
               <w:rPr>
                 <w:rFonts w:ascii="Verdana" w:hAnsi="Verdana" w:cs="Verdana"/>
                 <w:b/>
                 <w:bCs/>
-                <w:color w:val="FF0000"/>
+                <w:color w:val="auto"/>
                 <w:sz w:val="16"/>
                 <w:szCs w:val="16"/>
               </w:rPr>
-              <w:t>.</w:t>
-            </w:r>
-          </w:p>
-          <w:p>
-            <w:pPr>
-              <w:spacing w:line="320" w:lineRule="atLeast"/>
+              <w:t>REF.: LAUDO DE CALOR</w:t>
+            </w:r>
+            <w:r>
               <w:rPr>
                 <w:rFonts w:ascii="Verdana" w:hAnsi="Verdana" w:cs="Verdana"/>
+                <w:color w:val="auto"/>
                 <w:sz w:val="16"/>
                 <w:szCs w:val="16"/>
               </w:rPr>
-            </w:pPr>
+              <w:t xml:space="preserve">  </w:t>
+            </w:r>
           </w:p>
           <w:p>
             <w:pPr>
               <w:spacing w:line="320" w:lineRule="atLeast"/>
               <w:rPr>
                 <w:rFonts w:ascii="Verdana" w:hAnsi="Verdana" w:cs="Verdana"/>
-                <w:sz w:val="16"/>
-                <w:szCs w:val="16"/>
-              </w:rPr>
-            </w:pPr>
-          </w:p>
-          <w:p>
-            <w:pPr>
-              <w:spacing w:line="320" w:lineRule="atLeast"/>
-              <w:rPr>
-                <w:rFonts w:ascii="Verdana" w:hAnsi="Verdana" w:cs="Verdana"/>
-                <w:b/>
-                <w:color w:val="000000" w:themeColor="text1"/>
-                <w:sz w:val="16"/>
-                <w:szCs w:val="16"/>
-              </w:rPr>
-            </w:pPr>
-            <w:r>
-              <w:rPr>
-                <w:rFonts w:ascii="Verdana" w:hAnsi="Verdana" w:cs="Verdana"/>
-                <w:b/>
-                <w:bCs/>
-                <w:color w:val="000000" w:themeColor="text1"/>
-                <w:sz w:val="16"/>
-                <w:szCs w:val="16"/>
-              </w:rPr>
-              <w:t xml:space="preserve">A </w:t>
-            </w:r>
-          </w:p>
-          <w:p>
-            <w:pPr>
-              <w:spacing w:line="320" w:lineRule="atLeast"/>
-              <w:rPr>
-                <w:rFonts w:ascii="Verdana" w:hAnsi="Verdana" w:cs="Verdana"/>
-                <w:b/>
-                <w:bCs/>
-                <w:sz w:val="16"/>
-                <w:szCs w:val="16"/>
-              </w:rPr>
-            </w:pPr>
-            <w:r>
-              <w:rPr>
-                <w:rFonts w:ascii="Verdana" w:hAnsi="Verdana" w:cs="Verdana"/>
-                <w:b/>
-                <w:bCs/>
-                <w:sz w:val="16"/>
-                <w:szCs w:val="16"/>
-              </w:rPr>
-              <w:t>NOME DA EMPRESA</w:t>
-            </w:r>
-          </w:p>
-          <w:p>
-            <w:pPr>
-              <w:spacing w:line="320" w:lineRule="atLeast"/>
-              <w:ind w:right="57"/>
-              <w:rPr>
-                <w:rFonts w:ascii="Verdana" w:hAnsi="Verdana" w:cs="Verdana"/>
-                <w:sz w:val="16"/>
-                <w:szCs w:val="16"/>
-              </w:rPr>
-            </w:pPr>
-            <w:r>
-              <w:rPr>
-                <w:rFonts w:ascii="Verdana" w:hAnsi="Verdana" w:cs="Verdana"/>
-                <w:b/>
-                <w:bCs/>
-                <w:sz w:val="16"/>
-                <w:szCs w:val="16"/>
-              </w:rPr>
-              <w:t xml:space="preserve">REF.: </w:t>
-            </w:r>
-            <w:r>
-              <w:rPr>
-                <w:rFonts w:ascii="Verdana" w:hAnsi="Verdana" w:cs="Verdana"/>
-                <w:b/>
-                <w:bCs/>
-                <w:sz w:val="16"/>
-                <w:szCs w:val="16"/>
-              </w:rPr>
-              <w:t>LAUDO DE CALOR</w:t>
-            </w:r>
-            <w:r>
-              <w:rPr>
-                <w:rFonts w:ascii="Verdana" w:hAnsi="Verdana" w:cs="Verdana"/>
-                <w:sz w:val="16"/>
-                <w:szCs w:val="16"/>
-              </w:rPr>
-              <w:t xml:space="preserve">  </w:t>
-            </w:r>
-          </w:p>
-          <w:p>
-            <w:pPr>
-              <w:spacing w:line="320" w:lineRule="atLeast"/>
-              <w:rPr>
-                <w:rFonts w:ascii="Verdana" w:hAnsi="Verdana" w:cs="Verdana"/>
+                <w:color w:val="auto"/>
                 <w:sz w:val="16"/>
                 <w:szCs w:val="16"/>
               </w:rPr>
@@ -2159,6 +2181,7 @@
               <w:jc w:val="both"/>
               <w:rPr>
                 <w:rFonts w:ascii="Verdana" w:hAnsi="Verdana" w:cs="Verdana"/>
+                <w:color w:val="auto"/>
                 <w:sz w:val="16"/>
                 <w:szCs w:val="16"/>
               </w:rPr>
@@ -2166,6 +2189,7 @@
             <w:r>
               <w:rPr>
                 <w:rFonts w:ascii="Verdana" w:hAnsi="Verdana" w:cs="Verdana"/>
+                <w:color w:val="auto"/>
                 <w:sz w:val="16"/>
                 <w:szCs w:val="16"/>
               </w:rPr>
@@ -2179,6 +2203,7 @@
               <w:jc w:val="both"/>
               <w:rPr>
                 <w:rFonts w:ascii="Verdana" w:hAnsi="Verdana" w:cs="Verdana"/>
+                <w:color w:val="auto"/>
                 <w:sz w:val="16"/>
                 <w:szCs w:val="16"/>
               </w:rPr>
@@ -2191,6 +2216,7 @@
               <w:jc w:val="both"/>
               <w:rPr>
                 <w:rFonts w:ascii="Verdana" w:hAnsi="Verdana" w:cs="Verdana"/>
+                <w:color w:val="auto"/>
                 <w:sz w:val="16"/>
                 <w:szCs w:val="16"/>
               </w:rPr>
@@ -2198,58 +2224,11 @@
             <w:r>
               <w:rPr>
                 <w:rFonts w:ascii="Verdana" w:hAnsi="Verdana" w:cs="Verdana"/>
+                <w:color w:val="auto"/>
                 <w:sz w:val="16"/>
                 <w:szCs w:val="16"/>
               </w:rPr>
-              <w:t xml:space="preserve">É com imenso prazer que cumprimos mais uma meta de nossos trabalhos junto a vossa empresa no intuito de cumprir com os dispositivos legais exigidos pelas normativas vigentes referentes a riscos ambientais, tendo como foco maior identificar as exposições </w:t>
-            </w:r>
-            <w:r>
-              <w:rPr>
-                <w:rFonts w:ascii="Verdana" w:hAnsi="Verdana" w:cs="Verdana"/>
-                <w:sz w:val="16"/>
-                <w:szCs w:val="16"/>
-              </w:rPr>
-              <w:t>do agente físico calor proveniente do processo produtivo da empresa</w:t>
-            </w:r>
-            <w:r>
-              <w:rPr>
-                <w:rFonts w:ascii="Verdana" w:hAnsi="Verdana" w:cs="Verdana"/>
-                <w:sz w:val="16"/>
-                <w:szCs w:val="16"/>
-              </w:rPr>
-              <w:t>, tudo em conformidade ao que estabelece a NR-15</w:t>
-            </w:r>
-            <w:r>
-              <w:rPr>
-                <w:rFonts w:ascii="Verdana" w:hAnsi="Verdana" w:cs="Verdana"/>
-                <w:sz w:val="16"/>
-                <w:szCs w:val="16"/>
-              </w:rPr>
-              <w:t xml:space="preserve"> e NR-09</w:t>
-            </w:r>
-            <w:r>
-              <w:rPr>
-                <w:rFonts w:ascii="Verdana" w:hAnsi="Verdana" w:cs="Verdana"/>
-                <w:sz w:val="16"/>
-                <w:szCs w:val="16"/>
-              </w:rPr>
-              <w:t xml:space="preserve">, através de seu Anexo </w:t>
-            </w:r>
-            <w:r>
-              <w:rPr>
-                <w:rFonts w:ascii="Verdana" w:hAnsi="Verdana" w:cs="Verdana"/>
-                <w:sz w:val="16"/>
-                <w:szCs w:val="16"/>
-              </w:rPr>
-              <w:t>3</w:t>
-            </w:r>
-            <w:r>
-              <w:rPr>
-                <w:rFonts w:ascii="Verdana" w:hAnsi="Verdana" w:cs="Verdana"/>
-                <w:sz w:val="16"/>
-                <w:szCs w:val="16"/>
-              </w:rPr>
-              <w:t>, da Portaria 3218/78.</w:t>
+              <w:t>É com imenso prazer que cumprimos mais uma meta de nossos trabalhos junto a vossa empresa no intuito de cumprir com os dispositivos legais exigidos pelas normativas vigentes referentes a riscos ambientais, tendo como foco maior identificar as exposições do agente físico calor proveniente do processo produtivo da empresa, tudo em conformidade ao que estabelece a NR-15 e NR-09, através de seu Anexo 3, da Portaria 3218/78.</w:t>
             </w:r>
           </w:p>
           <w:p>
@@ -2259,6 +2238,7 @@
               <w:jc w:val="both"/>
               <w:rPr>
                 <w:rFonts w:ascii="Verdana" w:hAnsi="Verdana" w:cs="Verdana"/>
+                <w:color w:val="auto"/>
                 <w:sz w:val="16"/>
                 <w:szCs w:val="16"/>
               </w:rPr>
@@ -2271,6 +2251,7 @@
               <w:jc w:val="both"/>
               <w:rPr>
                 <w:rFonts w:ascii="Verdana" w:hAnsi="Verdana" w:cs="Verdana"/>
+                <w:color w:val="auto"/>
                 <w:sz w:val="16"/>
                 <w:szCs w:val="16"/>
               </w:rPr>
@@ -2278,26 +2259,11 @@
             <w:r>
               <w:rPr>
                 <w:rFonts w:ascii="Verdana" w:hAnsi="Verdana" w:cs="Verdana"/>
+                <w:color w:val="auto"/>
                 <w:sz w:val="16"/>
                 <w:szCs w:val="16"/>
               </w:rPr>
-              <w:t xml:space="preserve">Em assim sendo estamos lhe repassando este documento denominado de Laudo das Condições Ambientais / Calor, o qual tem por finalidade identificar os diversos setores possíveis </w:t>
-            </w:r>
-            <w:r>
-              <w:rPr>
-                <w:rFonts w:ascii="Verdana" w:hAnsi="Verdana" w:cs="Verdana"/>
-                <w:sz w:val="16"/>
-                <w:szCs w:val="16"/>
-              </w:rPr>
-              <w:t>condições insalubres estabelecidas</w:t>
-            </w:r>
-            <w:r>
-              <w:rPr>
-                <w:rFonts w:ascii="Verdana" w:hAnsi="Verdana" w:cs="Verdana"/>
-                <w:sz w:val="16"/>
-                <w:szCs w:val="16"/>
-              </w:rPr>
-              <w:t xml:space="preserve"> pela normativa mencionada, assim como recomendações para neutralizá-los ou eliminá-los através de melhorias ambientais ou por ações individuais para cada Colaborador neles lotados. </w:t>
+              <w:t xml:space="preserve">Em assim sendo estamos lhe repassando este documento denominado de Laudo das Condições Ambientais / Calor, o qual tem por finalidade identificar os diversos setores possíveis condições insalubres estabelecidas pela normativa mencionada, assim como recomendações para neutralizá-los ou eliminá-los através de melhorias ambientais ou por ações individuais para cada Colaborador neles lotados. </w:t>
             </w:r>
           </w:p>
           <w:p>
@@ -2307,6 +2273,7 @@
               <w:jc w:val="both"/>
               <w:rPr>
                 <w:rFonts w:ascii="Verdana" w:hAnsi="Verdana" w:cs="Verdana"/>
+                <w:color w:val="auto"/>
                 <w:sz w:val="16"/>
                 <w:szCs w:val="16"/>
               </w:rPr>
@@ -2319,6 +2286,7 @@
               <w:jc w:val="both"/>
               <w:rPr>
                 <w:rFonts w:ascii="Verdana" w:hAnsi="Verdana" w:cs="Verdana"/>
+                <w:color w:val="auto"/>
                 <w:sz w:val="16"/>
                 <w:szCs w:val="16"/>
               </w:rPr>
@@ -2326,6 +2294,7 @@
             <w:r>
               <w:rPr>
                 <w:rFonts w:ascii="Verdana" w:hAnsi="Verdana" w:cs="Verdana"/>
+                <w:color w:val="auto"/>
                 <w:sz w:val="16"/>
                 <w:szCs w:val="16"/>
               </w:rPr>
@@ -2339,6 +2308,7 @@
               <w:jc w:val="both"/>
               <w:rPr>
                 <w:rFonts w:ascii="Verdana" w:hAnsi="Verdana" w:cs="Verdana"/>
+                <w:color w:val="auto"/>
                 <w:sz w:val="16"/>
                 <w:szCs w:val="16"/>
               </w:rPr>
@@ -2351,6 +2321,7 @@
               <w:jc w:val="both"/>
               <w:rPr>
                 <w:rFonts w:ascii="Verdana" w:hAnsi="Verdana" w:cs="Verdana"/>
+                <w:color w:val="auto"/>
                 <w:sz w:val="16"/>
                 <w:szCs w:val="16"/>
               </w:rPr>
@@ -2358,6 +2329,7 @@
             <w:r>
               <w:rPr>
                 <w:noProof/>
+                <w:color w:val="auto"/>
               </w:rPr>
               <w:drawing>
                 <wp:anchor distT="114300" distB="114300" distL="114300" distR="114300" simplePos="0" relativeHeight="251666432" behindDoc="0" locked="0" layoutInCell="1" hidden="0" allowOverlap="1" wp14:anchorId="0D47730E" wp14:editId="08A331F5">
@@ -2371,17 +2343,17 @@
                   <wp:extent cx="2637790" cy="514350"/>
                   <wp:effectExtent l="0" t="0" r="0" b="0"/>
                   <wp:wrapNone/>
-                  <wp:docPr id="7" name="image1.png" descr="Logotipo&#10;&#10;O conteúdo gerado por IA pode estar incorreto."/>
+                  <wp:docPr id="7" name="image1.png" descr="Logotipo  O conteúdo gerado por IA pode estar incorreto."/>
                   <wp:cNvGraphicFramePr/>
                   <a:graphic xmlns:a="http://schemas.openxmlformats.org/drawingml/2006/main">
                     <a:graphicData uri="http://schemas.openxmlformats.org/drawingml/2006/picture">
                       <pic:pic xmlns:pic="http://schemas.openxmlformats.org/drawingml/2006/picture">
                         <pic:nvPicPr>
-                          <pic:cNvPr id="1900288745" name="image1.png" descr="Logotipo&#10;&#10;O conteúdo gerado por IA pode estar incorreto."/>
+                          <pic:cNvPr id="1900288745" name="image1.png" descr="Logotipo  O conteúdo gerado por IA pode estar incorreto."/>
                           <pic:cNvPicPr preferRelativeResize="0"/>
                         </pic:nvPicPr>
                         <pic:blipFill>
-                          <a:blip r:embed="rId8"/>
+                          <a:blip r:embed="rId9"/>
                           <a:srcRect l="-4520" b="15383"/>
                           <a:stretch>
                             <a:fillRect/>
@@ -2412,6 +2384,7 @@
             <w:r>
               <w:rPr>
                 <w:rFonts w:ascii="Verdana" w:hAnsi="Verdana" w:cs="Verdana"/>
+                <w:color w:val="auto"/>
                 <w:sz w:val="16"/>
                 <w:szCs w:val="16"/>
               </w:rPr>
@@ -2425,6 +2398,7 @@
               <w:jc w:val="both"/>
               <w:rPr>
                 <w:rFonts w:ascii="Verdana" w:hAnsi="Verdana" w:cs="Verdana"/>
+                <w:color w:val="auto"/>
                 <w:sz w:val="16"/>
                 <w:szCs w:val="16"/>
               </w:rPr>
@@ -2437,6 +2411,7 @@
               <w:jc w:val="both"/>
               <w:rPr>
                 <w:rFonts w:ascii="Verdana" w:hAnsi="Verdana" w:cs="Verdana"/>
+                <w:color w:val="auto"/>
                 <w:sz w:val="16"/>
                 <w:szCs w:val="16"/>
               </w:rPr>
@@ -2449,6 +2424,7 @@
               <w:jc w:val="both"/>
               <w:rPr>
                 <w:rFonts w:ascii="Verdana" w:hAnsi="Verdana" w:cs="Verdana"/>
+                <w:color w:val="auto"/>
                 <w:sz w:val="16"/>
                 <w:szCs w:val="16"/>
               </w:rPr>
@@ -2461,6 +2437,7 @@
               <w:jc w:val="both"/>
               <w:rPr>
                 <w:rFonts w:ascii="Verdana" w:hAnsi="Verdana" w:cs="Verdana"/>
+                <w:color w:val="auto"/>
                 <w:sz w:val="16"/>
                 <w:szCs w:val="16"/>
               </w:rPr>
@@ -2481,6 +2458,7 @@
               <w:jc w:val="center"/>
               <w:rPr>
                 <w:rFonts w:ascii="Verdana" w:hAnsi="Verdana" w:cs="Verdana"/>
+                <w:color w:val="auto"/>
                 <w:sz w:val="16"/>
                 <w:szCs w:val="16"/>
               </w:rPr>
@@ -2490,6 +2468,7 @@
                 <w:rFonts w:ascii="Verdana" w:hAnsi="Verdana" w:cs="Verdana"/>
                 <w:i/>
                 <w:iCs/>
+                <w:color w:val="auto"/>
                 <w:sz w:val="16"/>
                 <w:szCs w:val="16"/>
               </w:rPr>
@@ -2503,6 +2482,7 @@
       <w:pPr>
         <w:rPr>
           <w:rFonts w:ascii="Verdana" w:hAnsi="Verdana" w:cs="Verdana"/>
+          <w:color w:val="auto"/>
           <w:sz w:val="16"/>
           <w:szCs w:val="16"/>
         </w:rPr>
@@ -2512,6 +2492,7 @@
       <w:pPr>
         <w:rPr>
           <w:rFonts w:ascii="Verdana" w:hAnsi="Verdana" w:cs="Verdana"/>
+          <w:color w:val="auto"/>
           <w:sz w:val="16"/>
           <w:szCs w:val="16"/>
         </w:rPr>
@@ -2519,6 +2500,7 @@
       <w:r>
         <w:rPr>
           <w:rFonts w:ascii="Verdana" w:hAnsi="Verdana" w:cs="Verdana"/>
+          <w:color w:val="auto"/>
           <w:sz w:val="16"/>
           <w:szCs w:val="16"/>
         </w:rPr>
@@ -2572,6 +2554,7 @@
               <w:jc w:val="center"/>
               <w:rPr>
                 <w:rFonts w:ascii="Verdana" w:hAnsi="Verdana" w:cs="Verdana"/>
+                <w:color w:val="auto"/>
                 <w:sz w:val="16"/>
                 <w:szCs w:val="16"/>
               </w:rPr>
@@ -2581,6 +2564,7 @@
                 <w:rFonts w:ascii="Verdana" w:hAnsi="Verdana" w:cs="Verdana"/>
                 <w:b/>
                 <w:bCs/>
+                <w:color w:val="auto"/>
                 <w:sz w:val="16"/>
                 <w:szCs w:val="16"/>
               </w:rPr>
@@ -2632,6 +2616,7 @@
             <w:r>
               <w:rPr>
                 <w:rFonts w:ascii="Verdana" w:hAnsi="Verdana" w:cs="Verdana"/>
+                <w:color w:val="auto"/>
                 <w:sz w:val="16"/>
                 <w:szCs w:val="16"/>
               </w:rPr>
@@ -2640,6 +2625,7 @@
             <w:r>
               <w:rPr>
                 <w:rFonts w:ascii="Verdana" w:hAnsi="Verdana" w:cs="Verdana"/>
+                <w:color w:val="auto"/>
                 <w:sz w:val="16"/>
                 <w:szCs w:val="16"/>
               </w:rPr>
@@ -2648,6 +2634,7 @@
             <w:r>
               <w:rPr>
                 <w:rFonts w:ascii="Verdana" w:hAnsi="Verdana" w:cs="Verdana"/>
+                <w:color w:val="auto"/>
                 <w:sz w:val="16"/>
                 <w:szCs w:val="16"/>
               </w:rPr>
@@ -2656,6 +2643,7 @@
             <w:r>
               <w:rPr>
                 <w:noProof/>
+                <w:color w:val="auto"/>
               </w:rPr>
               <w:t>I – METODOLOGIA</w:t>
             </w:r>
@@ -2675,7 +2663,7 @@
               <w:rPr>
                 <w:noProof/>
               </w:rPr>
-              <w:instrText xml:space="preserve"> PAGEREF _Toc48032015 \h </w:instrText>
+              <w:instrText xml:space="preserve"> PAGEREF _Toc229467710 \h </w:instrText>
             </w:r>
             <w:r>
               <w:rPr>
@@ -2692,7 +2680,7 @@
               <w:rPr>
                 <w:noProof/>
               </w:rPr>
-              <w:t>6</w:t>
+              <w:t>4</w:t>
             </w:r>
             <w:r>
               <w:rPr>
@@ -2721,6 +2709,7 @@
             <w:r>
               <w:rPr>
                 <w:noProof/>
+                <w:color w:val="auto"/>
               </w:rPr>
               <w:t>II - EQUIPAMENTOS</w:t>
             </w:r>
@@ -2740,7 +2729,7 @@
               <w:rPr>
                 <w:noProof/>
               </w:rPr>
-              <w:instrText xml:space="preserve"> PAGEREF _Toc48032016 \h </w:instrText>
+              <w:instrText xml:space="preserve"> PAGEREF _Toc229467711 \h </w:instrText>
             </w:r>
             <w:r>
               <w:rPr>
@@ -2757,7 +2746,7 @@
               <w:rPr>
                 <w:noProof/>
               </w:rPr>
-              <w:t>7</w:t>
+              <w:t>6</w:t>
             </w:r>
             <w:r>
               <w:rPr>
@@ -2786,6 +2775,7 @@
             <w:r>
               <w:rPr>
                 <w:noProof/>
+                <w:color w:val="auto"/>
               </w:rPr>
               <w:t>III - FUNDAMENTAÇÃO LEGAL</w:t>
             </w:r>
@@ -2805,7 +2795,7 @@
               <w:rPr>
                 <w:noProof/>
               </w:rPr>
-              <w:instrText xml:space="preserve"> PAGEREF _Toc48032017 \h </w:instrText>
+              <w:instrText xml:space="preserve"> PAGEREF _Toc229467712 \h </w:instrText>
             </w:r>
             <w:r>
               <w:rPr>
@@ -2822,7 +2812,7 @@
               <w:rPr>
                 <w:noProof/>
               </w:rPr>
-              <w:t>7</w:t>
+              <w:t>6</w:t>
             </w:r>
             <w:r>
               <w:rPr>
@@ -2851,6 +2841,7 @@
             <w:r>
               <w:rPr>
                 <w:noProof/>
+                <w:color w:val="auto"/>
               </w:rPr>
               <w:t>IV – PLANILHAS DE AVALIAÇÕES POR PONTO</w:t>
             </w:r>
@@ -2870,7 +2861,7 @@
               <w:rPr>
                 <w:noProof/>
               </w:rPr>
-              <w:instrText xml:space="preserve"> PAGEREF _Toc48032018 \h </w:instrText>
+              <w:instrText xml:space="preserve"> PAGEREF _Toc229467713 \h </w:instrText>
             </w:r>
             <w:r>
               <w:rPr>
@@ -2887,7 +2878,7 @@
               <w:rPr>
                 <w:noProof/>
               </w:rPr>
-              <w:t>8</w:t>
+              <w:t>7</w:t>
             </w:r>
             <w:r>
               <w:rPr>
@@ -2915,7 +2906,7 @@
               <w:rPr>
                 <w:noProof/>
               </w:rPr>
-              <w:t>Avaliação 01 -  descarga – envernizadora de refletores</w:t>
+              <w:t>Avaliação 01 – Departamento: PADARIA</w:t>
             </w:r>
             <w:r>
               <w:rPr>
@@ -2933,7 +2924,7 @@
               <w:rPr>
                 <w:noProof/>
               </w:rPr>
-              <w:instrText xml:space="preserve"> PAGEREF _Toc48032019 \h </w:instrText>
+              <w:instrText xml:space="preserve"> PAGEREF _Toc229467714 \h </w:instrText>
             </w:r>
             <w:r>
               <w:rPr>
@@ -2950,7 +2941,133 @@
               <w:rPr>
                 <w:noProof/>
               </w:rPr>
-              <w:t>8</w:t>
+              <w:t>7</w:t>
+            </w:r>
+            <w:r>
+              <w:rPr>
+                <w:noProof/>
+              </w:rPr>
+              <w:fldChar w:fldCharType="end"/>
+            </w:r>
+          </w:p>
+          <w:p>
+            <w:pPr>
+              <w:pStyle w:val="Sumrio2"/>
+              <w:tabs>
+                <w:tab w:val="right" w:leader="dot" w:pos="10457"/>
+              </w:tabs>
+              <w:rPr>
+                <w:rFonts w:cstheme="minorBidi"/>
+                <w:smallCaps w:val="0"/>
+                <w:noProof/>
+                <w:color w:val="auto"/>
+                <w:sz w:val="22"/>
+                <w:szCs w:val="22"/>
+              </w:rPr>
+            </w:pPr>
+            <w:r>
+              <w:rPr>
+                <w:noProof/>
+              </w:rPr>
+              <w:t>Avaliação 02 – Departamento: COZINHA</w:t>
+            </w:r>
+            <w:r>
+              <w:rPr>
+                <w:noProof/>
+              </w:rPr>
+              <w:tab/>
+            </w:r>
+            <w:r>
+              <w:rPr>
+                <w:noProof/>
+              </w:rPr>
+              <w:fldChar w:fldCharType="begin"/>
+            </w:r>
+            <w:r>
+              <w:rPr>
+                <w:noProof/>
+              </w:rPr>
+              <w:instrText xml:space="preserve"> PAGEREF _Toc229467715 \h </w:instrText>
+            </w:r>
+            <w:r>
+              <w:rPr>
+                <w:noProof/>
+              </w:rPr>
+            </w:r>
+            <w:r>
+              <w:rPr>
+                <w:noProof/>
+              </w:rPr>
+              <w:fldChar w:fldCharType="separate"/>
+            </w:r>
+            <w:r>
+              <w:rPr>
+                <w:noProof/>
+              </w:rPr>
+              <w:t>9</w:t>
+            </w:r>
+            <w:r>
+              <w:rPr>
+                <w:noProof/>
+              </w:rPr>
+              <w:fldChar w:fldCharType="end"/>
+            </w:r>
+          </w:p>
+          <w:p>
+            <w:pPr>
+              <w:pStyle w:val="Sumrio2"/>
+              <w:tabs>
+                <w:tab w:val="right" w:leader="dot" w:pos="10457"/>
+              </w:tabs>
+              <w:rPr>
+                <w:rFonts w:cstheme="minorBidi"/>
+                <w:smallCaps w:val="0"/>
+                <w:noProof/>
+                <w:color w:val="auto"/>
+                <w:sz w:val="22"/>
+                <w:szCs w:val="22"/>
+              </w:rPr>
+            </w:pPr>
+            <w:r>
+              <w:rPr>
+                <w:noProof/>
+              </w:rPr>
+              <w:t>Avaliação 03 – Departamento: SUSHI</w:t>
+            </w:r>
+            <w:r>
+              <w:rPr>
+                <w:noProof/>
+              </w:rPr>
+              <w:tab/>
+            </w:r>
+            <w:r>
+              <w:rPr>
+                <w:noProof/>
+              </w:rPr>
+              <w:fldChar w:fldCharType="begin"/>
+            </w:r>
+            <w:r>
+              <w:rPr>
+                <w:noProof/>
+              </w:rPr>
+              <w:instrText xml:space="preserve"> PAGEREF _Toc229467716 \h </w:instrText>
+            </w:r>
+            <w:r>
+              <w:rPr>
+                <w:noProof/>
+              </w:rPr>
+            </w:r>
+            <w:r>
+              <w:rPr>
+                <w:noProof/>
+              </w:rPr>
+              <w:fldChar w:fldCharType="separate"/>
+            </w:r>
+            <w:r>
+              <w:rPr>
+                <w:noProof/>
+              </w:rPr>
+              <w:t>11</w:t>
             </w:r>
             <w:r>
               <w:rPr>
@@ -2979,6 +3096,7 @@
             <w:r>
               <w:rPr>
                 <w:noProof/>
+                <w:color w:val="auto"/>
               </w:rPr>
               <w:t>V – CERTIFICADO DE CALIBRAÇÃO DO TERMÔMETRO</w:t>
             </w:r>
@@ -2998,7 +3116,7 @@
               <w:rPr>
                 <w:noProof/>
               </w:rPr>
-              <w:instrText xml:space="preserve"> PAGEREF _Toc48032020 \h </w:instrText>
+              <w:instrText xml:space="preserve"> PAGEREF _Toc229467717 \h </w:instrText>
             </w:r>
             <w:r>
               <w:rPr>
@@ -3015,7 +3133,7 @@
               <w:rPr>
                 <w:noProof/>
               </w:rPr>
-              <w:t>9</w:t>
+              <w:t>12</w:t>
             </w:r>
             <w:r>
               <w:rPr>
@@ -3031,61 +3149,148 @@
                 <w:tab w:val="right" w:leader="dot" w:pos="10457"/>
               </w:tabs>
               <w:rPr>
+                <w:rFonts w:cstheme="minorBidi"/>
+                <w:b w:val="0"/>
+                <w:bCs w:val="0"/>
+                <w:caps w:val="0"/>
+                <w:noProof/>
+                <w:color w:val="auto"/>
+                <w:sz w:val="22"/>
+                <w:szCs w:val="22"/>
+              </w:rPr>
+            </w:pPr>
+            <w:r>
+              <w:rPr>
+                <w:noProof/>
+                <w:color w:val="auto"/>
+              </w:rPr>
+              <w:t>VI– RESPONSABILIDADE TÉCNICA</w:t>
+            </w:r>
+            <w:r>
+              <w:rPr>
+                <w:noProof/>
+              </w:rPr>
+              <w:tab/>
+            </w:r>
+            <w:r>
+              <w:rPr>
+                <w:noProof/>
+              </w:rPr>
+              <w:fldChar w:fldCharType="begin"/>
+            </w:r>
+            <w:r>
+              <w:rPr>
+                <w:noProof/>
+              </w:rPr>
+              <w:instrText xml:space="preserve"> PAGEREF _Toc229467719 \h </w:instrText>
+            </w:r>
+            <w:r>
+              <w:rPr>
+                <w:noProof/>
+              </w:rPr>
+            </w:r>
+            <w:r>
+              <w:rPr>
+                <w:noProof/>
+              </w:rPr>
+              <w:fldChar w:fldCharType="separate"/>
+            </w:r>
+            <w:r>
+              <w:rPr>
+                <w:noProof/>
+              </w:rPr>
+              <w:t>13</w:t>
+            </w:r>
+            <w:r>
+              <w:rPr>
+                <w:noProof/>
+              </w:rPr>
+              <w:fldChar w:fldCharType="end"/>
+            </w:r>
+          </w:p>
+          <w:p>
+            <w:pPr>
+              <w:pStyle w:val="Sumrio1"/>
+              <w:tabs>
+                <w:tab w:val="right" w:leader="dot" w:pos="10457"/>
+              </w:tabs>
+              <w:rPr>
+                <w:rFonts w:cstheme="minorBidi"/>
+                <w:b w:val="0"/>
+                <w:bCs w:val="0"/>
+                <w:caps w:val="0"/>
+                <w:noProof/>
+                <w:color w:val="auto"/>
+                <w:sz w:val="22"/>
+                <w:szCs w:val="22"/>
+              </w:rPr>
+            </w:pPr>
+            <w:r>
+              <w:rPr>
+                <w:noProof/>
+                <w:color w:val="auto"/>
+              </w:rPr>
+              <w:t>VII– ANOTAÇÕES E RESPOSABILIDADE TÉCNICA</w:t>
+            </w:r>
+            <w:r>
+              <w:rPr>
+                <w:noProof/>
+              </w:rPr>
+              <w:tab/>
+            </w:r>
+            <w:r>
+              <w:rPr>
+                <w:noProof/>
+              </w:rPr>
+              <w:fldChar w:fldCharType="begin"/>
+            </w:r>
+            <w:r>
+              <w:rPr>
+                <w:noProof/>
+              </w:rPr>
+              <w:instrText xml:space="preserve"> PAGEREF _Toc229467720 \h </w:instrText>
+            </w:r>
+            <w:r>
+              <w:rPr>
+                <w:noProof/>
+              </w:rPr>
+            </w:r>
+            <w:r>
+              <w:rPr>
+                <w:noProof/>
+              </w:rPr>
+              <w:fldChar w:fldCharType="separate"/>
+            </w:r>
+            <w:r>
+              <w:rPr>
+                <w:noProof/>
+              </w:rPr>
+              <w:t>14</w:t>
+            </w:r>
+            <w:r>
+              <w:rPr>
+                <w:noProof/>
+              </w:rPr>
+              <w:fldChar w:fldCharType="end"/>
+            </w:r>
+          </w:p>
+          <w:p>
+            <w:pPr>
+              <w:pStyle w:val="Sumrio1"/>
+              <w:tabs>
+                <w:tab w:val="right" w:leader="dot" w:pos="10457"/>
+              </w:tabs>
+              <w:rPr>
                 <w:rFonts w:ascii="Verdana" w:hAnsi="Verdana" w:cs="Verdana"/>
+                <w:color w:val="auto"/>
                 <w:sz w:val="16"/>
                 <w:szCs w:val="16"/>
               </w:rPr>
             </w:pPr>
             <w:r>
               <w:rPr>
-                <w:noProof/>
-              </w:rPr>
-              <w:t>VI– RESPONSABILIDADE TÉCNICA</w:t>
-            </w:r>
-            <w:r>
-              <w:rPr>
-                <w:noProof/>
-              </w:rPr>
-              <w:tab/>
-            </w:r>
-            <w:r>
-              <w:rPr>
-                <w:noProof/>
-              </w:rPr>
-              <w:fldChar w:fldCharType="begin"/>
-            </w:r>
-            <w:r>
-              <w:rPr>
-                <w:noProof/>
-              </w:rPr>
-              <w:instrText xml:space="preserve"> PAGEREF _Toc48032022 \h </w:instrText>
-            </w:r>
-            <w:r>
-              <w:rPr>
-                <w:noProof/>
-              </w:rPr>
-            </w:r>
-            <w:r>
-              <w:rPr>
-                <w:noProof/>
-              </w:rPr>
-              <w:fldChar w:fldCharType="separate"/>
-            </w:r>
-            <w:r>
-              <w:rPr>
-                <w:noProof/>
-              </w:rPr>
-              <w:t>10</w:t>
-            </w:r>
-            <w:r>
-              <w:rPr>
-                <w:noProof/>
-              </w:rPr>
-              <w:fldChar w:fldCharType="end"/>
-            </w:r>
-            <w:r>
-              <w:rPr>
                 <w:rFonts w:ascii="Verdana" w:hAnsi="Verdana" w:cs="Verdana"/>
+                <w:color w:val="auto"/>
                 <w:sz w:val="16"/>
                 <w:szCs w:val="16"/>
               </w:rPr>
@@ -3096,10 +3301,16 @@
       </w:tr>
     </w:tbl>
     <w:p>
+      <w:pPr>
+        <w:rPr>
+          <w:color w:val="auto"/>
+        </w:rPr>
+      </w:pPr>
       <w:r>
         <w:rPr>
           <w:b/>
           <w:bCs/>
+          <w:color w:val="auto"/>
         </w:rPr>
         <w:br w:type="page"/>
       </w:r>
@@ -3144,26 +3355,28 @@
           <w:p>
             <w:pPr>
               <w:pStyle w:val="1TOPICO"/>
-            </w:pPr>
-            <w:r>
-              <w:lastRenderedPageBreak/>
+              <w:rPr>
+                <w:color w:val="auto"/>
+              </w:rPr>
+            </w:pPr>
+            <w:r>
+              <w:rPr>
+                <w:color w:val="auto"/>
+              </w:rPr>
               <w:br w:type="page"/>
             </w:r>
-            <w:bookmarkStart w:id="0" w:name="_Toc22905048"/>
-            <w:bookmarkStart w:id="1" w:name="_Toc29203392"/>
-            <w:bookmarkStart w:id="2" w:name="_Toc48032015"/>
-            <w:r>
-              <w:t xml:space="preserve">I </w:t>
-            </w:r>
-            <w:r>
-              <w:t>–</w:t>
-            </w:r>
-            <w:r>
-              <w:t xml:space="preserve"> METODOLOGIA</w:t>
-            </w:r>
-            <w:bookmarkEnd w:id="0"/>
+            <w:bookmarkStart w:id="1" w:name="_Toc22905048"/>
+            <w:bookmarkStart w:id="2" w:name="_Toc29203392"/>
+            <w:bookmarkStart w:id="3" w:name="_Toc229467710"/>
+            <w:r>
+              <w:rPr>
+                <w:color w:val="auto"/>
+              </w:rPr>
+              <w:t>I – METODOLOGIA</w:t>
+            </w:r>
             <w:bookmarkEnd w:id="1"/>
             <w:bookmarkEnd w:id="2"/>
+            <w:bookmarkEnd w:id="3"/>
           </w:p>
         </w:tc>
       </w:tr>
@@ -3189,6 +3402,7 @@
               <w:jc w:val="both"/>
               <w:rPr>
                 <w:rFonts w:ascii="Tahoma" w:hAnsi="Tahoma" w:cs="Tahoma"/>
+                <w:color w:val="auto"/>
                 <w:sz w:val="20"/>
                 <w:szCs w:val="20"/>
                 <w:shd w:val="clear" w:color="auto" w:fill="FFFFFF"/>
@@ -3197,156 +3411,61 @@
             <w:r>
               <w:rPr>
                 <w:rFonts w:ascii="Tahoma" w:hAnsi="Tahoma" w:cs="Tahoma"/>
+                <w:color w:val="auto"/>
                 <w:sz w:val="20"/>
                 <w:szCs w:val="20"/>
                 <w:shd w:val="clear" w:color="auto" w:fill="FFFFFF"/>
               </w:rPr>
-              <w:t>As temperaturas a serem medidas são a temperatura de bulbo úmido natural (</w:t>
-            </w:r>
-            <w:proofErr w:type="spellStart"/>
-            <w:r>
+              <w:t>As temperaturas a serem medidas são a temperatura de bulbo úmido natural (tbn) e a temperatura de globo (tg). As leituras das temperaturas foram iniciadas após a estabilização (25 minutos) do conjunto na situação térmica que foi avaliada. Foram realizadas cinco leituras para que as variações entre elas estejam dentro de um intervalo de + ou - 0,4 ºC. Os valores que foram atribuídos ao "tg", ao "tbn" e ao "tbs", correspondem às medidas de leitura, respectiva a cada temperatura, contidas no referido intervalo. O tempo de duração de cada atividade física identificada foi determinado por meio de cinco cronometragens obtidas observando-se o trabalhador na execução de seu trabalho. Foi registrado em planilha de campo. Tudo em conformidade com a NHO-06 da FUNDACENTRO e Anexo 03 da Norma Regulamentadora N°09 da Portaria 3214/78.</w:t>
+            </w:r>
+          </w:p>
+          <w:p>
+            <w:pPr>
+              <w:ind w:left="57" w:right="57"/>
+              <w:jc w:val="both"/>
               <w:rPr>
                 <w:rFonts w:ascii="Tahoma" w:hAnsi="Tahoma" w:cs="Tahoma"/>
+                <w:color w:val="auto"/>
                 <w:sz w:val="20"/>
                 <w:szCs w:val="20"/>
                 <w:shd w:val="clear" w:color="auto" w:fill="FFFFFF"/>
               </w:rPr>
-              <w:t>tbn</w:t>
-            </w:r>
-            <w:proofErr w:type="spellEnd"/>
-            <w:r>
+            </w:pPr>
+          </w:p>
+          <w:p>
+            <w:pPr>
+              <w:ind w:left="57" w:right="57"/>
+              <w:jc w:val="both"/>
               <w:rPr>
                 <w:rFonts w:ascii="Tahoma" w:hAnsi="Tahoma" w:cs="Tahoma"/>
+                <w:color w:val="auto"/>
                 <w:sz w:val="20"/>
                 <w:szCs w:val="20"/>
                 <w:shd w:val="clear" w:color="auto" w:fill="FFFFFF"/>
               </w:rPr>
-              <w:t>) e a temperatura de globo (</w:t>
-            </w:r>
-            <w:proofErr w:type="spellStart"/>
+            </w:pPr>
             <w:r>
               <w:rPr>
                 <w:rFonts w:ascii="Tahoma" w:hAnsi="Tahoma" w:cs="Tahoma"/>
+                <w:color w:val="auto"/>
                 <w:sz w:val="20"/>
                 <w:szCs w:val="20"/>
                 <w:shd w:val="clear" w:color="auto" w:fill="FFFFFF"/>
               </w:rPr>
-              <w:t>tg</w:t>
-            </w:r>
-            <w:proofErr w:type="spellEnd"/>
-            <w:r>
+              <w:t>O limite de tolerância da avaliação deverá ser consultado nos quadros I e II do anexo 03 da Norma Regulamentadora n°09 ou n°15, bem como o quadro 02 da NHO 06 da FUNDACENTRO.</w:t>
+            </w:r>
+          </w:p>
+          <w:p>
+            <w:pPr>
+              <w:ind w:left="57" w:right="57"/>
+              <w:jc w:val="both"/>
               <w:rPr>
                 <w:rFonts w:ascii="Tahoma" w:hAnsi="Tahoma" w:cs="Tahoma"/>
+                <w:color w:val="auto"/>
                 <w:sz w:val="20"/>
                 <w:szCs w:val="20"/>
                 <w:shd w:val="clear" w:color="auto" w:fill="FFFFFF"/>
               </w:rPr>
-              <w:t>). As leituras das temperaturas foram iniciadas após a estabilização (25 minutos) do conjunto na situação térmica que foi avaliada. Foram realizadas cinco leituras para que as variações entre elas estejam dentro de um intervalo de + ou - 0,4 ºC. Os valores que foram atribuídos ao "</w:t>
-            </w:r>
-            <w:proofErr w:type="spellStart"/>
-            <w:r>
-              <w:rPr>
-                <w:rFonts w:ascii="Tahoma" w:hAnsi="Tahoma" w:cs="Tahoma"/>
-                <w:sz w:val="20"/>
-                <w:szCs w:val="20"/>
-                <w:shd w:val="clear" w:color="auto" w:fill="FFFFFF"/>
-              </w:rPr>
-              <w:t>tg</w:t>
-            </w:r>
-            <w:proofErr w:type="spellEnd"/>
-            <w:r>
-              <w:rPr>
-                <w:rFonts w:ascii="Tahoma" w:hAnsi="Tahoma" w:cs="Tahoma"/>
-                <w:sz w:val="20"/>
-                <w:szCs w:val="20"/>
-                <w:shd w:val="clear" w:color="auto" w:fill="FFFFFF"/>
-              </w:rPr>
-              <w:t>", ao "</w:t>
-            </w:r>
-            <w:proofErr w:type="spellStart"/>
-            <w:r>
-              <w:rPr>
-                <w:rFonts w:ascii="Tahoma" w:hAnsi="Tahoma" w:cs="Tahoma"/>
-                <w:sz w:val="20"/>
-                <w:szCs w:val="20"/>
-                <w:shd w:val="clear" w:color="auto" w:fill="FFFFFF"/>
-              </w:rPr>
-              <w:t>tbn</w:t>
-            </w:r>
-            <w:proofErr w:type="spellEnd"/>
-            <w:r>
-              <w:rPr>
-                <w:rFonts w:ascii="Tahoma" w:hAnsi="Tahoma" w:cs="Tahoma"/>
-                <w:sz w:val="20"/>
-                <w:szCs w:val="20"/>
-                <w:shd w:val="clear" w:color="auto" w:fill="FFFFFF"/>
-              </w:rPr>
-              <w:t>" e ao "</w:t>
-            </w:r>
-            <w:proofErr w:type="spellStart"/>
-            <w:r>
-              <w:rPr>
-                <w:rFonts w:ascii="Tahoma" w:hAnsi="Tahoma" w:cs="Tahoma"/>
-                <w:sz w:val="20"/>
-                <w:szCs w:val="20"/>
-                <w:shd w:val="clear" w:color="auto" w:fill="FFFFFF"/>
-              </w:rPr>
-              <w:t>tbs</w:t>
-            </w:r>
-            <w:proofErr w:type="spellEnd"/>
-            <w:r>
-              <w:rPr>
-                <w:rFonts w:ascii="Tahoma" w:hAnsi="Tahoma" w:cs="Tahoma"/>
-                <w:sz w:val="20"/>
-                <w:szCs w:val="20"/>
-                <w:shd w:val="clear" w:color="auto" w:fill="FFFFFF"/>
-              </w:rPr>
-              <w:t>", correspondem às medidas de leitura, respectiva a cada temperatura, contidas no referido intervalo. O tempo de duração de cada atividade física identificada foi determinado por meio de cinco cronometragens obtidas observando-se o trabalhador na execução de seu trabalho. Foi registrado em planilha de campo. Tudo em conformidade com a NHO-06 da FUNDACENTRO e Anexo 03 da Norma Regulamentadora N°09 da Portaria 3214/78.</w:t>
-            </w:r>
-          </w:p>
-          <w:p>
-            <w:pPr>
-              <w:ind w:left="57" w:right="57"/>
-              <w:jc w:val="both"/>
-              <w:rPr>
-                <w:rFonts w:ascii="Tahoma" w:hAnsi="Tahoma" w:cs="Tahoma"/>
-                <w:sz w:val="20"/>
-                <w:szCs w:val="20"/>
-                <w:shd w:val="clear" w:color="auto" w:fill="FFFFFF"/>
-              </w:rPr>
-            </w:pPr>
-          </w:p>
-          <w:p>
-            <w:pPr>
-              <w:ind w:left="57" w:right="57"/>
-              <w:jc w:val="both"/>
-              <w:rPr>
-                <w:rFonts w:ascii="Tahoma" w:hAnsi="Tahoma" w:cs="Tahoma"/>
-                <w:sz w:val="20"/>
-                <w:szCs w:val="20"/>
-                <w:shd w:val="clear" w:color="auto" w:fill="FFFFFF"/>
-              </w:rPr>
-            </w:pPr>
-            <w:r>
-              <w:rPr>
-                <w:rFonts w:ascii="Tahoma" w:hAnsi="Tahoma" w:cs="Tahoma"/>
-                <w:sz w:val="20"/>
-                <w:szCs w:val="20"/>
-                <w:shd w:val="clear" w:color="auto" w:fill="FFFFFF"/>
-              </w:rPr>
-              <w:t>O limite de tolerância da avaliação deverá ser consultado nos quadros I e II do anexo 03 da Norma Regulamentadora n°09 ou n°15, bem como o quadro 02 da NHO 06 da FUNDACENTRO.</w:t>
-            </w:r>
-          </w:p>
-          <w:p>
-            <w:pPr>
-              <w:ind w:left="57" w:right="57"/>
-              <w:jc w:val="both"/>
-              <w:rPr>
-                <w:rFonts w:ascii="Tahoma" w:hAnsi="Tahoma" w:cs="Tahoma"/>
-                <w:sz w:val="20"/>
-                <w:szCs w:val="20"/>
-                <w:shd w:val="clear" w:color="auto" w:fill="FFFFFF"/>
-              </w:rPr>
             </w:pPr>
           </w:p>
           <w:p>
@@ -3355,6 +3474,7 @@
               <w:jc w:val="center"/>
               <w:rPr>
                 <w:rFonts w:ascii="Verdana" w:hAnsi="Verdana"/>
+                <w:color w:val="auto"/>
                 <w:sz w:val="16"/>
                 <w:szCs w:val="16"/>
               </w:rPr>
@@ -3362,8 +3482,8 @@
             <w:r>
               <w:rPr>
                 <w:noProof/>
-              </w:rPr>
-              <w:lastRenderedPageBreak/>
+                <w:color w:val="auto"/>
+              </w:rPr>
               <w:drawing>
                 <wp:inline distT="0" distB="0" distL="0" distR="0" wp14:anchorId="727730AA" wp14:editId="6192DCEC">
                   <wp:extent cx="5495925" cy="7219950"/>
@@ -3380,7 +3500,7 @@
                           <pic:cNvPicPr/>
                         </pic:nvPicPr>
                         <pic:blipFill>
-                          <a:blip r:embed="rId9"/>
+                          <a:blip r:embed="rId10"/>
                           <a:stretch>
                             <a:fillRect/>
                           </a:stretch>
@@ -3405,12 +3525,17 @@
       </w:tr>
     </w:tbl>
     <w:p>
+      <w:pPr>
+        <w:rPr>
+          <w:color w:val="auto"/>
+        </w:rPr>
+      </w:pPr>
       <w:r>
         <w:rPr>
           <w:b/>
           <w:bCs/>
+          <w:color w:val="auto"/>
         </w:rPr>
-        <w:lastRenderedPageBreak/>
         <w:br w:type="page"/>
       </w:r>
     </w:p>
@@ -3454,25 +3579,31 @@
           <w:p>
             <w:pPr>
               <w:pStyle w:val="1TOPICO"/>
+              <w:rPr>
+                <w:color w:val="auto"/>
+              </w:rPr>
             </w:pPr>
             <w:r>
               <w:rPr>
                 <w:rFonts w:ascii="Arial" w:hAnsi="Arial" w:cs="Arial"/>
+                <w:color w:val="auto"/>
                 <w:sz w:val="24"/>
                 <w:szCs w:val="24"/>
               </w:rPr>
-              <w:lastRenderedPageBreak/>
               <w:br w:type="page"/>
             </w:r>
-            <w:bookmarkStart w:id="3" w:name="_Toc22905049"/>
-            <w:bookmarkStart w:id="4" w:name="_Toc29203393"/>
-            <w:bookmarkStart w:id="5" w:name="_Toc48032016"/>
-            <w:r>
+            <w:bookmarkStart w:id="4" w:name="_Toc22905049"/>
+            <w:bookmarkStart w:id="5" w:name="_Toc29203393"/>
+            <w:bookmarkStart w:id="6" w:name="_Toc229467711"/>
+            <w:r>
+              <w:rPr>
+                <w:color w:val="auto"/>
+              </w:rPr>
               <w:t>II - EQUIPAMENTOS</w:t>
             </w:r>
-            <w:bookmarkEnd w:id="3"/>
             <w:bookmarkEnd w:id="4"/>
             <w:bookmarkEnd w:id="5"/>
+            <w:bookmarkEnd w:id="6"/>
           </w:p>
         </w:tc>
       </w:tr>
@@ -3497,6 +3628,7 @@
               <w:jc w:val="both"/>
               <w:rPr>
                 <w:rFonts w:ascii="Verdana" w:hAnsi="Verdana"/>
+                <w:color w:val="auto"/>
                 <w:sz w:val="16"/>
                 <w:szCs w:val="16"/>
               </w:rPr>
@@ -3507,6 +3639,7 @@
               <w:jc w:val="both"/>
               <w:rPr>
                 <w:rFonts w:ascii="Verdana" w:hAnsi="Verdana"/>
+                <w:color w:val="auto"/>
                 <w:sz w:val="16"/>
                 <w:szCs w:val="16"/>
               </w:rPr>
@@ -3514,6 +3647,7 @@
             <w:r>
               <w:rPr>
                 <w:noProof/>
+                <w:color w:val="auto"/>
               </w:rPr>
               <w:drawing>
                 <wp:anchor distT="0" distB="0" distL="114300" distR="114300" simplePos="0" relativeHeight="251662336" behindDoc="0" locked="0" layoutInCell="1" allowOverlap="1" wp14:anchorId="5A322A9E" wp14:editId="5199C3EB">
@@ -3541,7 +3675,7 @@
                           </pic:cNvPicPr>
                         </pic:nvPicPr>
                         <pic:blipFill>
-                          <a:blip r:embed="rId10">
+                          <a:blip r:embed="rId11">
                             <a:extLst>
                               <a:ext uri="{28A0092B-C50C-407E-A947-70E740481C1C}">
                                 <a14:useLocalDpi xmlns:a14="http://schemas.microsoft.com/office/drawing/2010/main" val="0"/>
@@ -3581,70 +3715,11 @@
             <w:r>
               <w:rPr>
                 <w:rFonts w:ascii="Verdana" w:hAnsi="Verdana"/>
+                <w:color w:val="auto"/>
                 <w:sz w:val="16"/>
                 <w:szCs w:val="16"/>
               </w:rPr>
-              <w:t xml:space="preserve">Termômetro de Globo </w:t>
-            </w:r>
-            <w:proofErr w:type="spellStart"/>
-            <w:r>
-              <w:rPr>
-                <w:rFonts w:ascii="Verdana" w:hAnsi="Verdana"/>
-                <w:sz w:val="16"/>
-                <w:szCs w:val="16"/>
-              </w:rPr>
-              <w:t>Pro</w:t>
-            </w:r>
-            <w:r>
-              <w:rPr>
-                <w:rFonts w:ascii="Verdana" w:hAnsi="Verdana"/>
-                <w:sz w:val="16"/>
-                <w:szCs w:val="16"/>
-              </w:rPr>
-              <w:t>temp</w:t>
-            </w:r>
-            <w:proofErr w:type="spellEnd"/>
-            <w:r>
-              <w:rPr>
-                <w:rFonts w:ascii="Verdana" w:hAnsi="Verdana"/>
-                <w:sz w:val="16"/>
-                <w:szCs w:val="16"/>
-              </w:rPr>
-              <w:t xml:space="preserve"> </w:t>
-            </w:r>
-            <w:r>
-              <w:rPr>
-                <w:rFonts w:ascii="Verdana" w:hAnsi="Verdana"/>
-                <w:sz w:val="16"/>
-                <w:szCs w:val="16"/>
-              </w:rPr>
-              <w:t>4</w:t>
-            </w:r>
-            <w:r>
-              <w:rPr>
-                <w:rFonts w:ascii="Verdana" w:hAnsi="Verdana"/>
-                <w:sz w:val="16"/>
-                <w:szCs w:val="16"/>
-              </w:rPr>
-              <w:t xml:space="preserve"> – </w:t>
-            </w:r>
-            <w:proofErr w:type="spellStart"/>
-            <w:r>
-              <w:rPr>
-                <w:rFonts w:ascii="Verdana" w:hAnsi="Verdana"/>
-                <w:sz w:val="16"/>
-                <w:szCs w:val="16"/>
-              </w:rPr>
-              <w:t>Griffer</w:t>
-            </w:r>
-            <w:proofErr w:type="spellEnd"/>
-            <w:r>
-              <w:rPr>
-                <w:rFonts w:ascii="Verdana" w:hAnsi="Verdana"/>
-                <w:sz w:val="16"/>
-                <w:szCs w:val="16"/>
-              </w:rPr>
-              <w:t>.</w:t>
+              <w:t>Termômetro de Globo Net.Temp – Chrompack Smart TEMP | S/N: IBU0000000209 | Calibração: 24/03/2026 | Certificado Nº 180.646</w:t>
             </w:r>
           </w:p>
         </w:tc>
@@ -3679,31 +3754,40 @@
           <w:p>
             <w:pPr>
               <w:pStyle w:val="1TOPICO"/>
-            </w:pPr>
-            <w:r>
+              <w:rPr>
+                <w:color w:val="auto"/>
+              </w:rPr>
+            </w:pPr>
+            <w:r>
+              <w:rPr>
+                <w:color w:val="auto"/>
+              </w:rPr>
               <w:br w:type="page"/>
             </w:r>
             <w:r>
+              <w:rPr>
+                <w:color w:val="auto"/>
+              </w:rPr>
               <w:br w:type="page"/>
             </w:r>
             <w:r>
+              <w:rPr>
+                <w:color w:val="auto"/>
+              </w:rPr>
               <w:br w:type="page"/>
             </w:r>
-            <w:bookmarkStart w:id="6" w:name="_Toc22905052"/>
-            <w:bookmarkStart w:id="7" w:name="_Toc29203396"/>
-            <w:bookmarkStart w:id="8" w:name="_Toc48032017"/>
-            <w:r>
-              <w:t>III</w:t>
-            </w:r>
-            <w:r>
-              <w:t xml:space="preserve"> - </w:t>
-            </w:r>
-            <w:r>
-              <w:t>FUNDAMENTAÇÃO LEGAL</w:t>
-            </w:r>
-            <w:bookmarkEnd w:id="6"/>
+            <w:bookmarkStart w:id="7" w:name="_Toc22905052"/>
+            <w:bookmarkStart w:id="8" w:name="_Toc29203396"/>
+            <w:bookmarkStart w:id="9" w:name="_Toc229467712"/>
+            <w:r>
+              <w:rPr>
+                <w:color w:val="auto"/>
+              </w:rPr>
+              <w:t>III - FUNDAMENTAÇÃO LEGAL</w:t>
+            </w:r>
             <w:bookmarkEnd w:id="7"/>
             <w:bookmarkEnd w:id="8"/>
+            <w:bookmarkEnd w:id="9"/>
           </w:p>
         </w:tc>
       </w:tr>
@@ -3740,6 +3824,7 @@
               <w:jc w:val="both"/>
               <w:rPr>
                 <w:rFonts w:ascii="Verdana" w:hAnsi="Verdana" w:cs="Verdana"/>
+                <w:color w:val="auto"/>
                 <w:sz w:val="16"/>
                 <w:szCs w:val="16"/>
               </w:rPr>
@@ -3756,6 +3841,7 @@
               <w:jc w:val="both"/>
               <w:rPr>
                 <w:rFonts w:ascii="Verdana" w:hAnsi="Verdana" w:cs="Verdana"/>
+                <w:color w:val="auto"/>
                 <w:sz w:val="16"/>
                 <w:szCs w:val="16"/>
               </w:rPr>
@@ -3763,42 +3849,11 @@
             <w:r>
               <w:rPr>
                 <w:rFonts w:ascii="Verdana" w:hAnsi="Verdana" w:cs="Verdana"/>
+                <w:color w:val="auto"/>
                 <w:sz w:val="16"/>
                 <w:szCs w:val="16"/>
               </w:rPr>
-              <w:t xml:space="preserve">Portaria 3214/78 da secretaria especial do Trabalho, vinculado ao Ministério da Economia, mais precisamente em seu Anexo </w:t>
-            </w:r>
-            <w:r>
-              <w:rPr>
-                <w:rFonts w:ascii="Verdana" w:hAnsi="Verdana" w:cs="Verdana"/>
-                <w:sz w:val="16"/>
-                <w:szCs w:val="16"/>
-              </w:rPr>
-              <w:t>3</w:t>
-            </w:r>
-            <w:r>
-              <w:rPr>
-                <w:rFonts w:ascii="Verdana" w:hAnsi="Verdana" w:cs="Verdana"/>
-                <w:sz w:val="16"/>
-                <w:szCs w:val="16"/>
-              </w:rPr>
-              <w:t xml:space="preserve"> da Norma Regulamentadora n°15</w:t>
-            </w:r>
-            <w:r>
-              <w:rPr>
-                <w:rFonts w:ascii="Verdana" w:hAnsi="Verdana" w:cs="Verdana"/>
-                <w:sz w:val="16"/>
-                <w:szCs w:val="16"/>
-              </w:rPr>
-              <w:t xml:space="preserve"> e n°09</w:t>
-            </w:r>
-            <w:r>
-              <w:rPr>
-                <w:rFonts w:ascii="Verdana" w:hAnsi="Verdana" w:cs="Verdana"/>
-                <w:sz w:val="16"/>
-                <w:szCs w:val="16"/>
-              </w:rPr>
-              <w:t>.</w:t>
+              <w:t>Portaria 3214/78 da secretaria especial do Trabalho, vinculado ao Ministério da Economia, mais precisamente em seu Anexo 3 da Norma Regulamentadora n°15 e n°09.</w:t>
             </w:r>
           </w:p>
           <w:p>
@@ -3807,6 +3862,7 @@
               <w:jc w:val="both"/>
               <w:rPr>
                 <w:rFonts w:ascii="Verdana" w:hAnsi="Verdana" w:cs="Verdana"/>
+                <w:color w:val="auto"/>
                 <w:sz w:val="16"/>
                 <w:szCs w:val="16"/>
               </w:rPr>
@@ -3823,6 +3879,7 @@
               <w:jc w:val="both"/>
               <w:rPr>
                 <w:rFonts w:ascii="Verdana" w:hAnsi="Verdana" w:cs="Verdana"/>
+                <w:color w:val="auto"/>
                 <w:sz w:val="16"/>
                 <w:szCs w:val="16"/>
               </w:rPr>
@@ -3830,18 +3887,11 @@
             <w:r>
               <w:rPr>
                 <w:rFonts w:ascii="Verdana" w:hAnsi="Verdana" w:cs="Verdana"/>
+                <w:color w:val="auto"/>
                 <w:sz w:val="16"/>
                 <w:szCs w:val="16"/>
               </w:rPr>
-              <w:t xml:space="preserve">NHO – 06 - </w:t>
-            </w:r>
-            <w:r>
-              <w:rPr>
-                <w:rFonts w:ascii="Verdana" w:hAnsi="Verdana" w:cs="Verdana"/>
-                <w:sz w:val="16"/>
-                <w:szCs w:val="16"/>
-              </w:rPr>
-              <w:t>FUNDACENTRO - Fundação Jorge Duprat Figueiredo de Segurança e Medicina do Trabalho.</w:t>
+              <w:t>NHO – 06 - FUNDACENTRO - Fundação Jorge Duprat Figueiredo de Segurança e Medicina do Trabalho.</w:t>
             </w:r>
           </w:p>
           <w:p>
@@ -3850,6 +3900,7 @@
               <w:jc w:val="both"/>
               <w:rPr>
                 <w:rFonts w:ascii="Verdana" w:hAnsi="Verdana" w:cs="Verdana"/>
+                <w:color w:val="auto"/>
                 <w:sz w:val="16"/>
                 <w:szCs w:val="16"/>
               </w:rPr>
@@ -3862,16 +3913,23 @@
       <w:pPr>
         <w:rPr>
           <w:rFonts w:ascii="Verdana" w:hAnsi="Verdana" w:cs="Verdana"/>
+          <w:color w:val="auto"/>
           <w:sz w:val="16"/>
           <w:szCs w:val="16"/>
         </w:rPr>
       </w:pPr>
     </w:p>
     <w:p>
+      <w:pPr>
+        <w:rPr>
+          <w:color w:val="auto"/>
+        </w:rPr>
+      </w:pPr>
       <w:r>
         <w:rPr>
           <w:b/>
           <w:bCs/>
+          <w:color w:val="auto"/>
         </w:rPr>
         <w:br w:type="page"/>
       </w:r>
@@ -3886,14 +3944,15 @@
         <w:rPr>
           <w:b/>
           <w:bCs/>
+          <w:color w:val="auto"/>
         </w:rPr>
         <w:sectPr>
-          <w:headerReference w:type="even" r:id="rId11"/>
-          <w:headerReference w:type="default" r:id="rId12"/>
-          <w:footerReference w:type="even" r:id="rId13"/>
-          <w:footerReference w:type="default" r:id="rId14"/>
-          <w:headerReference w:type="first" r:id="rId15"/>
-          <w:footerReference w:type="first" r:id="rId16"/>
+          <w:headerReference w:type="even" r:id="rId12"/>
+          <w:headerReference w:type="default" r:id="rId13"/>
+          <w:footerReference w:type="even" r:id="rId14"/>
+          <w:footerReference w:type="default" r:id="rId15"/>
+          <w:headerReference w:type="first" r:id="rId16"/>
+          <w:footerReference w:type="first" r:id="rId17"/>
           <w:pgSz w:w="11907" w:h="16840" w:code="9"/>
           <w:pgMar w:top="720" w:right="720" w:bottom="720" w:left="720" w:header="720" w:footer="720" w:gutter="0"/>
           <w:cols w:space="720"/>
@@ -3950,18 +4009,23 @@
           <w:p>
             <w:pPr>
               <w:pStyle w:val="1TOPICO"/>
+              <w:rPr>
+                <w:color w:val="auto"/>
+              </w:rPr>
             </w:pPr>
             <w:bookmarkStart w:id="11" w:name="_Toc29203398"/>
-            <w:bookmarkStart w:id="12" w:name="_Toc48032018"/>
-            <w:r>
-              <w:lastRenderedPageBreak/>
-              <w:t>I</w:t>
-            </w:r>
-            <w:r>
-              <w:t xml:space="preserve">V – PLANILHAS DE AVALIAÇÕES POR </w:t>
+            <w:bookmarkStart w:id="12" w:name="_Toc229467713"/>
+            <w:r>
+              <w:rPr>
+                <w:color w:val="auto"/>
+              </w:rPr>
+              <w:t xml:space="preserve">IV – PLANILHAS DE AVALIAÇÕES POR </w:t>
             </w:r>
             <w:bookmarkEnd w:id="10"/>
             <w:r>
+              <w:rPr>
+                <w:color w:val="auto"/>
+              </w:rPr>
               <w:t>PONTO</w:t>
             </w:r>
             <w:bookmarkEnd w:id="11"/>
@@ -3974,6 +4038,7 @@
       <w:pPr>
         <w:rPr>
           <w:rFonts w:ascii="Verdana" w:hAnsi="Verdana"/>
+          <w:color w:val="auto"/>
           <w:sz w:val="16"/>
           <w:szCs w:val="16"/>
         </w:rPr>
@@ -3983,6 +4048,7 @@
       <w:pPr>
         <w:rPr>
           <w:rFonts w:ascii="Verdana" w:hAnsi="Verdana"/>
+          <w:color w:val="auto"/>
           <w:sz w:val="16"/>
           <w:szCs w:val="16"/>
         </w:rPr>
@@ -3992,22 +4058,11 @@
       <w:pPr>
         <w:pStyle w:val="CALOR2"/>
       </w:pPr>
-      <w:bookmarkStart w:id="13" w:name="_Hlt20023470"/>
-      <w:bookmarkStart w:id="14" w:name="_Toc48032019"/>
+      <w:bookmarkStart w:id="13" w:name="_Toc229467714"/>
+      <w:r>
+        <w:t>Avaliação 01 – Departamento: PADARIA</w:t>
+      </w:r>
       <w:bookmarkEnd w:id="13"/>
-      <w:r>
-        <w:t xml:space="preserve">Avaliação 01 -  descarga </w:t>
-      </w:r>
-      <w:r>
-        <w:t>–</w:t>
-      </w:r>
-      <w:r>
-        <w:t xml:space="preserve"> envernizadora</w:t>
-      </w:r>
-      <w:r>
-        <w:t xml:space="preserve"> de refletores</w:t>
-      </w:r>
-      <w:bookmarkEnd w:id="14"/>
     </w:p>
     <w:tbl>
       <w:tblPr>
@@ -4160,7 +4215,6 @@
                 <w:sz w:val="18"/>
               </w:rPr>
             </w:pPr>
-            <w:proofErr w:type="spellStart"/>
             <w:r>
               <w:rPr>
                 <w:b/>
@@ -4168,37 +4222,7 @@
                 <w:position w:val="2"/>
                 <w:sz w:val="18"/>
               </w:rPr>
-              <w:t>Tbn</w:t>
-            </w:r>
-            <w:proofErr w:type="spellEnd"/>
-            <w:r>
-              <w:rPr>
-                <w:b/>
-                <w:noProof w:val="0"/>
-                <w:position w:val="2"/>
-                <w:sz w:val="18"/>
-              </w:rPr>
-              <w:t xml:space="preserve"> (</w:t>
-            </w:r>
-            <w:proofErr w:type="spellStart"/>
-            <w:r>
-              <w:rPr>
-                <w:b/>
-                <w:noProof w:val="0"/>
-                <w:position w:val="2"/>
-                <w:sz w:val="18"/>
-              </w:rPr>
-              <w:t>ºC</w:t>
-            </w:r>
-            <w:proofErr w:type="spellEnd"/>
-            <w:r>
-              <w:rPr>
-                <w:b/>
-                <w:noProof w:val="0"/>
-                <w:position w:val="2"/>
-                <w:sz w:val="18"/>
-              </w:rPr>
-              <w:t>)</w:t>
+              <w:t>Tbn (ºC)</w:t>
             </w:r>
           </w:p>
         </w:tc>
@@ -4227,7 +4251,6 @@
                 <w:sz w:val="18"/>
               </w:rPr>
             </w:pPr>
-            <w:proofErr w:type="spellStart"/>
             <w:r>
               <w:rPr>
                 <w:b/>
@@ -4235,37 +4258,7 @@
                 <w:position w:val="2"/>
                 <w:sz w:val="18"/>
               </w:rPr>
-              <w:t>Tbs</w:t>
-            </w:r>
-            <w:proofErr w:type="spellEnd"/>
-            <w:r>
-              <w:rPr>
-                <w:b/>
-                <w:noProof w:val="0"/>
-                <w:position w:val="2"/>
-                <w:sz w:val="18"/>
-              </w:rPr>
-              <w:t xml:space="preserve"> (</w:t>
-            </w:r>
-            <w:proofErr w:type="spellStart"/>
-            <w:r>
-              <w:rPr>
-                <w:b/>
-                <w:noProof w:val="0"/>
-                <w:position w:val="2"/>
-                <w:sz w:val="18"/>
-              </w:rPr>
-              <w:t>ºC</w:t>
-            </w:r>
-            <w:proofErr w:type="spellEnd"/>
-            <w:r>
-              <w:rPr>
-                <w:b/>
-                <w:noProof w:val="0"/>
-                <w:position w:val="2"/>
-                <w:sz w:val="18"/>
-              </w:rPr>
-              <w:t>)</w:t>
+              <w:t>Tbs (ºC)</w:t>
             </w:r>
           </w:p>
         </w:tc>
@@ -4294,7 +4287,6 @@
                 <w:sz w:val="18"/>
               </w:rPr>
             </w:pPr>
-            <w:proofErr w:type="spellStart"/>
             <w:r>
               <w:rPr>
                 <w:b/>
@@ -4302,37 +4294,7 @@
                 <w:position w:val="2"/>
                 <w:sz w:val="18"/>
               </w:rPr>
-              <w:t>Tg</w:t>
-            </w:r>
-            <w:proofErr w:type="spellEnd"/>
-            <w:r>
-              <w:rPr>
-                <w:b/>
-                <w:noProof w:val="0"/>
-                <w:position w:val="2"/>
-                <w:sz w:val="18"/>
-              </w:rPr>
-              <w:t xml:space="preserve"> (</w:t>
-            </w:r>
-            <w:proofErr w:type="spellStart"/>
-            <w:r>
-              <w:rPr>
-                <w:b/>
-                <w:noProof w:val="0"/>
-                <w:position w:val="2"/>
-                <w:sz w:val="18"/>
-              </w:rPr>
-              <w:t>ºC</w:t>
-            </w:r>
-            <w:proofErr w:type="spellEnd"/>
-            <w:r>
-              <w:rPr>
-                <w:b/>
-                <w:noProof w:val="0"/>
-                <w:position w:val="2"/>
-                <w:sz w:val="18"/>
-              </w:rPr>
-              <w:t>)</w:t>
+              <w:t>Tg (ºC)</w:t>
             </w:r>
           </w:p>
         </w:tc>
@@ -4369,39 +4331,8 @@
                 <w:position w:val="2"/>
                 <w:sz w:val="18"/>
               </w:rPr>
-              <w:t xml:space="preserve">IBUTG = 0,7 </w:t>
-            </w:r>
-            <w:proofErr w:type="spellStart"/>
-            <w:r>
-              <w:rPr>
-                <w:b/>
-                <w:noProof w:val="0"/>
-                <w:position w:val="2"/>
-                <w:sz w:val="18"/>
-              </w:rPr>
-              <w:t>tbn</w:t>
-            </w:r>
-            <w:proofErr w:type="spellEnd"/>
-            <w:r>
-              <w:rPr>
-                <w:b/>
-                <w:noProof w:val="0"/>
-                <w:position w:val="2"/>
-                <w:sz w:val="18"/>
-              </w:rPr>
-              <w:t xml:space="preserve"> + 0,3 </w:t>
-            </w:r>
-            <w:proofErr w:type="spellStart"/>
-            <w:r>
-              <w:rPr>
-                <w:b/>
-                <w:noProof w:val="0"/>
-                <w:position w:val="2"/>
-                <w:sz w:val="18"/>
-              </w:rPr>
-              <w:t>tg</w:t>
-            </w:r>
-            <w:proofErr w:type="spellEnd"/>
+              <w:t>IBUTG = 0,7 tbn + 0,3 tg</w:t>
+            </w:r>
           </w:p>
           <w:p>
             <w:pPr>
@@ -4495,7 +4426,34 @@
                 <w:position w:val="2"/>
                 <w:sz w:val="18"/>
               </w:rPr>
-              <w:t>Forno</w:t>
+              <w:t>Padaria</w:t>
+            </w:r>
+            <w:r>
+              <w:rPr>
+                <w:b/>
+                <w:noProof w:val="0"/>
+                <w:position w:val="2"/>
+                <w:sz w:val="18"/>
+              </w:rPr>
+              <w:t xml:space="preserve"> </w:t>
+            </w:r>
+            <w:r>
+              <w:rPr>
+                <w:b/>
+                <w:noProof w:val="0"/>
+                <w:position w:val="2"/>
+                <w:sz w:val="18"/>
+              </w:rPr>
+              <w:t>–</w:t>
+            </w:r>
+            <w:r>
+              <w:rPr>
+                <w:b/>
+                <w:noProof w:val="0"/>
+                <w:position w:val="2"/>
+                <w:sz w:val="18"/>
+              </w:rPr>
+              <w:t xml:space="preserve"> Atendimento</w:t>
             </w:r>
           </w:p>
         </w:tc>
@@ -4526,7 +4484,7 @@
                 <w:position w:val="2"/>
                 <w:sz w:val="18"/>
               </w:rPr>
-              <w:t>20</w:t>
+              <w:t>30</w:t>
             </w:r>
           </w:p>
         </w:tc>
@@ -4560,7 +4518,7 @@
                 <w:position w:val="2"/>
                 <w:sz w:val="18"/>
               </w:rPr>
-              <w:t>20,5</w:t>
+              <w:t>19,6</w:t>
             </w:r>
           </w:p>
         </w:tc>
@@ -4593,7 +4551,7 @@
                 <w:position w:val="2"/>
                 <w:sz w:val="18"/>
               </w:rPr>
-              <w:t>31,3</w:t>
+              <w:t>23,0</w:t>
             </w:r>
           </w:p>
         </w:tc>
@@ -4626,7 +4584,7 @@
                 <w:position w:val="2"/>
                 <w:sz w:val="18"/>
               </w:rPr>
-              <w:t>30,8</w:t>
+              <w:t>24,0</w:t>
             </w:r>
           </w:p>
         </w:tc>
@@ -4660,55 +4618,7 @@
                 <w:position w:val="2"/>
                 <w:sz w:val="18"/>
               </w:rPr>
-              <w:t>IBUTG = (0,7 x</w:t>
-            </w:r>
-            <w:r>
-              <w:rPr>
-                <w:noProof w:val="0"/>
-                <w:position w:val="2"/>
-                <w:sz w:val="18"/>
-              </w:rPr>
-              <w:t xml:space="preserve"> </w:t>
-            </w:r>
-            <w:r>
-              <w:rPr>
-                <w:noProof w:val="0"/>
-                <w:position w:val="2"/>
-                <w:sz w:val="18"/>
-              </w:rPr>
-              <w:t>20,5</w:t>
-            </w:r>
-            <w:r>
-              <w:rPr>
-                <w:noProof w:val="0"/>
-                <w:position w:val="2"/>
-                <w:sz w:val="18"/>
-              </w:rPr>
-              <w:t>) + (0,3</w:t>
-            </w:r>
-            <w:r>
-              <w:rPr>
-                <w:noProof w:val="0"/>
-                <w:position w:val="2"/>
-                <w:sz w:val="18"/>
-              </w:rPr>
-              <w:t xml:space="preserve"> x </w:t>
-            </w:r>
-            <w:r>
-              <w:rPr>
-                <w:noProof w:val="0"/>
-                <w:position w:val="2"/>
-                <w:sz w:val="18"/>
-              </w:rPr>
-              <w:t>27,82</w:t>
-            </w:r>
-            <w:r>
-              <w:rPr>
-                <w:noProof w:val="0"/>
-                <w:position w:val="2"/>
-                <w:sz w:val="18"/>
-              </w:rPr>
-              <w:t>)</w:t>
+              <w:t>IBUTG = (0,7 x 19,6) + (0,3 x 24,0)</w:t>
             </w:r>
           </w:p>
         </w:tc>
@@ -4741,7 +4651,7 @@
                 <w:position w:val="2"/>
                 <w:sz w:val="18"/>
               </w:rPr>
-              <w:t>23,59</w:t>
+              <w:t>20,9</w:t>
             </w:r>
           </w:p>
         </w:tc>
@@ -4779,7 +4689,7 @@
                 <w:position w:val="2"/>
                 <w:sz w:val="18"/>
               </w:rPr>
-              <w:t>Bancada de preparo</w:t>
+              <w:t>Padaria – Fritadeira</w:t>
             </w:r>
           </w:p>
         </w:tc>
@@ -4811,7 +4721,7 @@
                 <w:position w:val="2"/>
                 <w:sz w:val="18"/>
               </w:rPr>
-              <w:t>40</w:t>
+              <w:t>15</w:t>
             </w:r>
           </w:p>
         </w:tc>
@@ -4844,7 +4754,7 @@
                 <w:position w:val="2"/>
                 <w:sz w:val="18"/>
               </w:rPr>
-              <w:t>19,82</w:t>
+              <w:t>21,0</w:t>
             </w:r>
           </w:p>
         </w:tc>
@@ -4876,7 +4786,7 @@
                 <w:position w:val="2"/>
                 <w:sz w:val="18"/>
               </w:rPr>
-              <w:t>29,16</w:t>
+              <w:t>25,3</w:t>
             </w:r>
           </w:p>
         </w:tc>
@@ -4908,7 +4818,7 @@
                 <w:position w:val="2"/>
                 <w:sz w:val="18"/>
               </w:rPr>
-              <w:t>27,82</w:t>
+              <w:t>26,3</w:t>
             </w:r>
           </w:p>
         </w:tc>
@@ -4941,7 +4851,7 @@
                 <w:position w:val="2"/>
                 <w:sz w:val="18"/>
               </w:rPr>
-              <w:t>IBUTG = (0,7 x 19,82) + (0,3 x 27,82)</w:t>
+              <w:t>IBUTG = (0,7 x 21,0) + (0,3 x 26,3)</w:t>
             </w:r>
           </w:p>
         </w:tc>
@@ -4973,7 +4883,7 @@
                 <w:position w:val="2"/>
                 <w:sz w:val="18"/>
               </w:rPr>
-              <w:t>22,1</w:t>
+              <w:t>22,6</w:t>
             </w:r>
           </w:p>
         </w:tc>
@@ -4984,8 +4894,73 @@
         </w:trPr>
         <w:tc>
           <w:tcPr>
-            <w:tcW w:w="11055" w:type="dxa"/>
-            <w:gridSpan w:val="10"/>
+            <w:tcW w:w="1985" w:type="dxa"/>
+            <w:tcBorders>
+              <w:left w:val="single" w:sz="4" w:space="0" w:color="auto"/>
+              <w:bottom w:val="single" w:sz="4" w:space="0" w:color="auto"/>
+              <w:right w:val="single" w:sz="4" w:space="0" w:color="auto"/>
+            </w:tcBorders>
+            <w:shd w:val="clear" w:color="auto" w:fill="FFFFFF" w:themeFill="background1"/>
+            <w:vAlign w:val="center"/>
+          </w:tcPr>
+          <w:p>
+            <w:pPr>
+              <w:pStyle w:val="CORPODETEXTO"/>
+              <w:ind w:firstLine="0"/>
+              <w:rPr>
+                <w:b/>
+                <w:noProof w:val="0"/>
+                <w:position w:val="2"/>
+                <w:sz w:val="18"/>
+              </w:rPr>
+            </w:pPr>
+            <w:r>
+              <w:rPr>
+                <w:b/>
+                <w:noProof w:val="0"/>
+                <w:position w:val="2"/>
+                <w:sz w:val="18"/>
+              </w:rPr>
+              <w:t>Padaria – Forno</w:t>
+            </w:r>
+          </w:p>
+        </w:tc>
+        <w:tc>
+          <w:tcPr>
+            <w:tcW w:w="1062" w:type="dxa"/>
+            <w:tcBorders>
+              <w:left w:val="single" w:sz="4" w:space="0" w:color="auto"/>
+              <w:bottom w:val="single" w:sz="4" w:space="0" w:color="auto"/>
+              <w:right w:val="single" w:sz="4" w:space="0" w:color="auto"/>
+            </w:tcBorders>
+            <w:shd w:val="clear" w:color="auto" w:fill="FFFFFF" w:themeFill="background1"/>
+            <w:vAlign w:val="center"/>
+          </w:tcPr>
+          <w:p>
+            <w:pPr>
+              <w:pStyle w:val="CORPODETEXTO"/>
+              <w:ind w:firstLine="0"/>
+              <w:jc w:val="center"/>
+              <w:rPr>
+                <w:noProof w:val="0"/>
+                <w:position w:val="2"/>
+                <w:sz w:val="18"/>
+              </w:rPr>
+            </w:pPr>
+            <w:r>
+              <w:rPr>
+                <w:noProof w:val="0"/>
+                <w:position w:val="2"/>
+                <w:sz w:val="18"/>
+              </w:rPr>
+              <w:t>15</w:t>
+            </w:r>
+          </w:p>
+        </w:tc>
+        <w:tc>
+          <w:tcPr>
+            <w:tcW w:w="921" w:type="dxa"/>
+            <w:gridSpan w:val="3"/>
             <w:tcBorders>
               <w:top w:val="single" w:sz="4" w:space="0" w:color="auto"/>
               <w:left w:val="single" w:sz="4" w:space="0" w:color="auto"/>
@@ -4994,6 +4969,186 @@
             </w:tcBorders>
             <w:vAlign w:val="center"/>
           </w:tcPr>
+          <w:p>
+            <w:pPr>
+              <w:pStyle w:val="CORPODETEXTO"/>
+              <w:ind w:firstLine="0"/>
+              <w:jc w:val="center"/>
+              <w:rPr>
+                <w:noProof w:val="0"/>
+                <w:position w:val="2"/>
+                <w:sz w:val="18"/>
+              </w:rPr>
+            </w:pPr>
+            <w:r>
+              <w:rPr>
+                <w:noProof w:val="0"/>
+                <w:position w:val="2"/>
+                <w:sz w:val="18"/>
+              </w:rPr>
+              <w:t>20,5</w:t>
+            </w:r>
+          </w:p>
+        </w:tc>
+        <w:tc>
+          <w:tcPr>
+            <w:tcW w:w="921" w:type="dxa"/>
+            <w:tcBorders>
+              <w:top w:val="single" w:sz="4" w:space="0" w:color="auto"/>
+              <w:left w:val="single" w:sz="4" w:space="0" w:color="auto"/>
+              <w:bottom w:val="single" w:sz="4" w:space="0" w:color="auto"/>
+              <w:right w:val="single" w:sz="4" w:space="0" w:color="auto"/>
+            </w:tcBorders>
+            <w:vAlign w:val="center"/>
+          </w:tcPr>
+          <w:p>
+            <w:pPr>
+              <w:pStyle w:val="CORPODETEXTO"/>
+              <w:ind w:firstLine="0"/>
+              <w:jc w:val="center"/>
+              <w:rPr>
+                <w:noProof w:val="0"/>
+                <w:position w:val="2"/>
+                <w:sz w:val="18"/>
+              </w:rPr>
+            </w:pPr>
+            <w:r>
+              <w:rPr>
+                <w:noProof w:val="0"/>
+                <w:position w:val="2"/>
+                <w:sz w:val="18"/>
+              </w:rPr>
+              <w:t>26,4</w:t>
+            </w:r>
+          </w:p>
+        </w:tc>
+        <w:tc>
+          <w:tcPr>
+            <w:tcW w:w="921" w:type="dxa"/>
+            <w:tcBorders>
+              <w:top w:val="single" w:sz="4" w:space="0" w:color="auto"/>
+              <w:left w:val="single" w:sz="4" w:space="0" w:color="auto"/>
+              <w:bottom w:val="single" w:sz="4" w:space="0" w:color="auto"/>
+              <w:right w:val="single" w:sz="4" w:space="0" w:color="auto"/>
+            </w:tcBorders>
+            <w:vAlign w:val="center"/>
+          </w:tcPr>
+          <w:p>
+            <w:pPr>
+              <w:pStyle w:val="CORPODETEXTO"/>
+              <w:ind w:firstLine="0"/>
+              <w:jc w:val="center"/>
+              <w:rPr>
+                <w:noProof w:val="0"/>
+                <w:position w:val="2"/>
+                <w:sz w:val="18"/>
+              </w:rPr>
+            </w:pPr>
+            <w:r>
+              <w:rPr>
+                <w:noProof w:val="0"/>
+                <w:position w:val="2"/>
+                <w:sz w:val="18"/>
+              </w:rPr>
+              <w:t>26,9</w:t>
+            </w:r>
+          </w:p>
+        </w:tc>
+        <w:tc>
+          <w:tcPr>
+            <w:tcW w:w="2622" w:type="dxa"/>
+            <w:gridSpan w:val="2"/>
+            <w:tcBorders>
+              <w:top w:val="single" w:sz="4" w:space="0" w:color="auto"/>
+              <w:left w:val="single" w:sz="4" w:space="0" w:color="auto"/>
+              <w:bottom w:val="single" w:sz="4" w:space="0" w:color="auto"/>
+              <w:right w:val="single" w:sz="4" w:space="0" w:color="auto"/>
+            </w:tcBorders>
+            <w:vAlign w:val="center"/>
+          </w:tcPr>
+          <w:p>
+            <w:pPr>
+              <w:pStyle w:val="CORPODETEXTO"/>
+              <w:ind w:firstLine="0"/>
+              <w:jc w:val="center"/>
+              <w:rPr>
+                <w:noProof w:val="0"/>
+                <w:position w:val="2"/>
+                <w:sz w:val="18"/>
+              </w:rPr>
+            </w:pPr>
+            <w:r>
+              <w:rPr>
+                <w:noProof w:val="0"/>
+                <w:position w:val="2"/>
+                <w:sz w:val="18"/>
+              </w:rPr>
+              <w:t>IBUTG = (0,7 x 20,5) + (0,3 x 26,9)</w:t>
+            </w:r>
+          </w:p>
+        </w:tc>
+        <w:tc>
+          <w:tcPr>
+            <w:tcW w:w="2623" w:type="dxa"/>
+            <w:tcBorders>
+              <w:top w:val="single" w:sz="4" w:space="0" w:color="auto"/>
+              <w:left w:val="single" w:sz="4" w:space="0" w:color="auto"/>
+              <w:bottom w:val="single" w:sz="4" w:space="0" w:color="auto"/>
+              <w:right w:val="single" w:sz="4" w:space="0" w:color="auto"/>
+            </w:tcBorders>
+            <w:vAlign w:val="center"/>
+          </w:tcPr>
+          <w:p>
+            <w:pPr>
+              <w:pStyle w:val="CORPODETEXTO"/>
+              <w:ind w:firstLine="0"/>
+              <w:jc w:val="center"/>
+              <w:rPr>
+                <w:noProof w:val="0"/>
+                <w:position w:val="2"/>
+                <w:sz w:val="18"/>
+              </w:rPr>
+            </w:pPr>
+            <w:r>
+              <w:rPr>
+                <w:noProof w:val="0"/>
+                <w:position w:val="2"/>
+                <w:sz w:val="18"/>
+              </w:rPr>
+              <w:t>22,4</w:t>
+            </w:r>
+          </w:p>
+        </w:tc>
+      </w:tr>
+      <w:tr>
+        <w:trPr>
+          <w:cantSplit/>
+        </w:trPr>
+        <w:tc>
+          <w:tcPr>
+            <w:tcW w:w="11055" w:type="dxa"/>
+            <w:gridSpan w:val="10"/>
+            <w:tcBorders>
+              <w:top w:val="single" w:sz="4" w:space="0" w:color="auto"/>
+              <w:left w:val="single" w:sz="4" w:space="0" w:color="auto"/>
+              <w:bottom w:val="single" w:sz="4" w:space="0" w:color="auto"/>
+              <w:right w:val="single" w:sz="4" w:space="0" w:color="auto"/>
+            </w:tcBorders>
+            <w:vAlign w:val="center"/>
+          </w:tcPr>
+          <w:p>
+            <w:pPr>
+              <w:pStyle w:val="CORPODETEXTO"/>
+              <w:ind w:firstLine="0"/>
+              <w:jc w:val="center"/>
+              <w:rPr>
+                <w:rFonts w:cs="Arial"/>
+                <w:noProof w:val="0"/>
+                <w:sz w:val="22"/>
+                <w:szCs w:val="18"/>
+              </w:rPr>
+            </w:pPr>
+          </w:p>
           <w:p>
             <w:pPr>
               <w:pStyle w:val="CORPODETEXTO"/>
@@ -5072,7 +5227,7 @@
                 <w:sz w:val="22"/>
                 <w:szCs w:val="18"/>
               </w:rPr>
-              <w:t xml:space="preserve">IBUTG (Médio) = </w:t>
+              <w:t>IBUTG (Médio) = 21,7 ºC</w:t>
             </w:r>
           </w:p>
         </w:tc>
@@ -5128,7 +5283,7 @@
               <w:bottom w:val="single" w:sz="4" w:space="0" w:color="auto"/>
               <w:right w:val="single" w:sz="4" w:space="0" w:color="auto"/>
             </w:tcBorders>
-            <w:shd w:val="clear" w:color="auto" w:fill="FFFF00"/>
+            <w:shd w:val="clear" w:color="auto" w:fill="auto"/>
             <w:vAlign w:val="center"/>
             <w:hideMark/>
           </w:tcPr>
@@ -5158,7 +5313,7 @@
                 <w:position w:val="2"/>
                 <w:sz w:val="18"/>
               </w:rPr>
-              <w:t xml:space="preserve"> De pé – Trabalho leve com os dois braços</w:t>
+              <w:t xml:space="preserve"> Trabalho Moderado – De pé, com os braços e tronco</w:t>
             </w:r>
           </w:p>
         </w:tc>
@@ -5225,19 +5380,10 @@
             <w:r>
               <w:rPr>
                 <w:noProof w:val="0"/>
-                <w:color w:val="FF0000"/>
-                <w:position w:val="2"/>
-                <w:sz w:val="18"/>
-              </w:rPr>
-              <w:t xml:space="preserve">x </w:t>
-            </w:r>
-            <w:r>
-              <w:rPr>
-                <w:noProof w:val="0"/>
-                <w:position w:val="2"/>
-                <w:sz w:val="18"/>
-              </w:rPr>
-              <w:t>W</w:t>
+                <w:position w:val="2"/>
+                <w:sz w:val="18"/>
+              </w:rPr>
+              <w:t>198 W</w:t>
             </w:r>
           </w:p>
         </w:tc>
@@ -5253,7 +5399,6 @@
             <w:vMerge/>
             <w:tcBorders>
               <w:left w:val="single" w:sz="4" w:space="0" w:color="auto"/>
-              <w:bottom w:val="single" w:sz="4" w:space="0" w:color="auto"/>
               <w:right w:val="single" w:sz="4" w:space="0" w:color="auto"/>
             </w:tcBorders>
             <w:shd w:val="clear" w:color="auto" w:fill="D9D9D9" w:themeFill="background1" w:themeFillShade="D9"/>
@@ -5311,7 +5456,7 @@
                 <w:position w:val="2"/>
                 <w:sz w:val="18"/>
               </w:rPr>
-              <w:t xml:space="preserve"> De pé – Trabalho leve com os dois braços</w:t>
+              <w:t xml:space="preserve"> Trabalho Moderado – De pé, com os braços e tronco</w:t>
             </w:r>
           </w:p>
         </w:tc>
@@ -5322,7 +5467,6 @@
             <w:vMerge/>
             <w:tcBorders>
               <w:left w:val="single" w:sz="4" w:space="0" w:color="auto"/>
-              <w:bottom w:val="single" w:sz="4" w:space="0" w:color="auto"/>
               <w:right w:val="single" w:sz="4" w:space="0" w:color="auto"/>
             </w:tcBorders>
             <w:shd w:val="clear" w:color="auto" w:fill="D9D9D9" w:themeFill="background1" w:themeFillShade="D9"/>
@@ -5367,11 +5511,10 @@
             <w:r>
               <w:rPr>
                 <w:noProof w:val="0"/>
-                <w:color w:val="FF0000"/>
-                <w:position w:val="2"/>
-                <w:sz w:val="18"/>
-              </w:rPr>
-              <w:t>x</w:t>
+                <w:position w:val="2"/>
+                <w:sz w:val="18"/>
+              </w:rPr>
+              <w:t>198</w:t>
             </w:r>
             <w:r>
               <w:rPr>
@@ -5390,20 +5533,190 @@
         </w:trPr>
         <w:tc>
           <w:tcPr>
-            <w:tcW w:w="11055" w:type="dxa"/>
-            <w:gridSpan w:val="10"/>
+            <w:tcW w:w="3261" w:type="dxa"/>
+            <w:gridSpan w:val="3"/>
+            <w:vMerge/>
+            <w:tcBorders>
+              <w:left w:val="single" w:sz="4" w:space="0" w:color="auto"/>
+              <w:bottom w:val="single" w:sz="4" w:space="0" w:color="auto"/>
+              <w:right w:val="single" w:sz="4" w:space="0" w:color="auto"/>
+            </w:tcBorders>
+            <w:shd w:val="clear" w:color="auto" w:fill="D9D9D9" w:themeFill="background1" w:themeFillShade="D9"/>
+            <w:vAlign w:val="center"/>
+          </w:tcPr>
+          <w:p>
+            <w:pPr>
+              <w:pStyle w:val="CORPODETEXTO"/>
+              <w:ind w:firstLine="0"/>
+              <w:jc w:val="center"/>
+              <w:rPr>
+                <w:b/>
+                <w:noProof w:val="0"/>
+                <w:position w:val="2"/>
+                <w:sz w:val="18"/>
+              </w:rPr>
+            </w:pPr>
+          </w:p>
+        </w:tc>
+        <w:tc>
+          <w:tcPr>
+            <w:tcW w:w="2549" w:type="dxa"/>
+            <w:gridSpan w:val="4"/>
             <w:tcBorders>
               <w:top w:val="single" w:sz="4" w:space="0" w:color="auto"/>
               <w:left w:val="single" w:sz="4" w:space="0" w:color="auto"/>
               <w:bottom w:val="single" w:sz="4" w:space="0" w:color="auto"/>
               <w:right w:val="single" w:sz="4" w:space="0" w:color="auto"/>
             </w:tcBorders>
+            <w:vAlign w:val="center"/>
+          </w:tcPr>
+          <w:p>
+            <w:pPr>
+              <w:pStyle w:val="CORPODETEXTO"/>
+              <w:ind w:firstLine="0"/>
+              <w:jc w:val="center"/>
+              <w:rPr>
+                <w:b/>
+                <w:noProof w:val="0"/>
+                <w:position w:val="2"/>
+                <w:sz w:val="18"/>
+              </w:rPr>
+            </w:pPr>
+            <w:r>
+              <w:rPr>
+                <w:b/>
+                <w:noProof w:val="0"/>
+                <w:position w:val="2"/>
+                <w:sz w:val="18"/>
+              </w:rPr>
+              <w:t xml:space="preserve">Atividade </w:t>
+            </w:r>
+            <w:r>
+              <w:rPr>
+                <w:b/>
+                <w:noProof w:val="0"/>
+                <w:position w:val="2"/>
+                <w:sz w:val="18"/>
+              </w:rPr>
+              <w:t>03</w:t>
+            </w:r>
+            <w:r>
+              <w:rPr>
+                <w:b/>
+                <w:noProof w:val="0"/>
+                <w:position w:val="2"/>
+                <w:sz w:val="18"/>
+              </w:rPr>
+              <w:t>:</w:t>
+            </w:r>
+            <w:r>
+              <w:rPr>
+                <w:noProof w:val="0"/>
+                <w:position w:val="2"/>
+                <w:sz w:val="18"/>
+              </w:rPr>
+              <w:t xml:space="preserve"> Trabalho Moderado – De pé, com os braços e tronco</w:t>
+            </w:r>
+          </w:p>
+        </w:tc>
+        <w:tc>
+          <w:tcPr>
+            <w:tcW w:w="2622" w:type="dxa"/>
+            <w:gridSpan w:val="2"/>
+            <w:vMerge/>
+            <w:tcBorders>
+              <w:left w:val="single" w:sz="4" w:space="0" w:color="auto"/>
+              <w:bottom w:val="single" w:sz="4" w:space="0" w:color="auto"/>
+              <w:right w:val="single" w:sz="4" w:space="0" w:color="auto"/>
+            </w:tcBorders>
+            <w:shd w:val="clear" w:color="auto" w:fill="D9D9D9" w:themeFill="background1" w:themeFillShade="D9"/>
+            <w:vAlign w:val="center"/>
+          </w:tcPr>
+          <w:p>
+            <w:pPr>
+              <w:pStyle w:val="CORPODETEXTO"/>
+              <w:ind w:firstLine="0"/>
+              <w:jc w:val="center"/>
+              <w:rPr>
+                <w:b/>
+                <w:noProof w:val="0"/>
+                <w:position w:val="2"/>
+                <w:sz w:val="18"/>
+              </w:rPr>
+            </w:pPr>
+          </w:p>
+        </w:tc>
+        <w:tc>
+          <w:tcPr>
+            <w:tcW w:w="2623" w:type="dxa"/>
+            <w:tcBorders>
+              <w:top w:val="single" w:sz="4" w:space="0" w:color="auto"/>
+              <w:left w:val="single" w:sz="4" w:space="0" w:color="auto"/>
+              <w:bottom w:val="single" w:sz="4" w:space="0" w:color="auto"/>
+              <w:right w:val="single" w:sz="4" w:space="0" w:color="auto"/>
+            </w:tcBorders>
+            <w:vAlign w:val="center"/>
+          </w:tcPr>
+          <w:p>
+            <w:pPr>
+              <w:pStyle w:val="CORPODETEXTO"/>
+              <w:ind w:firstLine="0"/>
+              <w:jc w:val="center"/>
+              <w:rPr>
+                <w:noProof w:val="0"/>
+                <w:position w:val="2"/>
+                <w:sz w:val="18"/>
+              </w:rPr>
+            </w:pPr>
+            <w:r>
+              <w:rPr>
+                <w:noProof w:val="0"/>
+                <w:position w:val="2"/>
+                <w:sz w:val="18"/>
+              </w:rPr>
+              <w:t>198</w:t>
+            </w:r>
+            <w:r>
+              <w:rPr>
+                <w:noProof w:val="0"/>
+                <w:position w:val="2"/>
+                <w:sz w:val="18"/>
+              </w:rPr>
+              <w:t xml:space="preserve"> W</w:t>
+            </w:r>
+          </w:p>
+        </w:tc>
+      </w:tr>
+      <w:tr>
+        <w:trPr>
+          <w:cantSplit/>
+        </w:trPr>
+        <w:tc>
+          <w:tcPr>
+            <w:tcW w:w="11055" w:type="dxa"/>
+            <w:gridSpan w:val="10"/>
+            <w:tcBorders>
+              <w:top w:val="single" w:sz="4" w:space="0" w:color="auto"/>
+              <w:left w:val="single" w:sz="4" w:space="0" w:color="auto"/>
+              <w:bottom w:val="single" w:sz="4" w:space="0" w:color="auto"/>
+              <w:right w:val="single" w:sz="4" w:space="0" w:color="auto"/>
+            </w:tcBorders>
             <w:shd w:val="clear" w:color="auto" w:fill="FFFFFF" w:themeFill="background1"/>
             <w:vAlign w:val="center"/>
           </w:tcPr>
           <w:p>
             <w:pPr>
               <w:rPr>
+                <w:color w:val="auto"/>
+                <w:sz w:val="22"/>
+                <w:szCs w:val="18"/>
+              </w:rPr>
+            </w:pPr>
+          </w:p>
+          <w:p>
+            <w:pPr>
+              <w:rPr>
+                <w:color w:val="auto"/>
                 <w:sz w:val="22"/>
                 <w:szCs w:val="18"/>
               </w:rPr>
@@ -5413,6 +5726,7 @@
                 <m:r>
                   <w:rPr>
                     <w:rFonts w:ascii="Cambria Math" w:hAnsi="Cambria Math"/>
+                    <w:color w:val="auto"/>
                     <w:sz w:val="22"/>
                     <w:szCs w:val="18"/>
                   </w:rPr>
@@ -5424,6 +5738,7 @@
                       <w:rPr>
                         <w:rFonts w:ascii="Cambria Math" w:hAnsi="Cambria Math"/>
                         <w:i/>
+                        <w:color w:val="auto"/>
                         <w:sz w:val="22"/>
                         <w:szCs w:val="18"/>
                       </w:rPr>
@@ -5433,6 +5748,7 @@
                     <m:r>
                       <w:rPr>
                         <w:rFonts w:ascii="Cambria Math" w:hAnsi="Cambria Math"/>
+                        <w:color w:val="auto"/>
                         <w:sz w:val="22"/>
                         <w:szCs w:val="18"/>
                       </w:rPr>
@@ -5443,6 +5759,7 @@
                     <m:r>
                       <w:rPr>
                         <w:rFonts w:ascii="Cambria Math" w:hAnsi="Cambria Math"/>
+                        <w:color w:val="auto"/>
                         <w:sz w:val="22"/>
                         <w:szCs w:val="18"/>
                       </w:rPr>
@@ -5481,6 +5798,15 @@
               </w:rPr>
               <w:t xml:space="preserve"> </w:t>
             </w:r>
+            <w:r>
+              <w:rPr>
+                <w:rFonts w:ascii="Cambria Math" w:hAnsi="Cambria Math" w:cs="Arial"/>
+                <w:b/>
+                <w:sz w:val="22"/>
+                <w:szCs w:val="18"/>
+              </w:rPr>
+              <w:t>198 W</w:t>
+            </w:r>
           </w:p>
         </w:tc>
       </w:tr>
@@ -5555,7 +5881,7 @@
                 <w:position w:val="2"/>
                 <w:sz w:val="18"/>
               </w:rPr>
-              <w:t>14:00</w:t>
+              <w:t>08:50 – 10:01</w:t>
             </w:r>
           </w:p>
         </w:tc>
@@ -5706,7 +6032,7 @@
                 <w:position w:val="2"/>
                 <w:sz w:val="20"/>
               </w:rPr>
-              <w:t>O limite de tolerância para exposição ao calor, segundo o Quadro Nº 1, do Anexo Nº 3, na NR-09, para uma taxa de metabolismo média de 243 W é de 29,2 IBUTG.</w:t>
+              <w:t>O limite de tolerância para exposição ao calor, segundo o Quadro Nº 1, do Anexo Nº 3, na NR-09, para uma taxa de metabolismo média de 198 W é de 30,2 IBUTG.</w:t>
             </w:r>
             <w:r>
               <w:t xml:space="preserve"> </w:t>
@@ -5728,7 +6054,7 @@
                 <w:position w:val="2"/>
                 <w:sz w:val="20"/>
               </w:rPr>
-              <w:t>O IBUTG encontrado na medição não ultrapassou o limite de tolerância.</w:t>
+              <w:t>O IBUTG médio encontrado foi de 21,7 ºC, não ultrapassando o limite de tolerância.</w:t>
             </w:r>
           </w:p>
         </w:tc>
@@ -5758,7 +6084,50 @@
               <w:jc w:val="center"/>
             </w:pPr>
             <w:r>
-              <w:t>FOTO</w:t>
+              <w:drawing>
+                <wp:inline distT="0" distB="0" distL="0" distR="0" wp14:anchorId="5314536A" wp14:editId="2EB366AE">
+                  <wp:extent cx="2116224" cy="3762375"/>
+                  <wp:effectExtent l="0" t="0" r="0" b="0"/>
+                  <wp:docPr id="12" name="Imagem 12"/>
+                  <wp:cNvGraphicFramePr>
+                    <a:graphicFrameLocks xmlns:a="http://schemas.openxmlformats.org/drawingml/2006/main" noChangeAspect="1"/>
+                  </wp:cNvGraphicFramePr>
+                  <a:graphic xmlns:a="http://schemas.openxmlformats.org/drawingml/2006/main">
+                    <a:graphicData uri="http://schemas.openxmlformats.org/drawingml/2006/picture">
+                      <pic:pic xmlns:pic="http://schemas.openxmlformats.org/drawingml/2006/picture">
+                        <pic:nvPicPr>
+                          <pic:cNvPr id="12" name="Padaria (1).jpeg"/>
+                          <pic:cNvPicPr/>
+                        </pic:nvPicPr>
+                        <pic:blipFill>
+                          <a:blip r:embed="rId18">
+                            <a:extLst>
+                              <a:ext uri="{28A0092B-C50C-407E-A947-70E740481C1C}">
+                                <a14:useLocalDpi xmlns:a14="http://schemas.microsoft.com/office/drawing/2010/main" val="0"/>
+                              </a:ext>
+                            </a:extLst>
+                          </a:blip>
+                          <a:stretch>
+                            <a:fillRect/>
+                          </a:stretch>
+                        </pic:blipFill>
+                        <pic:spPr>
+                          <a:xfrm>
+                            <a:off x="0" y="0"/>
+                            <a:ext cx="2132948" cy="3792108"/>
+                          </a:xfrm>
+                          <a:prstGeom prst="rect">
+                            <a:avLst/>
+                          </a:prstGeom>
+                        </pic:spPr>
+                      </pic:pic>
+                    </a:graphicData>
+                  </a:graphic>
+                </wp:inline>
+              </w:drawing>
+            </w:r>
+            <w:r>
+              <w:t>Atendimento</w:t>
             </w:r>
           </w:p>
         </w:tc>
@@ -5782,7 +6151,50 @@
               <w:jc w:val="center"/>
             </w:pPr>
             <w:r>
-              <w:t>FOTO</w:t>
+              <w:drawing>
+                <wp:inline distT="0" distB="0" distL="0" distR="0" wp14:anchorId="771B7090" wp14:editId="7E1F5772">
+                  <wp:extent cx="2251710" cy="4003040"/>
+                  <wp:effectExtent l="0" t="0" r="0" b="0"/>
+                  <wp:docPr id="13" name="Imagem 13"/>
+                  <wp:cNvGraphicFramePr>
+                    <a:graphicFrameLocks xmlns:a="http://schemas.openxmlformats.org/drawingml/2006/main" noChangeAspect="1"/>
+                  </wp:cNvGraphicFramePr>
+                  <a:graphic xmlns:a="http://schemas.openxmlformats.org/drawingml/2006/main">
+                    <a:graphicData uri="http://schemas.openxmlformats.org/drawingml/2006/picture">
+                      <pic:pic xmlns:pic="http://schemas.openxmlformats.org/drawingml/2006/picture">
+                        <pic:nvPicPr>
+                          <pic:cNvPr id="13" name="Padaria (2).jpeg"/>
+                          <pic:cNvPicPr/>
+                        </pic:nvPicPr>
+                        <pic:blipFill>
+                          <a:blip r:embed="rId19">
+                            <a:extLst>
+                              <a:ext uri="{28A0092B-C50C-407E-A947-70E740481C1C}">
+                                <a14:useLocalDpi xmlns:a14="http://schemas.microsoft.com/office/drawing/2010/main" val="0"/>
+                              </a:ext>
+                            </a:extLst>
+                          </a:blip>
+                          <a:stretch>
+                            <a:fillRect/>
+                          </a:stretch>
+                        </pic:blipFill>
+                        <pic:spPr>
+                          <a:xfrm>
+                            <a:off x="0" y="0"/>
+                            <a:ext cx="2251710" cy="4003040"/>
+                          </a:xfrm>
+                          <a:prstGeom prst="rect">
+                            <a:avLst/>
+                          </a:prstGeom>
+                        </pic:spPr>
+                      </pic:pic>
+                    </a:graphicData>
+                  </a:graphic>
+                </wp:inline>
+              </w:drawing>
+            </w:r>
+            <w:r>
+              <w:t>Fritadeira</w:t>
             </w:r>
           </w:p>
         </w:tc>
@@ -5806,7 +6218,3673 @@
               <w:jc w:val="center"/>
             </w:pPr>
             <w:r>
-              <w:t>FOTO</w:t>
+              <w:drawing>
+                <wp:inline distT="0" distB="0" distL="0" distR="0" wp14:anchorId="533CA163" wp14:editId="14A3585D">
+                  <wp:extent cx="2251710" cy="1266825"/>
+                  <wp:effectExtent l="0" t="0" r="0" b="0"/>
+                  <wp:docPr id="14" name="Imagem 14"/>
+                  <wp:cNvGraphicFramePr>
+                    <a:graphicFrameLocks xmlns:a="http://schemas.openxmlformats.org/drawingml/2006/main" noChangeAspect="1"/>
+                  </wp:cNvGraphicFramePr>
+                  <a:graphic xmlns:a="http://schemas.openxmlformats.org/drawingml/2006/main">
+                    <a:graphicData uri="http://schemas.openxmlformats.org/drawingml/2006/picture">
+                      <pic:pic xmlns:pic="http://schemas.openxmlformats.org/drawingml/2006/picture">
+                        <pic:nvPicPr>
+                          <pic:cNvPr id="14" name="Padaria (3).jpeg"/>
+                          <pic:cNvPicPr/>
+                        </pic:nvPicPr>
+                        <pic:blipFill>
+                          <a:blip r:embed="rId20">
+                            <a:extLst>
+                              <a:ext uri="{28A0092B-C50C-407E-A947-70E740481C1C}">
+                                <a14:useLocalDpi xmlns:a14="http://schemas.microsoft.com/office/drawing/2010/main" val="0"/>
+                              </a:ext>
+                            </a:extLst>
+                          </a:blip>
+                          <a:stretch>
+                            <a:fillRect/>
+                          </a:stretch>
+                        </pic:blipFill>
+                        <pic:spPr>
+                          <a:xfrm>
+                            <a:off x="0" y="0"/>
+                            <a:ext cx="2251710" cy="1266825"/>
+                          </a:xfrm>
+                          <a:prstGeom prst="rect">
+                            <a:avLst/>
+                          </a:prstGeom>
+                        </pic:spPr>
+                      </pic:pic>
+                    </a:graphicData>
+                  </a:graphic>
+                </wp:inline>
+              </w:drawing>
+            </w:r>
+            <w:r>
+              <w:t>Forno</w:t>
+            </w:r>
+          </w:p>
+        </w:tc>
+      </w:tr>
+    </w:tbl>
+    <w:p>
+      <w:pPr>
+        <w:widowControl/>
+        <w:spacing w:after="200" w:line="276" w:lineRule="auto"/>
+        <w:rPr>
+          <w:b/>
+          <w:color w:val="auto"/>
+        </w:rPr>
+      </w:pPr>
+      <w:r>
+        <w:rPr>
+          <w:color w:val="auto"/>
+        </w:rPr>
+        <w:br w:type="page"/>
+      </w:r>
+    </w:p>
+    <w:p>
+      <w:pPr>
+        <w:pStyle w:val="CALOR2"/>
+      </w:pPr>
+      <w:bookmarkStart w:id="14" w:name="_Toc229467715"/>
+      <w:r>
+        <w:t>Avaliação 02 – Departamento: COZINHA</w:t>
+      </w:r>
+      <w:bookmarkEnd w:id="14"/>
+    </w:p>
+    <w:tbl>
+      <w:tblPr>
+        <w:tblW w:w="11055" w:type="dxa"/>
+        <w:tblInd w:w="-214" w:type="dxa"/>
+        <w:tblBorders>
+          <w:top w:val="single" w:sz="4" w:space="0" w:color="auto"/>
+          <w:left w:val="single" w:sz="4" w:space="0" w:color="auto"/>
+          <w:bottom w:val="single" w:sz="4" w:space="0" w:color="auto"/>
+          <w:right w:val="single" w:sz="4" w:space="0" w:color="auto"/>
+          <w:insideH w:val="single" w:sz="4" w:space="0" w:color="auto"/>
+          <w:insideV w:val="single" w:sz="4" w:space="0" w:color="auto"/>
+        </w:tblBorders>
+        <w:tblLayout w:type="fixed"/>
+        <w:tblCellMar>
+          <w:left w:w="70" w:type="dxa"/>
+          <w:right w:w="70" w:type="dxa"/>
+        </w:tblCellMar>
+        <w:tblLook w:val="04A0" w:firstRow="1" w:lastRow="0" w:firstColumn="1" w:lastColumn="0" w:noHBand="0" w:noVBand="1"/>
+      </w:tblPr>
+      <w:tblGrid>
+        <w:gridCol w:w="1985"/>
+        <w:gridCol w:w="1062"/>
+        <w:gridCol w:w="214"/>
+        <w:gridCol w:w="422"/>
+        <w:gridCol w:w="285"/>
+        <w:gridCol w:w="921"/>
+        <w:gridCol w:w="921"/>
+        <w:gridCol w:w="1559"/>
+        <w:gridCol w:w="1063"/>
+        <w:gridCol w:w="2623"/>
+      </w:tblGrid>
+      <w:tr>
+        <w:trPr>
+          <w:cantSplit/>
+        </w:trPr>
+        <w:tc>
+          <w:tcPr>
+            <w:tcW w:w="1985" w:type="dxa"/>
+            <w:tcBorders>
+              <w:top w:val="single" w:sz="4" w:space="0" w:color="auto"/>
+              <w:left w:val="single" w:sz="4" w:space="0" w:color="auto"/>
+              <w:right w:val="single" w:sz="4" w:space="0" w:color="auto"/>
+            </w:tcBorders>
+            <w:shd w:val="pct15" w:color="auto" w:fill="auto"/>
+            <w:vAlign w:val="center"/>
+            <w:hideMark/>
+          </w:tcPr>
+          <w:p>
+            <w:pPr>
+              <w:pStyle w:val="CORPODETEXTO"/>
+              <w:ind w:firstLine="0"/>
+              <w:jc w:val="center"/>
+              <w:rPr>
+                <w:noProof w:val="0"/>
+                <w:position w:val="2"/>
+                <w:sz w:val="18"/>
+              </w:rPr>
+            </w:pPr>
+            <w:r>
+              <w:rPr>
+                <w:b/>
+                <w:noProof w:val="0"/>
+                <w:position w:val="2"/>
+                <w:sz w:val="18"/>
+              </w:rPr>
+              <w:t>Local</w:t>
+            </w:r>
+          </w:p>
+        </w:tc>
+        <w:tc>
+          <w:tcPr>
+            <w:tcW w:w="1062" w:type="dxa"/>
+            <w:tcBorders>
+              <w:top w:val="single" w:sz="4" w:space="0" w:color="auto"/>
+              <w:left w:val="single" w:sz="4" w:space="0" w:color="auto"/>
+              <w:right w:val="single" w:sz="4" w:space="0" w:color="auto"/>
+            </w:tcBorders>
+            <w:shd w:val="pct15" w:color="auto" w:fill="auto"/>
+            <w:vAlign w:val="center"/>
+          </w:tcPr>
+          <w:p>
+            <w:pPr>
+              <w:pStyle w:val="CORPODETEXTO"/>
+              <w:ind w:firstLine="0"/>
+              <w:jc w:val="center"/>
+              <w:rPr>
+                <w:b/>
+                <w:noProof w:val="0"/>
+                <w:position w:val="2"/>
+                <w:sz w:val="18"/>
+              </w:rPr>
+            </w:pPr>
+            <w:r>
+              <w:rPr>
+                <w:b/>
+                <w:noProof w:val="0"/>
+                <w:position w:val="2"/>
+                <w:sz w:val="18"/>
+              </w:rPr>
+              <w:t>Tempo</w:t>
+            </w:r>
+          </w:p>
+          <w:p>
+            <w:pPr>
+              <w:pStyle w:val="CORPODETEXTO"/>
+              <w:ind w:firstLine="0"/>
+              <w:jc w:val="center"/>
+              <w:rPr>
+                <w:b/>
+                <w:noProof w:val="0"/>
+                <w:position w:val="2"/>
+                <w:sz w:val="18"/>
+              </w:rPr>
+            </w:pPr>
+            <w:r>
+              <w:rPr>
+                <w:b/>
+                <w:noProof w:val="0"/>
+                <w:position w:val="2"/>
+                <w:sz w:val="18"/>
+              </w:rPr>
+              <w:t>(60 min.)</w:t>
+            </w:r>
+          </w:p>
+        </w:tc>
+        <w:tc>
+          <w:tcPr>
+            <w:tcW w:w="921" w:type="dxa"/>
+            <w:gridSpan w:val="3"/>
+            <w:tcBorders>
+              <w:top w:val="single" w:sz="4" w:space="0" w:color="auto"/>
+              <w:left w:val="single" w:sz="4" w:space="0" w:color="auto"/>
+              <w:bottom w:val="single" w:sz="4" w:space="0" w:color="auto"/>
+              <w:right w:val="single" w:sz="4" w:space="0" w:color="auto"/>
+            </w:tcBorders>
+            <w:shd w:val="pct15" w:color="auto" w:fill="auto"/>
+            <w:vAlign w:val="center"/>
+            <w:hideMark/>
+          </w:tcPr>
+          <w:p>
+            <w:pPr>
+              <w:pStyle w:val="CORPODETEXTO"/>
+              <w:ind w:firstLine="0"/>
+              <w:jc w:val="center"/>
+              <w:rPr>
+                <w:b/>
+                <w:noProof w:val="0"/>
+                <w:position w:val="2"/>
+                <w:sz w:val="18"/>
+              </w:rPr>
+            </w:pPr>
+            <w:r>
+              <w:rPr>
+                <w:b/>
+                <w:noProof w:val="0"/>
+                <w:position w:val="2"/>
+                <w:sz w:val="18"/>
+              </w:rPr>
+              <w:t>Tbn (ºC)</w:t>
+            </w:r>
+          </w:p>
+        </w:tc>
+        <w:tc>
+          <w:tcPr>
+            <w:tcW w:w="921" w:type="dxa"/>
+            <w:tcBorders>
+              <w:top w:val="single" w:sz="4" w:space="0" w:color="auto"/>
+              <w:left w:val="single" w:sz="4" w:space="0" w:color="auto"/>
+              <w:bottom w:val="single" w:sz="4" w:space="0" w:color="auto"/>
+              <w:right w:val="single" w:sz="4" w:space="0" w:color="auto"/>
+            </w:tcBorders>
+            <w:shd w:val="pct15" w:color="auto" w:fill="auto"/>
+            <w:vAlign w:val="center"/>
+            <w:hideMark/>
+          </w:tcPr>
+          <w:p>
+            <w:pPr>
+              <w:pStyle w:val="CORPODETEXTO"/>
+              <w:ind w:firstLine="0"/>
+              <w:jc w:val="center"/>
+              <w:rPr>
+                <w:b/>
+                <w:noProof w:val="0"/>
+                <w:position w:val="2"/>
+                <w:sz w:val="18"/>
+              </w:rPr>
+            </w:pPr>
+            <w:r>
+              <w:rPr>
+                <w:b/>
+                <w:noProof w:val="0"/>
+                <w:position w:val="2"/>
+                <w:sz w:val="18"/>
+              </w:rPr>
+              <w:t>Tbs (ºC)</w:t>
+            </w:r>
+          </w:p>
+        </w:tc>
+        <w:tc>
+          <w:tcPr>
+            <w:tcW w:w="921" w:type="dxa"/>
+            <w:tcBorders>
+              <w:top w:val="single" w:sz="4" w:space="0" w:color="auto"/>
+              <w:left w:val="single" w:sz="4" w:space="0" w:color="auto"/>
+              <w:bottom w:val="single" w:sz="4" w:space="0" w:color="auto"/>
+              <w:right w:val="single" w:sz="4" w:space="0" w:color="auto"/>
+            </w:tcBorders>
+            <w:shd w:val="pct15" w:color="auto" w:fill="auto"/>
+            <w:vAlign w:val="center"/>
+            <w:hideMark/>
+          </w:tcPr>
+          <w:p>
+            <w:pPr>
+              <w:pStyle w:val="CORPODETEXTO"/>
+              <w:ind w:firstLine="0"/>
+              <w:jc w:val="center"/>
+              <w:rPr>
+                <w:b/>
+                <w:noProof w:val="0"/>
+                <w:position w:val="2"/>
+                <w:sz w:val="18"/>
+              </w:rPr>
+            </w:pPr>
+            <w:r>
+              <w:rPr>
+                <w:b/>
+                <w:noProof w:val="0"/>
+                <w:position w:val="2"/>
+                <w:sz w:val="18"/>
+              </w:rPr>
+              <w:t>Tg (ºC)</w:t>
+            </w:r>
+          </w:p>
+        </w:tc>
+        <w:tc>
+          <w:tcPr>
+            <w:tcW w:w="2622" w:type="dxa"/>
+            <w:gridSpan w:val="2"/>
+            <w:tcBorders>
+              <w:top w:val="single" w:sz="4" w:space="0" w:color="auto"/>
+              <w:left w:val="single" w:sz="4" w:space="0" w:color="auto"/>
+              <w:bottom w:val="single" w:sz="4" w:space="0" w:color="auto"/>
+              <w:right w:val="single" w:sz="4" w:space="0" w:color="auto"/>
+            </w:tcBorders>
+            <w:shd w:val="pct15" w:color="auto" w:fill="auto"/>
+            <w:vAlign w:val="center"/>
+            <w:hideMark/>
+          </w:tcPr>
+          <w:p>
+            <w:pPr>
+              <w:pStyle w:val="CORPODETEXTO"/>
+              <w:ind w:firstLine="0"/>
+              <w:jc w:val="center"/>
+              <w:rPr>
+                <w:b/>
+                <w:noProof w:val="0"/>
+                <w:position w:val="2"/>
+                <w:sz w:val="18"/>
+              </w:rPr>
+            </w:pPr>
+            <w:r>
+              <w:rPr>
+                <w:b/>
+                <w:noProof w:val="0"/>
+                <w:position w:val="2"/>
+                <w:sz w:val="18"/>
+              </w:rPr>
+              <w:t>IBUTG = 0,7 tbn + 0,3 tg</w:t>
+            </w:r>
+          </w:p>
+          <w:p>
+            <w:pPr>
+              <w:pStyle w:val="CORPODETEXTO"/>
+              <w:ind w:firstLine="0"/>
+              <w:jc w:val="center"/>
+              <w:rPr>
+                <w:b/>
+                <w:noProof w:val="0"/>
+                <w:position w:val="2"/>
+                <w:sz w:val="18"/>
+              </w:rPr>
+            </w:pPr>
+            <w:r>
+              <w:rPr>
+                <w:b/>
+                <w:noProof w:val="0"/>
+                <w:position w:val="2"/>
+                <w:sz w:val="18"/>
+              </w:rPr>
+              <w:t>(Sem carga solar)</w:t>
+            </w:r>
+          </w:p>
+        </w:tc>
+        <w:tc>
+          <w:tcPr>
+            <w:tcW w:w="2623" w:type="dxa"/>
+            <w:tcBorders>
+              <w:top w:val="single" w:sz="4" w:space="0" w:color="auto"/>
+              <w:left w:val="single" w:sz="4" w:space="0" w:color="auto"/>
+              <w:bottom w:val="single" w:sz="4" w:space="0" w:color="auto"/>
+              <w:right w:val="single" w:sz="4" w:space="0" w:color="auto"/>
+            </w:tcBorders>
+            <w:shd w:val="pct15" w:color="auto" w:fill="auto"/>
+            <w:vAlign w:val="center"/>
+            <w:hideMark/>
+          </w:tcPr>
+          <w:p>
+            <w:pPr>
+              <w:pStyle w:val="CORPODETEXTO"/>
+              <w:ind w:firstLine="0"/>
+              <w:jc w:val="center"/>
+              <w:rPr>
+                <w:b/>
+                <w:noProof w:val="0"/>
+                <w:position w:val="2"/>
+                <w:sz w:val="18"/>
+              </w:rPr>
+            </w:pPr>
+            <w:r>
+              <w:rPr>
+                <w:b/>
+                <w:noProof w:val="0"/>
+                <w:position w:val="2"/>
+                <w:sz w:val="18"/>
+              </w:rPr>
+              <w:t>IBUTG</w:t>
+            </w:r>
+          </w:p>
+        </w:tc>
+      </w:tr>
+      <w:tr>
+        <w:trPr>
+          <w:cantSplit/>
+        </w:trPr>
+        <w:tc>
+          <w:tcPr>
+            <w:tcW w:w="1985" w:type="dxa"/>
+            <w:tcBorders>
+              <w:left w:val="single" w:sz="4" w:space="0" w:color="auto"/>
+              <w:right w:val="single" w:sz="4" w:space="0" w:color="auto"/>
+            </w:tcBorders>
+            <w:shd w:val="clear" w:color="auto" w:fill="FFFFFF" w:themeFill="background1"/>
+            <w:vAlign w:val="center"/>
+            <w:hideMark/>
+          </w:tcPr>
+          <w:p>
+            <w:pPr>
+              <w:pStyle w:val="CORPODETEXTO"/>
+              <w:ind w:firstLine="0"/>
+              <w:rPr>
+                <w:noProof w:val="0"/>
+                <w:position w:val="2"/>
+                <w:sz w:val="18"/>
+              </w:rPr>
+            </w:pPr>
+            <w:r>
+              <w:rPr>
+                <w:b/>
+                <w:noProof w:val="0"/>
+                <w:position w:val="2"/>
+                <w:sz w:val="18"/>
+              </w:rPr>
+              <w:t>Cozinha – Fogão</w:t>
+            </w:r>
+          </w:p>
+        </w:tc>
+        <w:tc>
+          <w:tcPr>
+            <w:tcW w:w="1062" w:type="dxa"/>
+            <w:tcBorders>
+              <w:left w:val="single" w:sz="4" w:space="0" w:color="auto"/>
+              <w:right w:val="single" w:sz="4" w:space="0" w:color="auto"/>
+            </w:tcBorders>
+            <w:shd w:val="clear" w:color="auto" w:fill="FFFFFF" w:themeFill="background1"/>
+            <w:vAlign w:val="center"/>
+          </w:tcPr>
+          <w:p>
+            <w:pPr>
+              <w:pStyle w:val="CORPODETEXTO"/>
+              <w:ind w:firstLine="0"/>
+              <w:jc w:val="center"/>
+              <w:rPr>
+                <w:noProof w:val="0"/>
+                <w:position w:val="2"/>
+                <w:sz w:val="18"/>
+              </w:rPr>
+            </w:pPr>
+            <w:r>
+              <w:rPr>
+                <w:noProof w:val="0"/>
+                <w:position w:val="2"/>
+                <w:sz w:val="18"/>
+              </w:rPr>
+              <w:t>30</w:t>
+            </w:r>
+          </w:p>
+        </w:tc>
+        <w:tc>
+          <w:tcPr>
+            <w:tcW w:w="921" w:type="dxa"/>
+            <w:gridSpan w:val="3"/>
+            <w:tcBorders>
+              <w:top w:val="single" w:sz="4" w:space="0" w:color="auto"/>
+              <w:left w:val="single" w:sz="4" w:space="0" w:color="auto"/>
+              <w:bottom w:val="single" w:sz="4" w:space="0" w:color="auto"/>
+              <w:right w:val="single" w:sz="4" w:space="0" w:color="auto"/>
+            </w:tcBorders>
+            <w:vAlign w:val="center"/>
+            <w:hideMark/>
+          </w:tcPr>
+          <w:p>
+            <w:pPr>
+              <w:pStyle w:val="CORPODETEXTO"/>
+              <w:ind w:firstLine="0"/>
+              <w:jc w:val="center"/>
+              <w:rPr>
+                <w:noProof w:val="0"/>
+                <w:position w:val="2"/>
+                <w:sz w:val="18"/>
+              </w:rPr>
+            </w:pPr>
+            <w:r>
+              <w:rPr>
+                <w:noProof w:val="0"/>
+                <w:position w:val="2"/>
+                <w:sz w:val="18"/>
+              </w:rPr>
+              <w:t>22,6</w:t>
+            </w:r>
+          </w:p>
+        </w:tc>
+        <w:tc>
+          <w:tcPr>
+            <w:tcW w:w="921" w:type="dxa"/>
+            <w:tcBorders>
+              <w:top w:val="single" w:sz="4" w:space="0" w:color="auto"/>
+              <w:left w:val="single" w:sz="4" w:space="0" w:color="auto"/>
+              <w:bottom w:val="single" w:sz="4" w:space="0" w:color="auto"/>
+              <w:right w:val="single" w:sz="4" w:space="0" w:color="auto"/>
+            </w:tcBorders>
+            <w:vAlign w:val="center"/>
+            <w:hideMark/>
+          </w:tcPr>
+          <w:p>
+            <w:pPr>
+              <w:pStyle w:val="CORPODETEXTO"/>
+              <w:ind w:firstLine="0"/>
+              <w:jc w:val="center"/>
+              <w:rPr>
+                <w:noProof w:val="0"/>
+                <w:position w:val="2"/>
+                <w:sz w:val="18"/>
+              </w:rPr>
+            </w:pPr>
+            <w:r>
+              <w:rPr>
+                <w:noProof w:val="0"/>
+                <w:position w:val="2"/>
+                <w:sz w:val="18"/>
+              </w:rPr>
+              <w:t>29,9</w:t>
+            </w:r>
+          </w:p>
+        </w:tc>
+        <w:tc>
+          <w:tcPr>
+            <w:tcW w:w="921" w:type="dxa"/>
+            <w:tcBorders>
+              <w:top w:val="single" w:sz="4" w:space="0" w:color="auto"/>
+              <w:left w:val="single" w:sz="4" w:space="0" w:color="auto"/>
+              <w:bottom w:val="single" w:sz="4" w:space="0" w:color="auto"/>
+              <w:right w:val="single" w:sz="4" w:space="0" w:color="auto"/>
+            </w:tcBorders>
+            <w:vAlign w:val="center"/>
+            <w:hideMark/>
+          </w:tcPr>
+          <w:p>
+            <w:pPr>
+              <w:pStyle w:val="CORPODETEXTO"/>
+              <w:ind w:firstLine="0"/>
+              <w:jc w:val="center"/>
+              <w:rPr>
+                <w:noProof w:val="0"/>
+                <w:position w:val="2"/>
+                <w:sz w:val="18"/>
+              </w:rPr>
+            </w:pPr>
+            <w:r>
+              <w:rPr>
+                <w:noProof w:val="0"/>
+                <w:position w:val="2"/>
+                <w:sz w:val="18"/>
+              </w:rPr>
+              <w:t>33,8</w:t>
+            </w:r>
+          </w:p>
+        </w:tc>
+        <w:tc>
+          <w:tcPr>
+            <w:tcW w:w="2622" w:type="dxa"/>
+            <w:gridSpan w:val="2"/>
+            <w:tcBorders>
+              <w:top w:val="single" w:sz="4" w:space="0" w:color="auto"/>
+              <w:left w:val="single" w:sz="4" w:space="0" w:color="auto"/>
+              <w:bottom w:val="single" w:sz="4" w:space="0" w:color="auto"/>
+              <w:right w:val="single" w:sz="4" w:space="0" w:color="auto"/>
+            </w:tcBorders>
+            <w:vAlign w:val="center"/>
+            <w:hideMark/>
+          </w:tcPr>
+          <w:p>
+            <w:pPr>
+              <w:pStyle w:val="CORPODETEXTO"/>
+              <w:ind w:firstLine="0"/>
+              <w:jc w:val="center"/>
+              <w:rPr>
+                <w:noProof w:val="0"/>
+                <w:position w:val="2"/>
+                <w:sz w:val="18"/>
+              </w:rPr>
+            </w:pPr>
+            <w:r>
+              <w:rPr>
+                <w:noProof w:val="0"/>
+                <w:position w:val="2"/>
+                <w:sz w:val="18"/>
+              </w:rPr>
+              <w:t>IBUTG = (0,7 x 22,6) + (0,3 x 33,8)</w:t>
+            </w:r>
+          </w:p>
+        </w:tc>
+        <w:tc>
+          <w:tcPr>
+            <w:tcW w:w="2623" w:type="dxa"/>
+            <w:tcBorders>
+              <w:top w:val="single" w:sz="4" w:space="0" w:color="auto"/>
+              <w:left w:val="single" w:sz="4" w:space="0" w:color="auto"/>
+              <w:bottom w:val="single" w:sz="4" w:space="0" w:color="auto"/>
+              <w:right w:val="single" w:sz="4" w:space="0" w:color="auto"/>
+            </w:tcBorders>
+            <w:vAlign w:val="center"/>
+            <w:hideMark/>
+          </w:tcPr>
+          <w:p>
+            <w:pPr>
+              <w:pStyle w:val="CORPODETEXTO"/>
+              <w:ind w:firstLine="0"/>
+              <w:jc w:val="center"/>
+              <w:rPr>
+                <w:noProof w:val="0"/>
+                <w:position w:val="2"/>
+                <w:sz w:val="18"/>
+              </w:rPr>
+            </w:pPr>
+            <w:r>
+              <w:rPr>
+                <w:noProof w:val="0"/>
+                <w:position w:val="2"/>
+                <w:sz w:val="18"/>
+              </w:rPr>
+              <w:t>26,0</w:t>
+            </w:r>
+          </w:p>
+        </w:tc>
+      </w:tr>
+      <w:tr>
+        <w:trPr>
+          <w:cantSplit/>
+        </w:trPr>
+        <w:tc>
+          <w:tcPr>
+            <w:tcW w:w="1985" w:type="dxa"/>
+            <w:tcBorders>
+              <w:left w:val="single" w:sz="4" w:space="0" w:color="auto"/>
+              <w:bottom w:val="single" w:sz="4" w:space="0" w:color="auto"/>
+              <w:right w:val="single" w:sz="4" w:space="0" w:color="auto"/>
+            </w:tcBorders>
+            <w:shd w:val="clear" w:color="auto" w:fill="FFFFFF" w:themeFill="background1"/>
+            <w:vAlign w:val="center"/>
+          </w:tcPr>
+          <w:p>
+            <w:pPr>
+              <w:pStyle w:val="CORPODETEXTO"/>
+              <w:ind w:firstLine="0"/>
+              <w:rPr>
+                <w:b/>
+                <w:noProof w:val="0"/>
+                <w:position w:val="2"/>
+                <w:sz w:val="18"/>
+              </w:rPr>
+            </w:pPr>
+            <w:r>
+              <w:rPr>
+                <w:b/>
+                <w:noProof w:val="0"/>
+                <w:position w:val="2"/>
+                <w:sz w:val="18"/>
+              </w:rPr>
+              <w:t>Cozinha – Bancada</w:t>
+            </w:r>
+          </w:p>
+        </w:tc>
+        <w:tc>
+          <w:tcPr>
+            <w:tcW w:w="1062" w:type="dxa"/>
+            <w:tcBorders>
+              <w:left w:val="single" w:sz="4" w:space="0" w:color="auto"/>
+              <w:bottom w:val="single" w:sz="4" w:space="0" w:color="auto"/>
+              <w:right w:val="single" w:sz="4" w:space="0" w:color="auto"/>
+            </w:tcBorders>
+            <w:shd w:val="clear" w:color="auto" w:fill="FFFFFF" w:themeFill="background1"/>
+            <w:vAlign w:val="center"/>
+          </w:tcPr>
+          <w:p>
+            <w:pPr>
+              <w:pStyle w:val="CORPODETEXTO"/>
+              <w:ind w:firstLine="0"/>
+              <w:jc w:val="center"/>
+              <w:rPr>
+                <w:noProof w:val="0"/>
+                <w:position w:val="2"/>
+                <w:sz w:val="18"/>
+              </w:rPr>
+            </w:pPr>
+            <w:r>
+              <w:rPr>
+                <w:noProof w:val="0"/>
+                <w:position w:val="2"/>
+                <w:sz w:val="18"/>
+              </w:rPr>
+              <w:t>30</w:t>
+            </w:r>
+          </w:p>
+        </w:tc>
+        <w:tc>
+          <w:tcPr>
+            <w:tcW w:w="921" w:type="dxa"/>
+            <w:gridSpan w:val="3"/>
+            <w:tcBorders>
+              <w:top w:val="single" w:sz="4" w:space="0" w:color="auto"/>
+              <w:left w:val="single" w:sz="4" w:space="0" w:color="auto"/>
+              <w:bottom w:val="single" w:sz="4" w:space="0" w:color="auto"/>
+              <w:right w:val="single" w:sz="4" w:space="0" w:color="auto"/>
+            </w:tcBorders>
+            <w:vAlign w:val="center"/>
+          </w:tcPr>
+          <w:p>
+            <w:pPr>
+              <w:pStyle w:val="CORPODETEXTO"/>
+              <w:ind w:firstLine="0"/>
+              <w:jc w:val="center"/>
+              <w:rPr>
+                <w:noProof w:val="0"/>
+                <w:position w:val="2"/>
+                <w:sz w:val="18"/>
+              </w:rPr>
+            </w:pPr>
+            <w:r>
+              <w:rPr>
+                <w:noProof w:val="0"/>
+                <w:position w:val="2"/>
+                <w:sz w:val="18"/>
+              </w:rPr>
+              <w:t>24,2</w:t>
+            </w:r>
+          </w:p>
+        </w:tc>
+        <w:tc>
+          <w:tcPr>
+            <w:tcW w:w="921" w:type="dxa"/>
+            <w:tcBorders>
+              <w:top w:val="single" w:sz="4" w:space="0" w:color="auto"/>
+              <w:left w:val="single" w:sz="4" w:space="0" w:color="auto"/>
+              <w:bottom w:val="single" w:sz="4" w:space="0" w:color="auto"/>
+              <w:right w:val="single" w:sz="4" w:space="0" w:color="auto"/>
+            </w:tcBorders>
+            <w:vAlign w:val="center"/>
+          </w:tcPr>
+          <w:p>
+            <w:pPr>
+              <w:pStyle w:val="CORPODETEXTO"/>
+              <w:ind w:firstLine="0"/>
+              <w:jc w:val="center"/>
+              <w:rPr>
+                <w:noProof w:val="0"/>
+                <w:position w:val="2"/>
+                <w:sz w:val="18"/>
+              </w:rPr>
+            </w:pPr>
+            <w:r>
+              <w:rPr>
+                <w:noProof w:val="0"/>
+                <w:position w:val="2"/>
+                <w:sz w:val="18"/>
+              </w:rPr>
+              <w:t>30,4</w:t>
+            </w:r>
+          </w:p>
+        </w:tc>
+        <w:tc>
+          <w:tcPr>
+            <w:tcW w:w="921" w:type="dxa"/>
+            <w:tcBorders>
+              <w:top w:val="single" w:sz="4" w:space="0" w:color="auto"/>
+              <w:left w:val="single" w:sz="4" w:space="0" w:color="auto"/>
+              <w:bottom w:val="single" w:sz="4" w:space="0" w:color="auto"/>
+              <w:right w:val="single" w:sz="4" w:space="0" w:color="auto"/>
+            </w:tcBorders>
+            <w:vAlign w:val="center"/>
+          </w:tcPr>
+          <w:p>
+            <w:pPr>
+              <w:pStyle w:val="CORPODETEXTO"/>
+              <w:ind w:firstLine="0"/>
+              <w:jc w:val="center"/>
+              <w:rPr>
+                <w:noProof w:val="0"/>
+                <w:position w:val="2"/>
+                <w:sz w:val="18"/>
+              </w:rPr>
+            </w:pPr>
+            <w:r>
+              <w:rPr>
+                <w:noProof w:val="0"/>
+                <w:position w:val="2"/>
+                <w:sz w:val="18"/>
+              </w:rPr>
+              <w:t>29,1</w:t>
+            </w:r>
+          </w:p>
+        </w:tc>
+        <w:tc>
+          <w:tcPr>
+            <w:tcW w:w="2622" w:type="dxa"/>
+            <w:gridSpan w:val="2"/>
+            <w:tcBorders>
+              <w:top w:val="single" w:sz="4" w:space="0" w:color="auto"/>
+              <w:left w:val="single" w:sz="4" w:space="0" w:color="auto"/>
+              <w:bottom w:val="single" w:sz="4" w:space="0" w:color="auto"/>
+              <w:right w:val="single" w:sz="4" w:space="0" w:color="auto"/>
+            </w:tcBorders>
+            <w:vAlign w:val="center"/>
+          </w:tcPr>
+          <w:p>
+            <w:pPr>
+              <w:pStyle w:val="CORPODETEXTO"/>
+              <w:ind w:firstLine="0"/>
+              <w:jc w:val="center"/>
+              <w:rPr>
+                <w:noProof w:val="0"/>
+                <w:position w:val="2"/>
+                <w:sz w:val="18"/>
+              </w:rPr>
+            </w:pPr>
+            <w:r>
+              <w:rPr>
+                <w:noProof w:val="0"/>
+                <w:position w:val="2"/>
+                <w:sz w:val="18"/>
+              </w:rPr>
+              <w:t>IBUTG = (0,7 x 22,1) + (0,3 x 29,1)</w:t>
+            </w:r>
+          </w:p>
+        </w:tc>
+        <w:tc>
+          <w:tcPr>
+            <w:tcW w:w="2623" w:type="dxa"/>
+            <w:tcBorders>
+              <w:top w:val="single" w:sz="4" w:space="0" w:color="auto"/>
+              <w:left w:val="single" w:sz="4" w:space="0" w:color="auto"/>
+              <w:bottom w:val="single" w:sz="4" w:space="0" w:color="auto"/>
+              <w:right w:val="single" w:sz="4" w:space="0" w:color="auto"/>
+            </w:tcBorders>
+            <w:vAlign w:val="center"/>
+          </w:tcPr>
+          <w:p>
+            <w:pPr>
+              <w:pStyle w:val="CORPODETEXTO"/>
+              <w:ind w:firstLine="0"/>
+              <w:jc w:val="center"/>
+              <w:rPr>
+                <w:noProof w:val="0"/>
+                <w:position w:val="2"/>
+                <w:sz w:val="18"/>
+              </w:rPr>
+            </w:pPr>
+            <w:r>
+              <w:rPr>
+                <w:noProof w:val="0"/>
+                <w:position w:val="2"/>
+                <w:sz w:val="18"/>
+              </w:rPr>
+              <w:t>24,2</w:t>
+            </w:r>
+          </w:p>
+        </w:tc>
+      </w:tr>
+      <w:tr>
+        <w:trPr>
+          <w:cantSplit/>
+        </w:trPr>
+        <w:tc>
+          <w:tcPr>
+            <w:tcW w:w="11055" w:type="dxa"/>
+            <w:gridSpan w:val="10"/>
+            <w:tcBorders>
+              <w:top w:val="single" w:sz="4" w:space="0" w:color="auto"/>
+              <w:left w:val="single" w:sz="4" w:space="0" w:color="auto"/>
+              <w:bottom w:val="single" w:sz="4" w:space="0" w:color="auto"/>
+              <w:right w:val="single" w:sz="4" w:space="0" w:color="auto"/>
+            </w:tcBorders>
+            <w:vAlign w:val="center"/>
+          </w:tcPr>
+          <w:p>
+            <w:pPr>
+              <w:pStyle w:val="CORPODETEXTO"/>
+              <w:ind w:firstLine="0"/>
+              <w:jc w:val="center"/>
+              <w:rPr>
+                <w:rFonts w:cs="Arial"/>
+                <w:noProof w:val="0"/>
+                <w:sz w:val="22"/>
+                <w:szCs w:val="18"/>
+              </w:rPr>
+            </w:pPr>
+          </w:p>
+          <w:p>
+            <w:pPr>
+              <w:pStyle w:val="CORPODETEXTO"/>
+              <w:ind w:firstLine="0"/>
+              <w:jc w:val="center"/>
+              <w:rPr>
+                <w:rFonts w:cs="Arial"/>
+                <w:noProof w:val="0"/>
+                <w:sz w:val="22"/>
+                <w:szCs w:val="18"/>
+              </w:rPr>
+            </w:pPr>
+            <m:oMathPara>
+              <m:oMath>
+                <m:r>
+                  <w:rPr>
+                    <w:rFonts w:ascii="Cambria Math" w:hAnsi="Cambria Math" w:cs="Arial"/>
+                    <w:sz w:val="22"/>
+                    <w:szCs w:val="18"/>
+                  </w:rPr>
+                  <m:t>IBUTG(médio)=</m:t>
+                </m:r>
+                <m:f>
+                  <m:fPr>
+                    <m:ctrlPr>
+                      <w:rPr>
+                        <w:rFonts w:ascii="Cambria Math" w:hAnsi="Cambria Math" w:cs="Arial"/>
+                        <w:i/>
+                        <w:sz w:val="22"/>
+                        <w:szCs w:val="18"/>
+                      </w:rPr>
+                    </m:ctrlPr>
+                  </m:fPr>
+                  <m:num>
+                    <m:r>
+                      <w:rPr>
+                        <w:rFonts w:ascii="Cambria Math" w:hAnsi="Cambria Math" w:cs="Arial"/>
+                        <w:sz w:val="22"/>
+                        <w:szCs w:val="18"/>
+                      </w:rPr>
+                      <m:t>IBUTG1 x T1+IBUTG2 x T2+IBUTG x Tn</m:t>
+                    </m:r>
+                  </m:num>
+                  <m:den>
+                    <m:r>
+                      <w:rPr>
+                        <w:rFonts w:ascii="Cambria Math" w:hAnsi="Cambria Math" w:cs="Arial"/>
+                        <w:sz w:val="22"/>
+                        <w:szCs w:val="18"/>
+                      </w:rPr>
+                      <m:t>60</m:t>
+                    </m:r>
+                  </m:den>
+                </m:f>
+              </m:oMath>
+            </m:oMathPara>
+          </w:p>
+          <w:p>
+            <w:pPr>
+              <w:pStyle w:val="CORPODETEXTO"/>
+              <w:ind w:firstLine="0"/>
+              <w:jc w:val="center"/>
+              <w:rPr>
+                <w:rFonts w:cs="Arial"/>
+                <w:b/>
+                <w:noProof w:val="0"/>
+                <w:position w:val="2"/>
+                <w:sz w:val="18"/>
+                <w:szCs w:val="18"/>
+              </w:rPr>
+            </w:pPr>
+            <w:r>
+              <w:rPr>
+                <w:rFonts w:ascii="Cambria Math" w:hAnsi="Cambria Math" w:cs="Arial"/>
+                <w:b/>
+                <w:sz w:val="22"/>
+                <w:szCs w:val="18"/>
+              </w:rPr>
+              <w:t>IBUTG (Médio) = 25,1 ºC</w:t>
+            </w:r>
+          </w:p>
+        </w:tc>
+      </w:tr>
+      <w:tr>
+        <w:trPr>
+          <w:cantSplit/>
+        </w:trPr>
+        <w:tc>
+          <w:tcPr>
+            <w:tcW w:w="3261" w:type="dxa"/>
+            <w:gridSpan w:val="3"/>
+            <w:vMerge w:val="restart"/>
+            <w:tcBorders>
+              <w:top w:val="single" w:sz="4" w:space="0" w:color="auto"/>
+              <w:left w:val="single" w:sz="4" w:space="0" w:color="auto"/>
+              <w:right w:val="single" w:sz="4" w:space="0" w:color="auto"/>
+            </w:tcBorders>
+            <w:shd w:val="clear" w:color="auto" w:fill="D9D9D9" w:themeFill="background1" w:themeFillShade="D9"/>
+            <w:vAlign w:val="center"/>
+            <w:hideMark/>
+          </w:tcPr>
+          <w:p>
+            <w:pPr>
+              <w:pStyle w:val="CORPODETEXTO"/>
+              <w:ind w:firstLine="0"/>
+              <w:jc w:val="center"/>
+              <w:rPr>
+                <w:b/>
+                <w:noProof w:val="0"/>
+                <w:position w:val="2"/>
+                <w:sz w:val="18"/>
+              </w:rPr>
+            </w:pPr>
+            <w:r>
+              <w:rPr>
+                <w:b/>
+                <w:noProof w:val="0"/>
+                <w:position w:val="2"/>
+                <w:sz w:val="18"/>
+              </w:rPr>
+              <w:t>Tipo de Atividade (Quadro 2 – Anexo 3 / NR09)</w:t>
+            </w:r>
+          </w:p>
+        </w:tc>
+        <w:tc>
+          <w:tcPr>
+            <w:tcW w:w="2549" w:type="dxa"/>
+            <w:gridSpan w:val="4"/>
+            <w:tcBorders>
+              <w:top w:val="single" w:sz="4" w:space="0" w:color="auto"/>
+              <w:left w:val="single" w:sz="4" w:space="0" w:color="auto"/>
+              <w:bottom w:val="single" w:sz="4" w:space="0" w:color="auto"/>
+              <w:right w:val="single" w:sz="4" w:space="0" w:color="auto"/>
+            </w:tcBorders>
+            <w:shd w:val="clear" w:color="auto" w:fill="auto"/>
+            <w:vAlign w:val="center"/>
+            <w:hideMark/>
+          </w:tcPr>
+          <w:p>
+            <w:pPr>
+              <w:pStyle w:val="CORPODETEXTO"/>
+              <w:ind w:firstLine="0"/>
+              <w:jc w:val="center"/>
+              <w:rPr>
+                <w:noProof w:val="0"/>
+                <w:position w:val="2"/>
+                <w:sz w:val="18"/>
+              </w:rPr>
+            </w:pPr>
+            <w:r>
+              <w:rPr>
+                <w:b/>
+                <w:noProof w:val="0"/>
+                <w:position w:val="2"/>
+                <w:sz w:val="18"/>
+              </w:rPr>
+              <w:t>Atividade 01:</w:t>
+            </w:r>
+            <w:r>
+              <w:rPr>
+                <w:noProof w:val="0"/>
+                <w:position w:val="2"/>
+                <w:sz w:val="18"/>
+              </w:rPr>
+              <w:t xml:space="preserve"> Trabalho Moderado – De pé, com os braços e tronco</w:t>
+            </w:r>
+          </w:p>
+        </w:tc>
+        <w:tc>
+          <w:tcPr>
+            <w:tcW w:w="2622" w:type="dxa"/>
+            <w:gridSpan w:val="2"/>
+            <w:vMerge w:val="restart"/>
+            <w:tcBorders>
+              <w:top w:val="single" w:sz="4" w:space="0" w:color="auto"/>
+              <w:left w:val="single" w:sz="4" w:space="0" w:color="auto"/>
+              <w:right w:val="single" w:sz="4" w:space="0" w:color="auto"/>
+            </w:tcBorders>
+            <w:shd w:val="clear" w:color="auto" w:fill="D9D9D9" w:themeFill="background1" w:themeFillShade="D9"/>
+            <w:vAlign w:val="center"/>
+            <w:hideMark/>
+          </w:tcPr>
+          <w:p>
+            <w:pPr>
+              <w:pStyle w:val="CORPODETEXTO"/>
+              <w:ind w:firstLine="0"/>
+              <w:jc w:val="center"/>
+              <w:rPr>
+                <w:b/>
+                <w:noProof w:val="0"/>
+                <w:position w:val="2"/>
+                <w:sz w:val="18"/>
+              </w:rPr>
+            </w:pPr>
+            <w:r>
+              <w:rPr>
+                <w:b/>
+                <w:noProof w:val="0"/>
+                <w:position w:val="2"/>
+                <w:sz w:val="18"/>
+              </w:rPr>
+              <w:t>Taxa metabólica (M)</w:t>
+            </w:r>
+          </w:p>
+        </w:tc>
+        <w:tc>
+          <w:tcPr>
+            <w:tcW w:w="2623" w:type="dxa"/>
+            <w:tcBorders>
+              <w:top w:val="single" w:sz="4" w:space="0" w:color="auto"/>
+              <w:left w:val="single" w:sz="4" w:space="0" w:color="auto"/>
+              <w:bottom w:val="single" w:sz="4" w:space="0" w:color="auto"/>
+              <w:right w:val="single" w:sz="4" w:space="0" w:color="auto"/>
+            </w:tcBorders>
+            <w:vAlign w:val="center"/>
+            <w:hideMark/>
+          </w:tcPr>
+          <w:p>
+            <w:pPr>
+              <w:pStyle w:val="CORPODETEXTO"/>
+              <w:ind w:firstLine="0"/>
+              <w:jc w:val="center"/>
+              <w:rPr>
+                <w:noProof w:val="0"/>
+                <w:position w:val="2"/>
+                <w:sz w:val="18"/>
+              </w:rPr>
+            </w:pPr>
+            <w:r>
+              <w:rPr>
+                <w:noProof w:val="0"/>
+                <w:position w:val="2"/>
+                <w:sz w:val="18"/>
+              </w:rPr>
+              <w:t>198 W</w:t>
+            </w:r>
+          </w:p>
+        </w:tc>
+      </w:tr>
+      <w:tr>
+        <w:trPr>
+          <w:cantSplit/>
+        </w:trPr>
+        <w:tc>
+          <w:tcPr>
+            <w:tcW w:w="3261" w:type="dxa"/>
+            <w:gridSpan w:val="3"/>
+            <w:vMerge/>
+            <w:tcBorders>
+              <w:left w:val="single" w:sz="4" w:space="0" w:color="auto"/>
+              <w:bottom w:val="single" w:sz="4" w:space="0" w:color="auto"/>
+              <w:right w:val="single" w:sz="4" w:space="0" w:color="auto"/>
+            </w:tcBorders>
+            <w:shd w:val="clear" w:color="auto" w:fill="D9D9D9" w:themeFill="background1" w:themeFillShade="D9"/>
+            <w:vAlign w:val="center"/>
+          </w:tcPr>
+          <w:p>
+            <w:pPr>
+              <w:pStyle w:val="CORPODETEXTO"/>
+              <w:ind w:firstLine="0"/>
+              <w:jc w:val="center"/>
+              <w:rPr>
+                <w:b/>
+                <w:noProof w:val="0"/>
+                <w:position w:val="2"/>
+                <w:sz w:val="18"/>
+              </w:rPr>
+            </w:pPr>
+          </w:p>
+        </w:tc>
+        <w:tc>
+          <w:tcPr>
+            <w:tcW w:w="2549" w:type="dxa"/>
+            <w:gridSpan w:val="4"/>
+            <w:tcBorders>
+              <w:top w:val="single" w:sz="4" w:space="0" w:color="auto"/>
+              <w:left w:val="single" w:sz="4" w:space="0" w:color="auto"/>
+              <w:bottom w:val="single" w:sz="4" w:space="0" w:color="auto"/>
+              <w:right w:val="single" w:sz="4" w:space="0" w:color="auto"/>
+            </w:tcBorders>
+            <w:vAlign w:val="center"/>
+          </w:tcPr>
+          <w:p>
+            <w:pPr>
+              <w:pStyle w:val="CORPODETEXTO"/>
+              <w:ind w:firstLine="0"/>
+              <w:jc w:val="center"/>
+              <w:rPr>
+                <w:noProof w:val="0"/>
+                <w:position w:val="2"/>
+                <w:sz w:val="18"/>
+              </w:rPr>
+            </w:pPr>
+            <w:r>
+              <w:rPr>
+                <w:b/>
+                <w:noProof w:val="0"/>
+                <w:position w:val="2"/>
+                <w:sz w:val="18"/>
+              </w:rPr>
+              <w:t>Atividade 02:</w:t>
+            </w:r>
+            <w:r>
+              <w:rPr>
+                <w:noProof w:val="0"/>
+                <w:position w:val="2"/>
+                <w:sz w:val="18"/>
+              </w:rPr>
+              <w:t xml:space="preserve"> Trabalho Moderado – De pé, com os braços e tronco</w:t>
+            </w:r>
+          </w:p>
+        </w:tc>
+        <w:tc>
+          <w:tcPr>
+            <w:tcW w:w="2622" w:type="dxa"/>
+            <w:gridSpan w:val="2"/>
+            <w:vMerge/>
+            <w:tcBorders>
+              <w:left w:val="single" w:sz="4" w:space="0" w:color="auto"/>
+              <w:bottom w:val="single" w:sz="4" w:space="0" w:color="auto"/>
+              <w:right w:val="single" w:sz="4" w:space="0" w:color="auto"/>
+            </w:tcBorders>
+            <w:shd w:val="clear" w:color="auto" w:fill="D9D9D9" w:themeFill="background1" w:themeFillShade="D9"/>
+            <w:vAlign w:val="center"/>
+          </w:tcPr>
+          <w:p>
+            <w:pPr>
+              <w:pStyle w:val="CORPODETEXTO"/>
+              <w:ind w:firstLine="0"/>
+              <w:jc w:val="center"/>
+              <w:rPr>
+                <w:b/>
+                <w:noProof w:val="0"/>
+                <w:position w:val="2"/>
+                <w:sz w:val="18"/>
+              </w:rPr>
+            </w:pPr>
+          </w:p>
+        </w:tc>
+        <w:tc>
+          <w:tcPr>
+            <w:tcW w:w="2623" w:type="dxa"/>
+            <w:tcBorders>
+              <w:top w:val="single" w:sz="4" w:space="0" w:color="auto"/>
+              <w:left w:val="single" w:sz="4" w:space="0" w:color="auto"/>
+              <w:bottom w:val="single" w:sz="4" w:space="0" w:color="auto"/>
+              <w:right w:val="single" w:sz="4" w:space="0" w:color="auto"/>
+            </w:tcBorders>
+            <w:vAlign w:val="center"/>
+          </w:tcPr>
+          <w:p>
+            <w:pPr>
+              <w:pStyle w:val="CORPODETEXTO"/>
+              <w:ind w:firstLine="0"/>
+              <w:jc w:val="center"/>
+              <w:rPr>
+                <w:noProof w:val="0"/>
+                <w:position w:val="2"/>
+                <w:sz w:val="18"/>
+              </w:rPr>
+            </w:pPr>
+            <w:r>
+              <w:rPr>
+                <w:noProof w:val="0"/>
+                <w:position w:val="2"/>
+                <w:sz w:val="18"/>
+              </w:rPr>
+              <w:t>198 W</w:t>
+            </w:r>
+          </w:p>
+        </w:tc>
+      </w:tr>
+      <w:tr>
+        <w:trPr>
+          <w:cantSplit/>
+        </w:trPr>
+        <w:tc>
+          <w:tcPr>
+            <w:tcW w:w="11055" w:type="dxa"/>
+            <w:gridSpan w:val="10"/>
+            <w:tcBorders>
+              <w:top w:val="single" w:sz="4" w:space="0" w:color="auto"/>
+              <w:left w:val="single" w:sz="4" w:space="0" w:color="auto"/>
+              <w:bottom w:val="single" w:sz="4" w:space="0" w:color="auto"/>
+              <w:right w:val="single" w:sz="4" w:space="0" w:color="auto"/>
+            </w:tcBorders>
+            <w:shd w:val="clear" w:color="auto" w:fill="FFFFFF" w:themeFill="background1"/>
+            <w:vAlign w:val="center"/>
+          </w:tcPr>
+          <w:p>
+            <w:pPr>
+              <w:rPr>
+                <w:color w:val="auto"/>
+                <w:sz w:val="22"/>
+                <w:szCs w:val="18"/>
+              </w:rPr>
+            </w:pPr>
+          </w:p>
+          <w:p>
+            <w:pPr>
+              <w:rPr>
+                <w:color w:val="auto"/>
+                <w:sz w:val="22"/>
+                <w:szCs w:val="18"/>
+              </w:rPr>
+            </w:pPr>
+            <m:oMathPara>
+              <m:oMath>
+                <m:r>
+                  <w:rPr>
+                    <w:rFonts w:ascii="Cambria Math" w:hAnsi="Cambria Math"/>
+                    <w:color w:val="auto"/>
+                    <w:sz w:val="22"/>
+                    <w:szCs w:val="18"/>
+                  </w:rPr>
+                  <m:t>M(média)=</m:t>
+                </m:r>
+                <m:f>
+                  <m:fPr>
+                    <m:ctrlPr>
+                      <w:rPr>
+                        <w:rFonts w:ascii="Cambria Math" w:hAnsi="Cambria Math"/>
+                        <w:i/>
+                        <w:color w:val="auto"/>
+                        <w:sz w:val="22"/>
+                        <w:szCs w:val="18"/>
+                      </w:rPr>
+                    </m:ctrlPr>
+                  </m:fPr>
+                  <m:num>
+                    <m:r>
+                      <w:rPr>
+                        <w:rFonts w:ascii="Cambria Math" w:hAnsi="Cambria Math"/>
+                        <w:color w:val="auto"/>
+                        <w:sz w:val="22"/>
+                        <w:szCs w:val="18"/>
+                      </w:rPr>
+                      <m:t>M1 x T1+M2 x T2+Mn x Tn</m:t>
+                    </m:r>
+                  </m:num>
+                  <m:den>
+                    <m:r>
+                      <w:rPr>
+                        <w:rFonts w:ascii="Cambria Math" w:hAnsi="Cambria Math"/>
+                        <w:color w:val="auto"/>
+                        <w:sz w:val="22"/>
+                        <w:szCs w:val="18"/>
+                      </w:rPr>
+                      <m:t>60</m:t>
+                    </m:r>
+                  </m:den>
+                </m:f>
+              </m:oMath>
+            </m:oMathPara>
+          </w:p>
+          <w:p>
+            <w:pPr>
+              <w:pStyle w:val="CORPODETEXTO"/>
+              <w:ind w:firstLine="0"/>
+              <w:jc w:val="center"/>
+              <w:rPr>
+                <w:rFonts w:cs="Arial"/>
+                <w:noProof w:val="0"/>
+                <w:sz w:val="18"/>
+                <w:szCs w:val="18"/>
+              </w:rPr>
+            </w:pPr>
+            <w:r>
+              <w:rPr>
+                <w:rFonts w:ascii="Cambria Math" w:hAnsi="Cambria Math" w:cs="Arial"/>
+                <w:b/>
+                <w:sz w:val="22"/>
+                <w:szCs w:val="18"/>
+              </w:rPr>
+              <w:t>M (média) =</w:t>
+            </w:r>
+            <w:r>
+              <w:rPr>
+                <w:sz w:val="22"/>
+                <w:szCs w:val="18"/>
+              </w:rPr>
+              <w:t xml:space="preserve"> </w:t>
+            </w:r>
+            <w:r>
+              <w:rPr>
+                <w:rFonts w:ascii="Cambria Math" w:hAnsi="Cambria Math" w:cs="Arial"/>
+                <w:b/>
+                <w:sz w:val="22"/>
+                <w:szCs w:val="18"/>
+              </w:rPr>
+              <w:t>198</w:t>
+            </w:r>
+            <w:r>
+              <w:rPr>
+                <w:rFonts w:ascii="Cambria Math" w:hAnsi="Cambria Math" w:cs="Arial"/>
+                <w:b/>
+                <w:sz w:val="22"/>
+                <w:szCs w:val="18"/>
+              </w:rPr>
+              <w:t xml:space="preserve"> W</w:t>
+            </w:r>
+          </w:p>
+        </w:tc>
+      </w:tr>
+      <w:tr>
+        <w:trPr>
+          <w:cantSplit/>
+        </w:trPr>
+        <w:tc>
+          <w:tcPr>
+            <w:tcW w:w="3261" w:type="dxa"/>
+            <w:gridSpan w:val="3"/>
+            <w:tcBorders>
+              <w:top w:val="single" w:sz="4" w:space="0" w:color="auto"/>
+              <w:left w:val="single" w:sz="4" w:space="0" w:color="auto"/>
+              <w:bottom w:val="single" w:sz="4" w:space="0" w:color="auto"/>
+              <w:right w:val="single" w:sz="4" w:space="0" w:color="auto"/>
+            </w:tcBorders>
+            <w:shd w:val="clear" w:color="auto" w:fill="D9D9D9" w:themeFill="background1" w:themeFillShade="D9"/>
+            <w:vAlign w:val="center"/>
+            <w:hideMark/>
+          </w:tcPr>
+          <w:p>
+            <w:pPr>
+              <w:pStyle w:val="CORPODETEXTO"/>
+              <w:ind w:firstLine="0"/>
+              <w:jc w:val="center"/>
+              <w:rPr>
+                <w:b/>
+                <w:noProof w:val="0"/>
+                <w:position w:val="2"/>
+                <w:sz w:val="18"/>
+              </w:rPr>
+            </w:pPr>
+            <w:r>
+              <w:rPr>
+                <w:b/>
+                <w:noProof w:val="0"/>
+                <w:position w:val="2"/>
+                <w:sz w:val="18"/>
+              </w:rPr>
+              <w:t>Horário da medição:</w:t>
+            </w:r>
+          </w:p>
+        </w:tc>
+        <w:tc>
+          <w:tcPr>
+            <w:tcW w:w="2549" w:type="dxa"/>
+            <w:gridSpan w:val="4"/>
+            <w:tcBorders>
+              <w:top w:val="single" w:sz="4" w:space="0" w:color="auto"/>
+              <w:left w:val="single" w:sz="4" w:space="0" w:color="auto"/>
+              <w:bottom w:val="single" w:sz="4" w:space="0" w:color="auto"/>
+              <w:right w:val="single" w:sz="4" w:space="0" w:color="auto"/>
+            </w:tcBorders>
+            <w:vAlign w:val="center"/>
+            <w:hideMark/>
+          </w:tcPr>
+          <w:p>
+            <w:pPr>
+              <w:pStyle w:val="CORPODETEXTO"/>
+              <w:ind w:firstLine="0"/>
+              <w:jc w:val="center"/>
+              <w:rPr>
+                <w:noProof w:val="0"/>
+                <w:position w:val="2"/>
+                <w:sz w:val="18"/>
+              </w:rPr>
+            </w:pPr>
+            <w:r>
+              <w:rPr>
+                <w:noProof w:val="0"/>
+                <w:position w:val="2"/>
+                <w:sz w:val="18"/>
+              </w:rPr>
+              <w:t>11:34 – 12:57</w:t>
+            </w:r>
+          </w:p>
+        </w:tc>
+        <w:tc>
+          <w:tcPr>
+            <w:tcW w:w="2622" w:type="dxa"/>
+            <w:gridSpan w:val="2"/>
+            <w:tcBorders>
+              <w:top w:val="single" w:sz="4" w:space="0" w:color="auto"/>
+              <w:left w:val="single" w:sz="4" w:space="0" w:color="auto"/>
+              <w:bottom w:val="single" w:sz="4" w:space="0" w:color="auto"/>
+              <w:right w:val="single" w:sz="4" w:space="0" w:color="auto"/>
+            </w:tcBorders>
+            <w:shd w:val="clear" w:color="auto" w:fill="D9D9D9" w:themeFill="background1" w:themeFillShade="D9"/>
+            <w:vAlign w:val="center"/>
+            <w:hideMark/>
+          </w:tcPr>
+          <w:p>
+            <w:pPr>
+              <w:pStyle w:val="CORPODETEXTO"/>
+              <w:ind w:firstLine="0"/>
+              <w:jc w:val="center"/>
+              <w:rPr>
+                <w:b/>
+                <w:noProof w:val="0"/>
+                <w:position w:val="2"/>
+                <w:sz w:val="18"/>
+              </w:rPr>
+            </w:pPr>
+            <w:r>
+              <w:rPr>
+                <w:b/>
+                <w:noProof w:val="0"/>
+                <w:position w:val="2"/>
+                <w:sz w:val="18"/>
+              </w:rPr>
+              <w:t>Tipo de vestimenta</w:t>
+            </w:r>
+          </w:p>
+        </w:tc>
+        <w:tc>
+          <w:tcPr>
+            <w:tcW w:w="2623" w:type="dxa"/>
+            <w:tcBorders>
+              <w:top w:val="single" w:sz="4" w:space="0" w:color="auto"/>
+              <w:left w:val="single" w:sz="4" w:space="0" w:color="auto"/>
+              <w:bottom w:val="single" w:sz="4" w:space="0" w:color="auto"/>
+              <w:right w:val="single" w:sz="4" w:space="0" w:color="auto"/>
+            </w:tcBorders>
+            <w:vAlign w:val="center"/>
+            <w:hideMark/>
+          </w:tcPr>
+          <w:p>
+            <w:pPr>
+              <w:pStyle w:val="CORPODETEXTO"/>
+              <w:ind w:firstLine="0"/>
+              <w:jc w:val="center"/>
+              <w:rPr>
+                <w:noProof w:val="0"/>
+                <w:position w:val="2"/>
+                <w:sz w:val="18"/>
+              </w:rPr>
+            </w:pPr>
+            <w:r>
+              <w:rPr>
+                <w:noProof w:val="0"/>
+                <w:position w:val="2"/>
+                <w:sz w:val="18"/>
+              </w:rPr>
+              <w:t>Uniforme de Trabalho (0)</w:t>
+            </w:r>
+          </w:p>
+        </w:tc>
+      </w:tr>
+      <w:tr>
+        <w:trPr>
+          <w:cantSplit/>
+        </w:trPr>
+        <w:tc>
+          <w:tcPr>
+            <w:tcW w:w="11055" w:type="dxa"/>
+            <w:gridSpan w:val="10"/>
+            <w:tcBorders>
+              <w:top w:val="single" w:sz="4" w:space="0" w:color="auto"/>
+              <w:left w:val="single" w:sz="4" w:space="0" w:color="auto"/>
+              <w:bottom w:val="single" w:sz="4" w:space="0" w:color="auto"/>
+              <w:right w:val="single" w:sz="4" w:space="0" w:color="auto"/>
+            </w:tcBorders>
+            <w:shd w:val="clear" w:color="auto" w:fill="D9D9D9" w:themeFill="background1" w:themeFillShade="D9"/>
+            <w:vAlign w:val="center"/>
+            <w:hideMark/>
+          </w:tcPr>
+          <w:p>
+            <w:pPr>
+              <w:pStyle w:val="CORPODETEXTO"/>
+              <w:ind w:firstLine="0"/>
+              <w:jc w:val="center"/>
+              <w:rPr>
+                <w:b/>
+                <w:noProof w:val="0"/>
+                <w:position w:val="2"/>
+                <w:sz w:val="18"/>
+              </w:rPr>
+            </w:pPr>
+            <w:r>
+              <w:rPr>
+                <w:b/>
+                <w:noProof w:val="0"/>
+                <w:position w:val="2"/>
+                <w:sz w:val="18"/>
+              </w:rPr>
+              <w:t>CONCLUSÃO</w:t>
+            </w:r>
+          </w:p>
+        </w:tc>
+      </w:tr>
+      <w:tr>
+        <w:trPr>
+          <w:cantSplit/>
+        </w:trPr>
+        <w:tc>
+          <w:tcPr>
+            <w:tcW w:w="11055" w:type="dxa"/>
+            <w:gridSpan w:val="10"/>
+            <w:tcBorders>
+              <w:top w:val="single" w:sz="4" w:space="0" w:color="auto"/>
+              <w:left w:val="single" w:sz="4" w:space="0" w:color="auto"/>
+              <w:bottom w:val="single" w:sz="4" w:space="0" w:color="auto"/>
+              <w:right w:val="single" w:sz="4" w:space="0" w:color="auto"/>
+            </w:tcBorders>
+            <w:shd w:val="clear" w:color="auto" w:fill="FFFFFF" w:themeFill="background1"/>
+            <w:vAlign w:val="center"/>
+            <w:hideMark/>
+          </w:tcPr>
+          <w:p>
+            <w:pPr>
+              <w:pStyle w:val="CORPODETEXTO"/>
+              <w:jc w:val="left"/>
+              <w:rPr>
+                <w:noProof w:val="0"/>
+                <w:position w:val="2"/>
+                <w:sz w:val="20"/>
+              </w:rPr>
+            </w:pPr>
+            <w:r>
+              <w:rPr>
+                <w:noProof w:val="0"/>
+                <w:position w:val="2"/>
+                <w:sz w:val="20"/>
+              </w:rPr>
+              <w:t>O limite de tolerância para exposição ao calor, segundo o Quadro Nº 1, do Anexo Nº 3, na NR-09, para uma taxa de metabolismo média de 198 W é de 30,2 IBUTG.</w:t>
+            </w:r>
+            <w:r>
+              <w:t xml:space="preserve"> </w:t>
+            </w:r>
+          </w:p>
+          <w:p>
+            <w:pPr>
+              <w:pStyle w:val="CORPODETEXTO"/>
+              <w:jc w:val="left"/>
+              <w:rPr>
+                <w:noProof w:val="0"/>
+                <w:position w:val="2"/>
+                <w:sz w:val="20"/>
+              </w:rPr>
+            </w:pPr>
+            <w:r>
+              <w:rPr>
+                <w:noProof w:val="0"/>
+                <w:position w:val="2"/>
+                <w:sz w:val="20"/>
+              </w:rPr>
+              <w:t>O IBUTG médio encontrado foi de 25,1 ºC, não ultrapassando o limite de tolerância.</w:t>
+            </w:r>
+          </w:p>
+        </w:tc>
+      </w:tr>
+      <w:tr>
+        <w:trPr>
+          <w:cantSplit/>
+          <w:trHeight w:val="4696"/>
+        </w:trPr>
+        <w:tc>
+          <w:tcPr>
+            <w:tcW w:w="3683" w:type="dxa"/>
+            <w:gridSpan w:val="4"/>
+            <w:tcBorders>
+              <w:top w:val="single" w:sz="4" w:space="0" w:color="auto"/>
+              <w:left w:val="single" w:sz="4" w:space="0" w:color="auto"/>
+              <w:bottom w:val="single" w:sz="4" w:space="0" w:color="auto"/>
+              <w:right w:val="single" w:sz="4" w:space="0" w:color="auto"/>
+            </w:tcBorders>
+            <w:shd w:val="clear" w:color="auto" w:fill="FFFFFF" w:themeFill="background1"/>
+            <w:vAlign w:val="center"/>
+          </w:tcPr>
+          <w:p>
+            <w:pPr>
+              <w:pStyle w:val="CORPODETEXTO"/>
+              <w:ind w:firstLine="139"/>
+              <w:jc w:val="center"/>
+            </w:pPr>
+            <w:r>
+              <w:drawing>
+                <wp:inline distT="0" distB="0" distL="0" distR="0" wp14:anchorId="1D5F34F2" wp14:editId="0F7044A1">
+                  <wp:extent cx="2249805" cy="3999865"/>
+                  <wp:effectExtent l="0" t="0" r="0" b="635"/>
+                  <wp:docPr id="15" name="Imagem 15"/>
+                  <wp:cNvGraphicFramePr>
+                    <a:graphicFrameLocks xmlns:a="http://schemas.openxmlformats.org/drawingml/2006/main" noChangeAspect="1"/>
+                  </wp:cNvGraphicFramePr>
+                  <a:graphic xmlns:a="http://schemas.openxmlformats.org/drawingml/2006/main">
+                    <a:graphicData uri="http://schemas.openxmlformats.org/drawingml/2006/picture">
+                      <pic:pic xmlns:pic="http://schemas.openxmlformats.org/drawingml/2006/picture">
+                        <pic:nvPicPr>
+                          <pic:cNvPr id="15" name="Cozinha (1).jpeg"/>
+                          <pic:cNvPicPr/>
+                        </pic:nvPicPr>
+                        <pic:blipFill>
+                          <a:blip r:embed="rId21">
+                            <a:extLst>
+                              <a:ext uri="{28A0092B-C50C-407E-A947-70E740481C1C}">
+                                <a14:useLocalDpi xmlns:a14="http://schemas.microsoft.com/office/drawing/2010/main" val="0"/>
+                              </a:ext>
+                            </a:extLst>
+                          </a:blip>
+                          <a:stretch>
+                            <a:fillRect/>
+                          </a:stretch>
+                        </pic:blipFill>
+                        <pic:spPr>
+                          <a:xfrm>
+                            <a:off x="0" y="0"/>
+                            <a:ext cx="2249805" cy="3999865"/>
+                          </a:xfrm>
+                          <a:prstGeom prst="rect">
+                            <a:avLst/>
+                          </a:prstGeom>
+                        </pic:spPr>
+                      </pic:pic>
+                    </a:graphicData>
+                  </a:graphic>
+                </wp:inline>
+              </w:drawing>
+            </w:r>
+            <w:r>
+              <w:t>Fogão</w:t>
+            </w:r>
+          </w:p>
+        </w:tc>
+        <w:tc>
+          <w:tcPr>
+            <w:tcW w:w="3686" w:type="dxa"/>
+            <w:gridSpan w:val="4"/>
+            <w:tcBorders>
+              <w:top w:val="single" w:sz="4" w:space="0" w:color="auto"/>
+              <w:left w:val="single" w:sz="4" w:space="0" w:color="auto"/>
+              <w:bottom w:val="single" w:sz="4" w:space="0" w:color="auto"/>
+              <w:right w:val="single" w:sz="4" w:space="0" w:color="auto"/>
+            </w:tcBorders>
+            <w:shd w:val="clear" w:color="auto" w:fill="FFFFFF" w:themeFill="background1"/>
+            <w:vAlign w:val="center"/>
+          </w:tcPr>
+          <w:p>
+            <w:pPr>
+              <w:pStyle w:val="CORPODETEXTO"/>
+              <w:ind w:firstLine="0"/>
+              <w:jc w:val="center"/>
+            </w:pPr>
+            <w:r>
+              <w:drawing>
+                <wp:inline distT="0" distB="0" distL="0" distR="0" wp14:anchorId="4B7D0F9B" wp14:editId="5844795C">
+                  <wp:extent cx="2251710" cy="4003040"/>
+                  <wp:effectExtent l="0" t="0" r="0" b="0"/>
+                  <wp:docPr id="17" name="Imagem 17"/>
+                  <wp:cNvGraphicFramePr>
+                    <a:graphicFrameLocks xmlns:a="http://schemas.openxmlformats.org/drawingml/2006/main" noChangeAspect="1"/>
+                  </wp:cNvGraphicFramePr>
+                  <a:graphic xmlns:a="http://schemas.openxmlformats.org/drawingml/2006/main">
+                    <a:graphicData uri="http://schemas.openxmlformats.org/drawingml/2006/picture">
+                      <pic:pic xmlns:pic="http://schemas.openxmlformats.org/drawingml/2006/picture">
+                        <pic:nvPicPr>
+                          <pic:cNvPr id="17" name="Cozinha (2).jpeg"/>
+                          <pic:cNvPicPr/>
+                        </pic:nvPicPr>
+                        <pic:blipFill>
+                          <a:blip r:embed="rId22">
+                            <a:extLst>
+                              <a:ext uri="{28A0092B-C50C-407E-A947-70E740481C1C}">
+                                <a14:useLocalDpi xmlns:a14="http://schemas.microsoft.com/office/drawing/2010/main" val="0"/>
+                              </a:ext>
+                            </a:extLst>
+                          </a:blip>
+                          <a:stretch>
+                            <a:fillRect/>
+                          </a:stretch>
+                        </pic:blipFill>
+                        <pic:spPr>
+                          <a:xfrm>
+                            <a:off x="0" y="0"/>
+                            <a:ext cx="2251710" cy="4003040"/>
+                          </a:xfrm>
+                          <a:prstGeom prst="rect">
+                            <a:avLst/>
+                          </a:prstGeom>
+                        </pic:spPr>
+                      </pic:pic>
+                    </a:graphicData>
+                  </a:graphic>
+                </wp:inline>
+              </w:drawing>
+            </w:r>
+            <w:r>
+              <w:t>Fogão</w:t>
+            </w:r>
+          </w:p>
+        </w:tc>
+        <w:tc>
+          <w:tcPr>
+            <w:tcW w:w="3686" w:type="dxa"/>
+            <w:gridSpan w:val="2"/>
+            <w:tcBorders>
+              <w:top w:val="single" w:sz="4" w:space="0" w:color="auto"/>
+              <w:left w:val="single" w:sz="4" w:space="0" w:color="auto"/>
+              <w:bottom w:val="single" w:sz="4" w:space="0" w:color="auto"/>
+              <w:right w:val="single" w:sz="4" w:space="0" w:color="auto"/>
+            </w:tcBorders>
+            <w:shd w:val="clear" w:color="auto" w:fill="FFFFFF" w:themeFill="background1"/>
+            <w:vAlign w:val="center"/>
+          </w:tcPr>
+          <w:p>
+            <w:pPr>
+              <w:pStyle w:val="CORPODETEXTO"/>
+              <w:ind w:firstLine="0"/>
+              <w:jc w:val="center"/>
+            </w:pPr>
+            <w:r>
+              <w:drawing>
+                <wp:inline distT="0" distB="0" distL="0" distR="0" wp14:anchorId="504EE7F2" wp14:editId="44E514DD">
+                  <wp:extent cx="2251710" cy="1266825"/>
+                  <wp:effectExtent l="0" t="0" r="0" b="9525"/>
+                  <wp:docPr id="18" name="Imagem 18"/>
+                  <wp:cNvGraphicFramePr>
+                    <a:graphicFrameLocks xmlns:a="http://schemas.openxmlformats.org/drawingml/2006/main" noChangeAspect="1"/>
+                  </wp:cNvGraphicFramePr>
+                  <a:graphic xmlns:a="http://schemas.openxmlformats.org/drawingml/2006/main">
+                    <a:graphicData uri="http://schemas.openxmlformats.org/drawingml/2006/picture">
+                      <pic:pic xmlns:pic="http://schemas.openxmlformats.org/drawingml/2006/picture">
+                        <pic:nvPicPr>
+                          <pic:cNvPr id="18" name="Cozinha(3).jpeg"/>
+                          <pic:cNvPicPr/>
+                        </pic:nvPicPr>
+                        <pic:blipFill>
+                          <a:blip r:embed="rId23">
+                            <a:extLst>
+                              <a:ext uri="{28A0092B-C50C-407E-A947-70E740481C1C}">
+                                <a14:useLocalDpi xmlns:a14="http://schemas.microsoft.com/office/drawing/2010/main" val="0"/>
+                              </a:ext>
+                            </a:extLst>
+                          </a:blip>
+                          <a:stretch>
+                            <a:fillRect/>
+                          </a:stretch>
+                        </pic:blipFill>
+                        <pic:spPr>
+                          <a:xfrm>
+                            <a:off x="0" y="0"/>
+                            <a:ext cx="2251710" cy="1266825"/>
+                          </a:xfrm>
+                          <a:prstGeom prst="rect">
+                            <a:avLst/>
+                          </a:prstGeom>
+                        </pic:spPr>
+                      </pic:pic>
+                    </a:graphicData>
+                  </a:graphic>
+                </wp:inline>
+              </w:drawing>
+            </w:r>
+            <w:r>
+              <w:t>Bancada</w:t>
+            </w:r>
+          </w:p>
+        </w:tc>
+      </w:tr>
+    </w:tbl>
+    <w:p>
+      <w:pPr>
+        <w:widowControl/>
+        <w:spacing w:after="200" w:line="276" w:lineRule="auto"/>
+        <w:rPr>
+          <w:b/>
+          <w:color w:val="auto"/>
+        </w:rPr>
+      </w:pPr>
+      <w:r>
+        <w:rPr>
+          <w:color w:val="auto"/>
+        </w:rPr>
+        <w:br w:type="page"/>
+      </w:r>
+    </w:p>
+    <w:p>
+      <w:pPr>
+        <w:pStyle w:val="CALOR2"/>
+      </w:pPr>
+      <w:bookmarkStart w:id="15" w:name="_Toc229467716"/>
+      <w:r>
+        <w:t>Avaliação 03 – Departamento: SUSHI</w:t>
+      </w:r>
+      <w:bookmarkEnd w:id="15"/>
+    </w:p>
+    <w:tbl>
+      <w:tblPr>
+        <w:tblW w:w="11055" w:type="dxa"/>
+        <w:tblInd w:w="-214" w:type="dxa"/>
+        <w:tblBorders>
+          <w:top w:val="single" w:sz="4" w:space="0" w:color="auto"/>
+          <w:left w:val="single" w:sz="4" w:space="0" w:color="auto"/>
+          <w:bottom w:val="single" w:sz="4" w:space="0" w:color="auto"/>
+          <w:right w:val="single" w:sz="4" w:space="0" w:color="auto"/>
+          <w:insideH w:val="single" w:sz="4" w:space="0" w:color="auto"/>
+          <w:insideV w:val="single" w:sz="4" w:space="0" w:color="auto"/>
+        </w:tblBorders>
+        <w:tblLayout w:type="fixed"/>
+        <w:tblCellMar>
+          <w:left w:w="70" w:type="dxa"/>
+          <w:right w:w="70" w:type="dxa"/>
+        </w:tblCellMar>
+        <w:tblLook w:val="04A0" w:firstRow="1" w:lastRow="0" w:firstColumn="1" w:lastColumn="0" w:noHBand="0" w:noVBand="1"/>
+      </w:tblPr>
+      <w:tblGrid>
+        <w:gridCol w:w="1985"/>
+        <w:gridCol w:w="1062"/>
+        <w:gridCol w:w="214"/>
+        <w:gridCol w:w="422"/>
+        <w:gridCol w:w="285"/>
+        <w:gridCol w:w="921"/>
+        <w:gridCol w:w="921"/>
+        <w:gridCol w:w="1559"/>
+        <w:gridCol w:w="1063"/>
+        <w:gridCol w:w="2623"/>
+      </w:tblGrid>
+      <w:tr>
+        <w:trPr>
+          <w:cantSplit/>
+        </w:trPr>
+        <w:tc>
+          <w:tcPr>
+            <w:tcW w:w="1985" w:type="dxa"/>
+            <w:tcBorders>
+              <w:top w:val="single" w:sz="4" w:space="0" w:color="auto"/>
+              <w:left w:val="single" w:sz="4" w:space="0" w:color="auto"/>
+              <w:right w:val="single" w:sz="4" w:space="0" w:color="auto"/>
+            </w:tcBorders>
+            <w:shd w:val="pct15" w:color="auto" w:fill="auto"/>
+            <w:vAlign w:val="center"/>
+            <w:hideMark/>
+          </w:tcPr>
+          <w:p>
+            <w:pPr>
+              <w:pStyle w:val="CORPODETEXTO"/>
+              <w:ind w:firstLine="0"/>
+              <w:jc w:val="center"/>
+              <w:rPr>
+                <w:noProof w:val="0"/>
+                <w:position w:val="2"/>
+                <w:sz w:val="18"/>
+              </w:rPr>
+            </w:pPr>
+            <w:r>
+              <w:rPr>
+                <w:b/>
+                <w:noProof w:val="0"/>
+                <w:position w:val="2"/>
+                <w:sz w:val="18"/>
+              </w:rPr>
+              <w:t>Local</w:t>
+            </w:r>
+          </w:p>
+        </w:tc>
+        <w:tc>
+          <w:tcPr>
+            <w:tcW w:w="1062" w:type="dxa"/>
+            <w:tcBorders>
+              <w:top w:val="single" w:sz="4" w:space="0" w:color="auto"/>
+              <w:left w:val="single" w:sz="4" w:space="0" w:color="auto"/>
+              <w:right w:val="single" w:sz="4" w:space="0" w:color="auto"/>
+            </w:tcBorders>
+            <w:shd w:val="pct15" w:color="auto" w:fill="auto"/>
+            <w:vAlign w:val="center"/>
+          </w:tcPr>
+          <w:p>
+            <w:pPr>
+              <w:pStyle w:val="CORPODETEXTO"/>
+              <w:ind w:firstLine="0"/>
+              <w:jc w:val="center"/>
+              <w:rPr>
+                <w:b/>
+                <w:noProof w:val="0"/>
+                <w:position w:val="2"/>
+                <w:sz w:val="18"/>
+              </w:rPr>
+            </w:pPr>
+            <w:r>
+              <w:rPr>
+                <w:b/>
+                <w:noProof w:val="0"/>
+                <w:position w:val="2"/>
+                <w:sz w:val="18"/>
+              </w:rPr>
+              <w:t>Tempo</w:t>
+            </w:r>
+          </w:p>
+          <w:p>
+            <w:pPr>
+              <w:pStyle w:val="CORPODETEXTO"/>
+              <w:ind w:firstLine="0"/>
+              <w:jc w:val="center"/>
+              <w:rPr>
+                <w:b/>
+                <w:noProof w:val="0"/>
+                <w:position w:val="2"/>
+                <w:sz w:val="18"/>
+              </w:rPr>
+            </w:pPr>
+            <w:r>
+              <w:rPr>
+                <w:b/>
+                <w:noProof w:val="0"/>
+                <w:position w:val="2"/>
+                <w:sz w:val="18"/>
+              </w:rPr>
+              <w:t>(60 min.)</w:t>
+            </w:r>
+          </w:p>
+        </w:tc>
+        <w:tc>
+          <w:tcPr>
+            <w:tcW w:w="921" w:type="dxa"/>
+            <w:gridSpan w:val="3"/>
+            <w:tcBorders>
+              <w:top w:val="single" w:sz="4" w:space="0" w:color="auto"/>
+              <w:left w:val="single" w:sz="4" w:space="0" w:color="auto"/>
+              <w:bottom w:val="single" w:sz="4" w:space="0" w:color="auto"/>
+              <w:right w:val="single" w:sz="4" w:space="0" w:color="auto"/>
+            </w:tcBorders>
+            <w:shd w:val="pct15" w:color="auto" w:fill="auto"/>
+            <w:vAlign w:val="center"/>
+            <w:hideMark/>
+          </w:tcPr>
+          <w:p>
+            <w:pPr>
+              <w:pStyle w:val="CORPODETEXTO"/>
+              <w:ind w:firstLine="0"/>
+              <w:jc w:val="center"/>
+              <w:rPr>
+                <w:b/>
+                <w:noProof w:val="0"/>
+                <w:position w:val="2"/>
+                <w:sz w:val="18"/>
+              </w:rPr>
+            </w:pPr>
+            <w:r>
+              <w:rPr>
+                <w:b/>
+                <w:noProof w:val="0"/>
+                <w:position w:val="2"/>
+                <w:sz w:val="18"/>
+              </w:rPr>
+              <w:t>Tbn (ºC)</w:t>
+            </w:r>
+          </w:p>
+        </w:tc>
+        <w:tc>
+          <w:tcPr>
+            <w:tcW w:w="921" w:type="dxa"/>
+            <w:tcBorders>
+              <w:top w:val="single" w:sz="4" w:space="0" w:color="auto"/>
+              <w:left w:val="single" w:sz="4" w:space="0" w:color="auto"/>
+              <w:bottom w:val="single" w:sz="4" w:space="0" w:color="auto"/>
+              <w:right w:val="single" w:sz="4" w:space="0" w:color="auto"/>
+            </w:tcBorders>
+            <w:shd w:val="pct15" w:color="auto" w:fill="auto"/>
+            <w:vAlign w:val="center"/>
+            <w:hideMark/>
+          </w:tcPr>
+          <w:p>
+            <w:pPr>
+              <w:pStyle w:val="CORPODETEXTO"/>
+              <w:ind w:firstLine="0"/>
+              <w:jc w:val="center"/>
+              <w:rPr>
+                <w:b/>
+                <w:noProof w:val="0"/>
+                <w:position w:val="2"/>
+                <w:sz w:val="18"/>
+              </w:rPr>
+            </w:pPr>
+            <w:r>
+              <w:rPr>
+                <w:b/>
+                <w:noProof w:val="0"/>
+                <w:position w:val="2"/>
+                <w:sz w:val="18"/>
+              </w:rPr>
+              <w:t>Tbs (ºC)</w:t>
+            </w:r>
+          </w:p>
+        </w:tc>
+        <w:tc>
+          <w:tcPr>
+            <w:tcW w:w="921" w:type="dxa"/>
+            <w:tcBorders>
+              <w:top w:val="single" w:sz="4" w:space="0" w:color="auto"/>
+              <w:left w:val="single" w:sz="4" w:space="0" w:color="auto"/>
+              <w:bottom w:val="single" w:sz="4" w:space="0" w:color="auto"/>
+              <w:right w:val="single" w:sz="4" w:space="0" w:color="auto"/>
+            </w:tcBorders>
+            <w:shd w:val="pct15" w:color="auto" w:fill="auto"/>
+            <w:vAlign w:val="center"/>
+            <w:hideMark/>
+          </w:tcPr>
+          <w:p>
+            <w:pPr>
+              <w:pStyle w:val="CORPODETEXTO"/>
+              <w:ind w:firstLine="0"/>
+              <w:jc w:val="center"/>
+              <w:rPr>
+                <w:b/>
+                <w:noProof w:val="0"/>
+                <w:position w:val="2"/>
+                <w:sz w:val="18"/>
+              </w:rPr>
+            </w:pPr>
+            <w:r>
+              <w:rPr>
+                <w:b/>
+                <w:noProof w:val="0"/>
+                <w:position w:val="2"/>
+                <w:sz w:val="18"/>
+              </w:rPr>
+              <w:t>Tg (ºC)</w:t>
+            </w:r>
+          </w:p>
+        </w:tc>
+        <w:tc>
+          <w:tcPr>
+            <w:tcW w:w="2622" w:type="dxa"/>
+            <w:gridSpan w:val="2"/>
+            <w:tcBorders>
+              <w:top w:val="single" w:sz="4" w:space="0" w:color="auto"/>
+              <w:left w:val="single" w:sz="4" w:space="0" w:color="auto"/>
+              <w:bottom w:val="single" w:sz="4" w:space="0" w:color="auto"/>
+              <w:right w:val="single" w:sz="4" w:space="0" w:color="auto"/>
+            </w:tcBorders>
+            <w:shd w:val="pct15" w:color="auto" w:fill="auto"/>
+            <w:vAlign w:val="center"/>
+            <w:hideMark/>
+          </w:tcPr>
+          <w:p>
+            <w:pPr>
+              <w:pStyle w:val="CORPODETEXTO"/>
+              <w:ind w:firstLine="0"/>
+              <w:jc w:val="center"/>
+              <w:rPr>
+                <w:b/>
+                <w:noProof w:val="0"/>
+                <w:position w:val="2"/>
+                <w:sz w:val="18"/>
+              </w:rPr>
+            </w:pPr>
+            <w:r>
+              <w:rPr>
+                <w:b/>
+                <w:noProof w:val="0"/>
+                <w:position w:val="2"/>
+                <w:sz w:val="18"/>
+              </w:rPr>
+              <w:t>IBUTG = 0,7 tbn + 0,3 tg</w:t>
+            </w:r>
+          </w:p>
+          <w:p>
+            <w:pPr>
+              <w:pStyle w:val="CORPODETEXTO"/>
+              <w:ind w:firstLine="0"/>
+              <w:jc w:val="center"/>
+              <w:rPr>
+                <w:b/>
+                <w:noProof w:val="0"/>
+                <w:position w:val="2"/>
+                <w:sz w:val="18"/>
+              </w:rPr>
+            </w:pPr>
+            <w:r>
+              <w:rPr>
+                <w:b/>
+                <w:noProof w:val="0"/>
+                <w:position w:val="2"/>
+                <w:sz w:val="18"/>
+              </w:rPr>
+              <w:t>(Sem carga solar)</w:t>
+            </w:r>
+          </w:p>
+        </w:tc>
+        <w:tc>
+          <w:tcPr>
+            <w:tcW w:w="2623" w:type="dxa"/>
+            <w:tcBorders>
+              <w:top w:val="single" w:sz="4" w:space="0" w:color="auto"/>
+              <w:left w:val="single" w:sz="4" w:space="0" w:color="auto"/>
+              <w:bottom w:val="single" w:sz="4" w:space="0" w:color="auto"/>
+              <w:right w:val="single" w:sz="4" w:space="0" w:color="auto"/>
+            </w:tcBorders>
+            <w:shd w:val="pct15" w:color="auto" w:fill="auto"/>
+            <w:vAlign w:val="center"/>
+            <w:hideMark/>
+          </w:tcPr>
+          <w:p>
+            <w:pPr>
+              <w:pStyle w:val="CORPODETEXTO"/>
+              <w:ind w:firstLine="0"/>
+              <w:jc w:val="center"/>
+              <w:rPr>
+                <w:b/>
+                <w:noProof w:val="0"/>
+                <w:position w:val="2"/>
+                <w:sz w:val="18"/>
+              </w:rPr>
+            </w:pPr>
+            <w:r>
+              <w:rPr>
+                <w:b/>
+                <w:noProof w:val="0"/>
+                <w:position w:val="2"/>
+                <w:sz w:val="18"/>
+              </w:rPr>
+              <w:t>IBUTG</w:t>
+            </w:r>
+          </w:p>
+        </w:tc>
+      </w:tr>
+      <w:tr>
+        <w:trPr>
+          <w:cantSplit/>
+        </w:trPr>
+        <w:tc>
+          <w:tcPr>
+            <w:tcW w:w="1985" w:type="dxa"/>
+            <w:tcBorders>
+              <w:left w:val="single" w:sz="4" w:space="0" w:color="auto"/>
+              <w:right w:val="single" w:sz="4" w:space="0" w:color="auto"/>
+            </w:tcBorders>
+            <w:shd w:val="clear" w:color="auto" w:fill="FFFFFF" w:themeFill="background1"/>
+            <w:vAlign w:val="center"/>
+            <w:hideMark/>
+          </w:tcPr>
+          <w:p>
+            <w:pPr>
+              <w:pStyle w:val="CORPODETEXTO"/>
+              <w:ind w:firstLine="0"/>
+              <w:rPr>
+                <w:noProof w:val="0"/>
+                <w:position w:val="2"/>
+                <w:sz w:val="18"/>
+              </w:rPr>
+            </w:pPr>
+            <w:r>
+              <w:rPr>
+                <w:b/>
+                <w:noProof w:val="0"/>
+                <w:position w:val="2"/>
+                <w:sz w:val="18"/>
+              </w:rPr>
+              <w:t>Sushi – Atendimento / Bancada</w:t>
+            </w:r>
+          </w:p>
+        </w:tc>
+        <w:tc>
+          <w:tcPr>
+            <w:tcW w:w="1062" w:type="dxa"/>
+            <w:tcBorders>
+              <w:left w:val="single" w:sz="4" w:space="0" w:color="auto"/>
+              <w:right w:val="single" w:sz="4" w:space="0" w:color="auto"/>
+            </w:tcBorders>
+            <w:shd w:val="clear" w:color="auto" w:fill="FFFFFF" w:themeFill="background1"/>
+            <w:vAlign w:val="center"/>
+          </w:tcPr>
+          <w:p>
+            <w:pPr>
+              <w:pStyle w:val="CORPODETEXTO"/>
+              <w:ind w:firstLine="0"/>
+              <w:jc w:val="center"/>
+              <w:rPr>
+                <w:noProof w:val="0"/>
+                <w:position w:val="2"/>
+                <w:sz w:val="18"/>
+              </w:rPr>
+            </w:pPr>
+            <w:r>
+              <w:rPr>
+                <w:noProof w:val="0"/>
+                <w:position w:val="2"/>
+                <w:sz w:val="18"/>
+              </w:rPr>
+              <w:t>4</w:t>
+            </w:r>
+            <w:r>
+              <w:rPr>
+                <w:noProof w:val="0"/>
+                <w:position w:val="2"/>
+                <w:sz w:val="18"/>
+              </w:rPr>
+              <w:t>0</w:t>
+            </w:r>
+          </w:p>
+        </w:tc>
+        <w:tc>
+          <w:tcPr>
+            <w:tcW w:w="921" w:type="dxa"/>
+            <w:gridSpan w:val="3"/>
+            <w:tcBorders>
+              <w:top w:val="single" w:sz="4" w:space="0" w:color="auto"/>
+              <w:left w:val="single" w:sz="4" w:space="0" w:color="auto"/>
+              <w:bottom w:val="single" w:sz="4" w:space="0" w:color="auto"/>
+              <w:right w:val="single" w:sz="4" w:space="0" w:color="auto"/>
+            </w:tcBorders>
+            <w:vAlign w:val="center"/>
+            <w:hideMark/>
+          </w:tcPr>
+          <w:p>
+            <w:pPr>
+              <w:pStyle w:val="CORPODETEXTO"/>
+              <w:ind w:firstLine="0"/>
+              <w:jc w:val="center"/>
+              <w:rPr>
+                <w:noProof w:val="0"/>
+                <w:position w:val="2"/>
+                <w:sz w:val="18"/>
+              </w:rPr>
+            </w:pPr>
+            <w:r>
+              <w:rPr>
+                <w:noProof w:val="0"/>
+                <w:position w:val="2"/>
+                <w:sz w:val="18"/>
+              </w:rPr>
+              <w:t>14,6</w:t>
+            </w:r>
+          </w:p>
+        </w:tc>
+        <w:tc>
+          <w:tcPr>
+            <w:tcW w:w="921" w:type="dxa"/>
+            <w:tcBorders>
+              <w:top w:val="single" w:sz="4" w:space="0" w:color="auto"/>
+              <w:left w:val="single" w:sz="4" w:space="0" w:color="auto"/>
+              <w:bottom w:val="single" w:sz="4" w:space="0" w:color="auto"/>
+              <w:right w:val="single" w:sz="4" w:space="0" w:color="auto"/>
+            </w:tcBorders>
+            <w:vAlign w:val="center"/>
+            <w:hideMark/>
+          </w:tcPr>
+          <w:p>
+            <w:pPr>
+              <w:pStyle w:val="CORPODETEXTO"/>
+              <w:ind w:firstLine="0"/>
+              <w:jc w:val="center"/>
+              <w:rPr>
+                <w:noProof w:val="0"/>
+                <w:position w:val="2"/>
+                <w:sz w:val="18"/>
+              </w:rPr>
+            </w:pPr>
+            <w:r>
+              <w:rPr>
+                <w:noProof w:val="0"/>
+                <w:position w:val="2"/>
+                <w:sz w:val="18"/>
+              </w:rPr>
+              <w:t>20,4</w:t>
+            </w:r>
+          </w:p>
+        </w:tc>
+        <w:tc>
+          <w:tcPr>
+            <w:tcW w:w="921" w:type="dxa"/>
+            <w:tcBorders>
+              <w:top w:val="single" w:sz="4" w:space="0" w:color="auto"/>
+              <w:left w:val="single" w:sz="4" w:space="0" w:color="auto"/>
+              <w:bottom w:val="single" w:sz="4" w:space="0" w:color="auto"/>
+              <w:right w:val="single" w:sz="4" w:space="0" w:color="auto"/>
+            </w:tcBorders>
+            <w:vAlign w:val="center"/>
+            <w:hideMark/>
+          </w:tcPr>
+          <w:p>
+            <w:pPr>
+              <w:pStyle w:val="CORPODETEXTO"/>
+              <w:ind w:firstLine="0"/>
+              <w:jc w:val="center"/>
+              <w:rPr>
+                <w:noProof w:val="0"/>
+                <w:position w:val="2"/>
+                <w:sz w:val="18"/>
+              </w:rPr>
+            </w:pPr>
+            <w:r>
+              <w:rPr>
+                <w:noProof w:val="0"/>
+                <w:position w:val="2"/>
+                <w:sz w:val="18"/>
+              </w:rPr>
+              <w:t>18,7</w:t>
+            </w:r>
+          </w:p>
+        </w:tc>
+        <w:tc>
+          <w:tcPr>
+            <w:tcW w:w="2622" w:type="dxa"/>
+            <w:gridSpan w:val="2"/>
+            <w:tcBorders>
+              <w:top w:val="single" w:sz="4" w:space="0" w:color="auto"/>
+              <w:left w:val="single" w:sz="4" w:space="0" w:color="auto"/>
+              <w:bottom w:val="single" w:sz="4" w:space="0" w:color="auto"/>
+              <w:right w:val="single" w:sz="4" w:space="0" w:color="auto"/>
+            </w:tcBorders>
+            <w:vAlign w:val="center"/>
+            <w:hideMark/>
+          </w:tcPr>
+          <w:p>
+            <w:pPr>
+              <w:pStyle w:val="CORPODETEXTO"/>
+              <w:ind w:firstLine="0"/>
+              <w:jc w:val="center"/>
+              <w:rPr>
+                <w:noProof w:val="0"/>
+                <w:position w:val="2"/>
+                <w:sz w:val="18"/>
+              </w:rPr>
+            </w:pPr>
+            <w:r>
+              <w:rPr>
+                <w:noProof w:val="0"/>
+                <w:position w:val="2"/>
+                <w:sz w:val="18"/>
+              </w:rPr>
+              <w:t>IBUTG = (0,7 x 14,6) + (0,3 x 18,7)</w:t>
+            </w:r>
+          </w:p>
+        </w:tc>
+        <w:tc>
+          <w:tcPr>
+            <w:tcW w:w="2623" w:type="dxa"/>
+            <w:tcBorders>
+              <w:top w:val="single" w:sz="4" w:space="0" w:color="auto"/>
+              <w:left w:val="single" w:sz="4" w:space="0" w:color="auto"/>
+              <w:bottom w:val="single" w:sz="4" w:space="0" w:color="auto"/>
+              <w:right w:val="single" w:sz="4" w:space="0" w:color="auto"/>
+            </w:tcBorders>
+            <w:vAlign w:val="center"/>
+            <w:hideMark/>
+          </w:tcPr>
+          <w:p>
+            <w:pPr>
+              <w:pStyle w:val="CORPODETEXTO"/>
+              <w:ind w:firstLine="0"/>
+              <w:jc w:val="center"/>
+              <w:rPr>
+                <w:noProof w:val="0"/>
+                <w:position w:val="2"/>
+                <w:sz w:val="18"/>
+              </w:rPr>
+            </w:pPr>
+            <w:r>
+              <w:rPr>
+                <w:noProof w:val="0"/>
+                <w:position w:val="2"/>
+                <w:sz w:val="18"/>
+              </w:rPr>
+              <w:t>15,9</w:t>
+            </w:r>
+          </w:p>
+        </w:tc>
+      </w:tr>
+      <w:tr>
+        <w:trPr>
+          <w:cantSplit/>
+        </w:trPr>
+        <w:tc>
+          <w:tcPr>
+            <w:tcW w:w="1985" w:type="dxa"/>
+            <w:tcBorders>
+              <w:left w:val="single" w:sz="4" w:space="0" w:color="auto"/>
+              <w:bottom w:val="single" w:sz="4" w:space="0" w:color="auto"/>
+              <w:right w:val="single" w:sz="4" w:space="0" w:color="auto"/>
+            </w:tcBorders>
+            <w:shd w:val="clear" w:color="auto" w:fill="FFFFFF" w:themeFill="background1"/>
+            <w:vAlign w:val="center"/>
+          </w:tcPr>
+          <w:p>
+            <w:pPr>
+              <w:pStyle w:val="CORPODETEXTO"/>
+              <w:ind w:firstLine="0"/>
+              <w:rPr>
+                <w:b/>
+                <w:noProof w:val="0"/>
+                <w:position w:val="2"/>
+                <w:sz w:val="18"/>
+              </w:rPr>
+            </w:pPr>
+            <w:r>
+              <w:rPr>
+                <w:b/>
+                <w:noProof w:val="0"/>
+                <w:position w:val="2"/>
+                <w:sz w:val="18"/>
+              </w:rPr>
+              <w:t>Sushi – Fogão / Fritadeira / Chapa</w:t>
+            </w:r>
+          </w:p>
+        </w:tc>
+        <w:tc>
+          <w:tcPr>
+            <w:tcW w:w="1062" w:type="dxa"/>
+            <w:tcBorders>
+              <w:left w:val="single" w:sz="4" w:space="0" w:color="auto"/>
+              <w:bottom w:val="single" w:sz="4" w:space="0" w:color="auto"/>
+              <w:right w:val="single" w:sz="4" w:space="0" w:color="auto"/>
+            </w:tcBorders>
+            <w:shd w:val="clear" w:color="auto" w:fill="FFFFFF" w:themeFill="background1"/>
+            <w:vAlign w:val="center"/>
+          </w:tcPr>
+          <w:p>
+            <w:pPr>
+              <w:pStyle w:val="CORPODETEXTO"/>
+              <w:ind w:firstLine="0"/>
+              <w:jc w:val="center"/>
+              <w:rPr>
+                <w:noProof w:val="0"/>
+                <w:position w:val="2"/>
+                <w:sz w:val="18"/>
+              </w:rPr>
+            </w:pPr>
+            <w:r>
+              <w:rPr>
+                <w:noProof w:val="0"/>
+                <w:position w:val="2"/>
+                <w:sz w:val="18"/>
+              </w:rPr>
+              <w:t>20</w:t>
+            </w:r>
+          </w:p>
+        </w:tc>
+        <w:tc>
+          <w:tcPr>
+            <w:tcW w:w="921" w:type="dxa"/>
+            <w:gridSpan w:val="3"/>
+            <w:tcBorders>
+              <w:top w:val="single" w:sz="4" w:space="0" w:color="auto"/>
+              <w:left w:val="single" w:sz="4" w:space="0" w:color="auto"/>
+              <w:bottom w:val="single" w:sz="4" w:space="0" w:color="auto"/>
+              <w:right w:val="single" w:sz="4" w:space="0" w:color="auto"/>
+            </w:tcBorders>
+            <w:vAlign w:val="center"/>
+          </w:tcPr>
+          <w:p>
+            <w:pPr>
+              <w:pStyle w:val="CORPODETEXTO"/>
+              <w:ind w:firstLine="0"/>
+              <w:jc w:val="center"/>
+              <w:rPr>
+                <w:noProof w:val="0"/>
+                <w:position w:val="2"/>
+                <w:sz w:val="18"/>
+              </w:rPr>
+            </w:pPr>
+            <w:r>
+              <w:rPr>
+                <w:noProof w:val="0"/>
+                <w:position w:val="2"/>
+                <w:sz w:val="18"/>
+              </w:rPr>
+              <w:t>18,5</w:t>
+            </w:r>
+          </w:p>
+        </w:tc>
+        <w:tc>
+          <w:tcPr>
+            <w:tcW w:w="921" w:type="dxa"/>
+            <w:tcBorders>
+              <w:top w:val="single" w:sz="4" w:space="0" w:color="auto"/>
+              <w:left w:val="single" w:sz="4" w:space="0" w:color="auto"/>
+              <w:bottom w:val="single" w:sz="4" w:space="0" w:color="auto"/>
+              <w:right w:val="single" w:sz="4" w:space="0" w:color="auto"/>
+            </w:tcBorders>
+            <w:vAlign w:val="center"/>
+          </w:tcPr>
+          <w:p>
+            <w:pPr>
+              <w:pStyle w:val="CORPODETEXTO"/>
+              <w:ind w:firstLine="0"/>
+              <w:jc w:val="center"/>
+              <w:rPr>
+                <w:noProof w:val="0"/>
+                <w:position w:val="2"/>
+                <w:sz w:val="18"/>
+              </w:rPr>
+            </w:pPr>
+            <w:r>
+              <w:rPr>
+                <w:noProof w:val="0"/>
+                <w:position w:val="2"/>
+                <w:sz w:val="18"/>
+              </w:rPr>
+              <w:t>20,9</w:t>
+            </w:r>
+          </w:p>
+        </w:tc>
+        <w:tc>
+          <w:tcPr>
+            <w:tcW w:w="921" w:type="dxa"/>
+            <w:tcBorders>
+              <w:top w:val="single" w:sz="4" w:space="0" w:color="auto"/>
+              <w:left w:val="single" w:sz="4" w:space="0" w:color="auto"/>
+              <w:bottom w:val="single" w:sz="4" w:space="0" w:color="auto"/>
+              <w:right w:val="single" w:sz="4" w:space="0" w:color="auto"/>
+            </w:tcBorders>
+            <w:vAlign w:val="center"/>
+          </w:tcPr>
+          <w:p>
+            <w:pPr>
+              <w:pStyle w:val="CORPODETEXTO"/>
+              <w:ind w:firstLine="0"/>
+              <w:jc w:val="center"/>
+              <w:rPr>
+                <w:noProof w:val="0"/>
+                <w:position w:val="2"/>
+                <w:sz w:val="18"/>
+              </w:rPr>
+            </w:pPr>
+            <w:r>
+              <w:rPr>
+                <w:noProof w:val="0"/>
+                <w:position w:val="2"/>
+                <w:sz w:val="18"/>
+              </w:rPr>
+              <w:t>26,6</w:t>
+            </w:r>
+          </w:p>
+        </w:tc>
+        <w:tc>
+          <w:tcPr>
+            <w:tcW w:w="2622" w:type="dxa"/>
+            <w:gridSpan w:val="2"/>
+            <w:tcBorders>
+              <w:top w:val="single" w:sz="4" w:space="0" w:color="auto"/>
+              <w:left w:val="single" w:sz="4" w:space="0" w:color="auto"/>
+              <w:bottom w:val="single" w:sz="4" w:space="0" w:color="auto"/>
+              <w:right w:val="single" w:sz="4" w:space="0" w:color="auto"/>
+            </w:tcBorders>
+            <w:vAlign w:val="center"/>
+          </w:tcPr>
+          <w:p>
+            <w:pPr>
+              <w:pStyle w:val="CORPODETEXTO"/>
+              <w:ind w:firstLine="0"/>
+              <w:jc w:val="center"/>
+              <w:rPr>
+                <w:noProof w:val="0"/>
+                <w:position w:val="2"/>
+                <w:sz w:val="18"/>
+              </w:rPr>
+            </w:pPr>
+            <w:r>
+              <w:rPr>
+                <w:noProof w:val="0"/>
+                <w:position w:val="2"/>
+                <w:sz w:val="18"/>
+              </w:rPr>
+              <w:t>IBUTG = (0,7 x 18,5) + (0,3 x 26,6)</w:t>
+            </w:r>
+          </w:p>
+        </w:tc>
+        <w:tc>
+          <w:tcPr>
+            <w:tcW w:w="2623" w:type="dxa"/>
+            <w:tcBorders>
+              <w:top w:val="single" w:sz="4" w:space="0" w:color="auto"/>
+              <w:left w:val="single" w:sz="4" w:space="0" w:color="auto"/>
+              <w:bottom w:val="single" w:sz="4" w:space="0" w:color="auto"/>
+              <w:right w:val="single" w:sz="4" w:space="0" w:color="auto"/>
+            </w:tcBorders>
+            <w:vAlign w:val="center"/>
+          </w:tcPr>
+          <w:p>
+            <w:pPr>
+              <w:pStyle w:val="CORPODETEXTO"/>
+              <w:ind w:firstLine="0"/>
+              <w:jc w:val="center"/>
+              <w:rPr>
+                <w:noProof w:val="0"/>
+                <w:position w:val="2"/>
+                <w:sz w:val="18"/>
+              </w:rPr>
+            </w:pPr>
+            <w:r>
+              <w:rPr>
+                <w:noProof w:val="0"/>
+                <w:position w:val="2"/>
+                <w:sz w:val="18"/>
+              </w:rPr>
+              <w:t>20,9</w:t>
+            </w:r>
+          </w:p>
+        </w:tc>
+      </w:tr>
+      <w:tr>
+        <w:trPr>
+          <w:cantSplit/>
+        </w:trPr>
+        <w:tc>
+          <w:tcPr>
+            <w:tcW w:w="11055" w:type="dxa"/>
+            <w:gridSpan w:val="10"/>
+            <w:tcBorders>
+              <w:top w:val="single" w:sz="4" w:space="0" w:color="auto"/>
+              <w:left w:val="single" w:sz="4" w:space="0" w:color="auto"/>
+              <w:bottom w:val="single" w:sz="4" w:space="0" w:color="auto"/>
+              <w:right w:val="single" w:sz="4" w:space="0" w:color="auto"/>
+            </w:tcBorders>
+            <w:vAlign w:val="center"/>
+          </w:tcPr>
+          <w:p>
+            <w:pPr>
+              <w:pStyle w:val="CORPODETEXTO"/>
+              <w:ind w:firstLine="0"/>
+              <w:jc w:val="center"/>
+              <w:rPr>
+                <w:rFonts w:cs="Arial"/>
+                <w:noProof w:val="0"/>
+                <w:sz w:val="22"/>
+                <w:szCs w:val="18"/>
+              </w:rPr>
+            </w:pPr>
+          </w:p>
+          <w:p>
+            <w:pPr>
+              <w:pStyle w:val="CORPODETEXTO"/>
+              <w:ind w:firstLine="0"/>
+              <w:jc w:val="center"/>
+              <w:rPr>
+                <w:rFonts w:cs="Arial"/>
+                <w:noProof w:val="0"/>
+                <w:sz w:val="22"/>
+                <w:szCs w:val="18"/>
+              </w:rPr>
+            </w:pPr>
+            <m:oMathPara>
+              <m:oMath>
+                <m:r>
+                  <w:rPr>
+                    <w:rFonts w:ascii="Cambria Math" w:hAnsi="Cambria Math" w:cs="Arial"/>
+                    <w:sz w:val="22"/>
+                    <w:szCs w:val="18"/>
+                  </w:rPr>
+                  <m:t>IBUTG(médio)=</m:t>
+                </m:r>
+                <m:f>
+                  <m:fPr>
+                    <m:ctrlPr>
+                      <w:rPr>
+                        <w:rFonts w:ascii="Cambria Math" w:hAnsi="Cambria Math" w:cs="Arial"/>
+                        <w:i/>
+                        <w:sz w:val="22"/>
+                        <w:szCs w:val="18"/>
+                      </w:rPr>
+                    </m:ctrlPr>
+                  </m:fPr>
+                  <m:num>
+                    <m:r>
+                      <w:rPr>
+                        <w:rFonts w:ascii="Cambria Math" w:hAnsi="Cambria Math" w:cs="Arial"/>
+                        <w:sz w:val="22"/>
+                        <w:szCs w:val="18"/>
+                      </w:rPr>
+                      <m:t>IBUTG1 x T1+IBUTG2 x T2+IBUTG x Tn</m:t>
+                    </m:r>
+                  </m:num>
+                  <m:den>
+                    <m:r>
+                      <w:rPr>
+                        <w:rFonts w:ascii="Cambria Math" w:hAnsi="Cambria Math" w:cs="Arial"/>
+                        <w:sz w:val="22"/>
+                        <w:szCs w:val="18"/>
+                      </w:rPr>
+                      <m:t>60</m:t>
+                    </m:r>
+                  </m:den>
+                </m:f>
+              </m:oMath>
+            </m:oMathPara>
+          </w:p>
+          <w:p>
+            <w:pPr>
+              <w:pStyle w:val="CORPODETEXTO"/>
+              <w:ind w:firstLine="0"/>
+              <w:jc w:val="center"/>
+              <w:rPr>
+                <w:rFonts w:cs="Arial"/>
+                <w:b/>
+                <w:noProof w:val="0"/>
+                <w:position w:val="2"/>
+                <w:sz w:val="18"/>
+                <w:szCs w:val="18"/>
+              </w:rPr>
+            </w:pPr>
+            <w:r>
+              <w:rPr>
+                <w:rFonts w:ascii="Cambria Math" w:hAnsi="Cambria Math" w:cs="Arial"/>
+                <w:b/>
+                <w:sz w:val="22"/>
+                <w:szCs w:val="18"/>
+              </w:rPr>
+              <w:t>IBUTG (Médio) = 17,6 ºC</w:t>
+            </w:r>
+          </w:p>
+        </w:tc>
+      </w:tr>
+      <w:tr>
+        <w:trPr>
+          <w:cantSplit/>
+        </w:trPr>
+        <w:tc>
+          <w:tcPr>
+            <w:tcW w:w="3261" w:type="dxa"/>
+            <w:gridSpan w:val="3"/>
+            <w:vMerge w:val="restart"/>
+            <w:tcBorders>
+              <w:top w:val="single" w:sz="4" w:space="0" w:color="auto"/>
+              <w:left w:val="single" w:sz="4" w:space="0" w:color="auto"/>
+              <w:right w:val="single" w:sz="4" w:space="0" w:color="auto"/>
+            </w:tcBorders>
+            <w:shd w:val="clear" w:color="auto" w:fill="D9D9D9" w:themeFill="background1" w:themeFillShade="D9"/>
+            <w:vAlign w:val="center"/>
+            <w:hideMark/>
+          </w:tcPr>
+          <w:p>
+            <w:pPr>
+              <w:pStyle w:val="CORPODETEXTO"/>
+              <w:ind w:firstLine="0"/>
+              <w:jc w:val="center"/>
+              <w:rPr>
+                <w:b/>
+                <w:noProof w:val="0"/>
+                <w:position w:val="2"/>
+                <w:sz w:val="18"/>
+              </w:rPr>
+            </w:pPr>
+            <w:r>
+              <w:rPr>
+                <w:b/>
+                <w:noProof w:val="0"/>
+                <w:position w:val="2"/>
+                <w:sz w:val="18"/>
+              </w:rPr>
+              <w:t>Tipo de Atividade (Quadro 2 – Anexo 3 / NR09)</w:t>
+            </w:r>
+          </w:p>
+        </w:tc>
+        <w:tc>
+          <w:tcPr>
+            <w:tcW w:w="2549" w:type="dxa"/>
+            <w:gridSpan w:val="4"/>
+            <w:tcBorders>
+              <w:top w:val="single" w:sz="4" w:space="0" w:color="auto"/>
+              <w:left w:val="single" w:sz="4" w:space="0" w:color="auto"/>
+              <w:bottom w:val="single" w:sz="4" w:space="0" w:color="auto"/>
+              <w:right w:val="single" w:sz="4" w:space="0" w:color="auto"/>
+            </w:tcBorders>
+            <w:shd w:val="clear" w:color="auto" w:fill="auto"/>
+            <w:vAlign w:val="center"/>
+            <w:hideMark/>
+          </w:tcPr>
+          <w:p>
+            <w:pPr>
+              <w:pStyle w:val="CORPODETEXTO"/>
+              <w:ind w:firstLine="0"/>
+              <w:jc w:val="center"/>
+              <w:rPr>
+                <w:noProof w:val="0"/>
+                <w:position w:val="2"/>
+                <w:sz w:val="18"/>
+              </w:rPr>
+            </w:pPr>
+            <w:r>
+              <w:rPr>
+                <w:b/>
+                <w:noProof w:val="0"/>
+                <w:position w:val="2"/>
+                <w:sz w:val="18"/>
+              </w:rPr>
+              <w:t>Atividade 01:</w:t>
+            </w:r>
+            <w:r>
+              <w:rPr>
+                <w:noProof w:val="0"/>
+                <w:position w:val="2"/>
+                <w:sz w:val="18"/>
+              </w:rPr>
+              <w:t xml:space="preserve"> Trabalho Moderado – De pé, com os braços e tronco</w:t>
+            </w:r>
+          </w:p>
+        </w:tc>
+        <w:tc>
+          <w:tcPr>
+            <w:tcW w:w="2622" w:type="dxa"/>
+            <w:gridSpan w:val="2"/>
+            <w:vMerge w:val="restart"/>
+            <w:tcBorders>
+              <w:top w:val="single" w:sz="4" w:space="0" w:color="auto"/>
+              <w:left w:val="single" w:sz="4" w:space="0" w:color="auto"/>
+              <w:right w:val="single" w:sz="4" w:space="0" w:color="auto"/>
+            </w:tcBorders>
+            <w:shd w:val="clear" w:color="auto" w:fill="D9D9D9" w:themeFill="background1" w:themeFillShade="D9"/>
+            <w:vAlign w:val="center"/>
+            <w:hideMark/>
+          </w:tcPr>
+          <w:p>
+            <w:pPr>
+              <w:pStyle w:val="CORPODETEXTO"/>
+              <w:ind w:firstLine="0"/>
+              <w:jc w:val="center"/>
+              <w:rPr>
+                <w:b/>
+                <w:noProof w:val="0"/>
+                <w:position w:val="2"/>
+                <w:sz w:val="18"/>
+              </w:rPr>
+            </w:pPr>
+            <w:r>
+              <w:rPr>
+                <w:b/>
+                <w:noProof w:val="0"/>
+                <w:position w:val="2"/>
+                <w:sz w:val="18"/>
+              </w:rPr>
+              <w:t>Taxa metabólica (M)</w:t>
+            </w:r>
+          </w:p>
+        </w:tc>
+        <w:tc>
+          <w:tcPr>
+            <w:tcW w:w="2623" w:type="dxa"/>
+            <w:tcBorders>
+              <w:top w:val="single" w:sz="4" w:space="0" w:color="auto"/>
+              <w:left w:val="single" w:sz="4" w:space="0" w:color="auto"/>
+              <w:bottom w:val="single" w:sz="4" w:space="0" w:color="auto"/>
+              <w:right w:val="single" w:sz="4" w:space="0" w:color="auto"/>
+            </w:tcBorders>
+            <w:vAlign w:val="center"/>
+            <w:hideMark/>
+          </w:tcPr>
+          <w:p>
+            <w:pPr>
+              <w:pStyle w:val="CORPODETEXTO"/>
+              <w:ind w:firstLine="0"/>
+              <w:jc w:val="center"/>
+              <w:rPr>
+                <w:noProof w:val="0"/>
+                <w:position w:val="2"/>
+                <w:sz w:val="18"/>
+              </w:rPr>
+            </w:pPr>
+            <w:r>
+              <w:rPr>
+                <w:noProof w:val="0"/>
+                <w:position w:val="2"/>
+                <w:sz w:val="18"/>
+              </w:rPr>
+              <w:t>198 W</w:t>
+            </w:r>
+          </w:p>
+        </w:tc>
+      </w:tr>
+      <w:tr>
+        <w:trPr>
+          <w:cantSplit/>
+        </w:trPr>
+        <w:tc>
+          <w:tcPr>
+            <w:tcW w:w="3261" w:type="dxa"/>
+            <w:gridSpan w:val="3"/>
+            <w:vMerge/>
+            <w:tcBorders>
+              <w:left w:val="single" w:sz="4" w:space="0" w:color="auto"/>
+              <w:bottom w:val="single" w:sz="4" w:space="0" w:color="auto"/>
+              <w:right w:val="single" w:sz="4" w:space="0" w:color="auto"/>
+            </w:tcBorders>
+            <w:shd w:val="clear" w:color="auto" w:fill="D9D9D9" w:themeFill="background1" w:themeFillShade="D9"/>
+            <w:vAlign w:val="center"/>
+          </w:tcPr>
+          <w:p>
+            <w:pPr>
+              <w:pStyle w:val="CORPODETEXTO"/>
+              <w:ind w:firstLine="0"/>
+              <w:jc w:val="center"/>
+              <w:rPr>
+                <w:b/>
+                <w:noProof w:val="0"/>
+                <w:position w:val="2"/>
+                <w:sz w:val="18"/>
+              </w:rPr>
+            </w:pPr>
+          </w:p>
+        </w:tc>
+        <w:tc>
+          <w:tcPr>
+            <w:tcW w:w="2549" w:type="dxa"/>
+            <w:gridSpan w:val="4"/>
+            <w:tcBorders>
+              <w:top w:val="single" w:sz="4" w:space="0" w:color="auto"/>
+              <w:left w:val="single" w:sz="4" w:space="0" w:color="auto"/>
+              <w:bottom w:val="single" w:sz="4" w:space="0" w:color="auto"/>
+              <w:right w:val="single" w:sz="4" w:space="0" w:color="auto"/>
+            </w:tcBorders>
+            <w:vAlign w:val="center"/>
+          </w:tcPr>
+          <w:p>
+            <w:pPr>
+              <w:pStyle w:val="CORPODETEXTO"/>
+              <w:ind w:firstLine="0"/>
+              <w:jc w:val="center"/>
+              <w:rPr>
+                <w:noProof w:val="0"/>
+                <w:position w:val="2"/>
+                <w:sz w:val="18"/>
+              </w:rPr>
+            </w:pPr>
+            <w:r>
+              <w:rPr>
+                <w:b/>
+                <w:noProof w:val="0"/>
+                <w:position w:val="2"/>
+                <w:sz w:val="18"/>
+              </w:rPr>
+              <w:t>Atividade 02:</w:t>
+            </w:r>
+            <w:r>
+              <w:rPr>
+                <w:noProof w:val="0"/>
+                <w:position w:val="2"/>
+                <w:sz w:val="18"/>
+              </w:rPr>
+              <w:t xml:space="preserve"> Trabalho Moderado – De pé, com os braços e tronco</w:t>
+            </w:r>
+          </w:p>
+        </w:tc>
+        <w:tc>
+          <w:tcPr>
+            <w:tcW w:w="2622" w:type="dxa"/>
+            <w:gridSpan w:val="2"/>
+            <w:vMerge/>
+            <w:tcBorders>
+              <w:left w:val="single" w:sz="4" w:space="0" w:color="auto"/>
+              <w:bottom w:val="single" w:sz="4" w:space="0" w:color="auto"/>
+              <w:right w:val="single" w:sz="4" w:space="0" w:color="auto"/>
+            </w:tcBorders>
+            <w:shd w:val="clear" w:color="auto" w:fill="D9D9D9" w:themeFill="background1" w:themeFillShade="D9"/>
+            <w:vAlign w:val="center"/>
+          </w:tcPr>
+          <w:p>
+            <w:pPr>
+              <w:pStyle w:val="CORPODETEXTO"/>
+              <w:ind w:firstLine="0"/>
+              <w:jc w:val="center"/>
+              <w:rPr>
+                <w:b/>
+                <w:noProof w:val="0"/>
+                <w:position w:val="2"/>
+                <w:sz w:val="18"/>
+              </w:rPr>
+            </w:pPr>
+          </w:p>
+        </w:tc>
+        <w:tc>
+          <w:tcPr>
+            <w:tcW w:w="2623" w:type="dxa"/>
+            <w:tcBorders>
+              <w:top w:val="single" w:sz="4" w:space="0" w:color="auto"/>
+              <w:left w:val="single" w:sz="4" w:space="0" w:color="auto"/>
+              <w:bottom w:val="single" w:sz="4" w:space="0" w:color="auto"/>
+              <w:right w:val="single" w:sz="4" w:space="0" w:color="auto"/>
+            </w:tcBorders>
+            <w:vAlign w:val="center"/>
+          </w:tcPr>
+          <w:p>
+            <w:pPr>
+              <w:pStyle w:val="CORPODETEXTO"/>
+              <w:ind w:firstLine="0"/>
+              <w:jc w:val="center"/>
+              <w:rPr>
+                <w:noProof w:val="0"/>
+                <w:position w:val="2"/>
+                <w:sz w:val="18"/>
+              </w:rPr>
+            </w:pPr>
+            <w:r>
+              <w:rPr>
+                <w:noProof w:val="0"/>
+                <w:position w:val="2"/>
+                <w:sz w:val="18"/>
+              </w:rPr>
+              <w:t>198 W</w:t>
+            </w:r>
+          </w:p>
+        </w:tc>
+      </w:tr>
+      <w:tr>
+        <w:trPr>
+          <w:cantSplit/>
+        </w:trPr>
+        <w:tc>
+          <w:tcPr>
+            <w:tcW w:w="11055" w:type="dxa"/>
+            <w:gridSpan w:val="10"/>
+            <w:tcBorders>
+              <w:top w:val="single" w:sz="4" w:space="0" w:color="auto"/>
+              <w:left w:val="single" w:sz="4" w:space="0" w:color="auto"/>
+              <w:bottom w:val="single" w:sz="4" w:space="0" w:color="auto"/>
+              <w:right w:val="single" w:sz="4" w:space="0" w:color="auto"/>
+            </w:tcBorders>
+            <w:shd w:val="clear" w:color="auto" w:fill="FFFFFF" w:themeFill="background1"/>
+            <w:vAlign w:val="center"/>
+          </w:tcPr>
+          <w:p>
+            <w:pPr>
+              <w:rPr>
+                <w:color w:val="auto"/>
+                <w:sz w:val="22"/>
+                <w:szCs w:val="18"/>
+              </w:rPr>
+            </w:pPr>
+          </w:p>
+          <w:p>
+            <w:pPr>
+              <w:rPr>
+                <w:color w:val="auto"/>
+                <w:sz w:val="22"/>
+                <w:szCs w:val="18"/>
+              </w:rPr>
+            </w:pPr>
+            <m:oMathPara>
+              <m:oMath>
+                <m:r>
+                  <w:rPr>
+                    <w:rFonts w:ascii="Cambria Math" w:hAnsi="Cambria Math"/>
+                    <w:color w:val="auto"/>
+                    <w:sz w:val="22"/>
+                    <w:szCs w:val="18"/>
+                  </w:rPr>
+                  <m:t>M(média)=</m:t>
+                </m:r>
+                <m:f>
+                  <m:fPr>
+                    <m:ctrlPr>
+                      <w:rPr>
+                        <w:rFonts w:ascii="Cambria Math" w:hAnsi="Cambria Math"/>
+                        <w:i/>
+                        <w:color w:val="auto"/>
+                        <w:sz w:val="22"/>
+                        <w:szCs w:val="18"/>
+                      </w:rPr>
+                    </m:ctrlPr>
+                  </m:fPr>
+                  <m:num>
+                    <m:r>
+                      <w:rPr>
+                        <w:rFonts w:ascii="Cambria Math" w:hAnsi="Cambria Math"/>
+                        <w:color w:val="auto"/>
+                        <w:sz w:val="22"/>
+                        <w:szCs w:val="18"/>
+                      </w:rPr>
+                      <m:t>M1 x T1+M2 x T2+Mn x Tn</m:t>
+                    </m:r>
+                  </m:num>
+                  <m:den>
+                    <m:r>
+                      <w:rPr>
+                        <w:rFonts w:ascii="Cambria Math" w:hAnsi="Cambria Math"/>
+                        <w:color w:val="auto"/>
+                        <w:sz w:val="22"/>
+                        <w:szCs w:val="18"/>
+                      </w:rPr>
+                      <m:t>60</m:t>
+                    </m:r>
+                  </m:den>
+                </m:f>
+              </m:oMath>
+            </m:oMathPara>
+          </w:p>
+          <w:p>
+            <w:pPr>
+              <w:pStyle w:val="CORPODETEXTO"/>
+              <w:ind w:firstLine="0"/>
+              <w:jc w:val="center"/>
+              <w:rPr>
+                <w:rFonts w:cs="Arial"/>
+                <w:noProof w:val="0"/>
+                <w:sz w:val="18"/>
+                <w:szCs w:val="18"/>
+              </w:rPr>
+            </w:pPr>
+            <w:r>
+              <w:rPr>
+                <w:rFonts w:ascii="Cambria Math" w:hAnsi="Cambria Math" w:cs="Arial"/>
+                <w:b/>
+                <w:sz w:val="22"/>
+                <w:szCs w:val="18"/>
+              </w:rPr>
+              <w:t>M (média) =</w:t>
+            </w:r>
+            <w:r>
+              <w:rPr>
+                <w:sz w:val="22"/>
+                <w:szCs w:val="18"/>
+              </w:rPr>
+              <w:t xml:space="preserve"> </w:t>
+            </w:r>
+            <w:r>
+              <w:rPr>
+                <w:sz w:val="22"/>
+                <w:szCs w:val="18"/>
+              </w:rPr>
+              <w:t>198</w:t>
+            </w:r>
+          </w:p>
+        </w:tc>
+      </w:tr>
+      <w:tr>
+        <w:trPr>
+          <w:cantSplit/>
+        </w:trPr>
+        <w:tc>
+          <w:tcPr>
+            <w:tcW w:w="3261" w:type="dxa"/>
+            <w:gridSpan w:val="3"/>
+            <w:tcBorders>
+              <w:top w:val="single" w:sz="4" w:space="0" w:color="auto"/>
+              <w:left w:val="single" w:sz="4" w:space="0" w:color="auto"/>
+              <w:bottom w:val="single" w:sz="4" w:space="0" w:color="auto"/>
+              <w:right w:val="single" w:sz="4" w:space="0" w:color="auto"/>
+            </w:tcBorders>
+            <w:shd w:val="clear" w:color="auto" w:fill="D9D9D9" w:themeFill="background1" w:themeFillShade="D9"/>
+            <w:vAlign w:val="center"/>
+            <w:hideMark/>
+          </w:tcPr>
+          <w:p>
+            <w:pPr>
+              <w:pStyle w:val="CORPODETEXTO"/>
+              <w:ind w:firstLine="0"/>
+              <w:jc w:val="center"/>
+              <w:rPr>
+                <w:b/>
+                <w:noProof w:val="0"/>
+                <w:position w:val="2"/>
+                <w:sz w:val="18"/>
+              </w:rPr>
+            </w:pPr>
+            <w:r>
+              <w:rPr>
+                <w:b/>
+                <w:noProof w:val="0"/>
+                <w:position w:val="2"/>
+                <w:sz w:val="18"/>
+              </w:rPr>
+              <w:t>Horário da medição:</w:t>
+            </w:r>
+          </w:p>
+        </w:tc>
+        <w:tc>
+          <w:tcPr>
+            <w:tcW w:w="2549" w:type="dxa"/>
+            <w:gridSpan w:val="4"/>
+            <w:tcBorders>
+              <w:top w:val="single" w:sz="4" w:space="0" w:color="auto"/>
+              <w:left w:val="single" w:sz="4" w:space="0" w:color="auto"/>
+              <w:bottom w:val="single" w:sz="4" w:space="0" w:color="auto"/>
+              <w:right w:val="single" w:sz="4" w:space="0" w:color="auto"/>
+            </w:tcBorders>
+            <w:vAlign w:val="center"/>
+            <w:hideMark/>
+          </w:tcPr>
+          <w:p>
+            <w:pPr>
+              <w:pStyle w:val="CORPODETEXTO"/>
+              <w:ind w:firstLine="0"/>
+              <w:jc w:val="center"/>
+              <w:rPr>
+                <w:noProof w:val="0"/>
+                <w:position w:val="2"/>
+                <w:sz w:val="18"/>
+              </w:rPr>
+            </w:pPr>
+            <w:r>
+              <w:rPr>
+                <w:noProof w:val="0"/>
+                <w:position w:val="2"/>
+                <w:sz w:val="18"/>
+              </w:rPr>
+              <w:t>10:11 – 11:26</w:t>
+            </w:r>
+          </w:p>
+        </w:tc>
+        <w:tc>
+          <w:tcPr>
+            <w:tcW w:w="2622" w:type="dxa"/>
+            <w:gridSpan w:val="2"/>
+            <w:tcBorders>
+              <w:top w:val="single" w:sz="4" w:space="0" w:color="auto"/>
+              <w:left w:val="single" w:sz="4" w:space="0" w:color="auto"/>
+              <w:bottom w:val="single" w:sz="4" w:space="0" w:color="auto"/>
+              <w:right w:val="single" w:sz="4" w:space="0" w:color="auto"/>
+            </w:tcBorders>
+            <w:shd w:val="clear" w:color="auto" w:fill="D9D9D9" w:themeFill="background1" w:themeFillShade="D9"/>
+            <w:vAlign w:val="center"/>
+            <w:hideMark/>
+          </w:tcPr>
+          <w:p>
+            <w:pPr>
+              <w:pStyle w:val="CORPODETEXTO"/>
+              <w:ind w:firstLine="0"/>
+              <w:jc w:val="center"/>
+              <w:rPr>
+                <w:b/>
+                <w:noProof w:val="0"/>
+                <w:position w:val="2"/>
+                <w:sz w:val="18"/>
+              </w:rPr>
+            </w:pPr>
+            <w:r>
+              <w:rPr>
+                <w:b/>
+                <w:noProof w:val="0"/>
+                <w:position w:val="2"/>
+                <w:sz w:val="18"/>
+              </w:rPr>
+              <w:t>Tipo de vestimenta</w:t>
+            </w:r>
+          </w:p>
+        </w:tc>
+        <w:tc>
+          <w:tcPr>
+            <w:tcW w:w="2623" w:type="dxa"/>
+            <w:tcBorders>
+              <w:top w:val="single" w:sz="4" w:space="0" w:color="auto"/>
+              <w:left w:val="single" w:sz="4" w:space="0" w:color="auto"/>
+              <w:bottom w:val="single" w:sz="4" w:space="0" w:color="auto"/>
+              <w:right w:val="single" w:sz="4" w:space="0" w:color="auto"/>
+            </w:tcBorders>
+            <w:vAlign w:val="center"/>
+            <w:hideMark/>
+          </w:tcPr>
+          <w:p>
+            <w:pPr>
+              <w:pStyle w:val="CORPODETEXTO"/>
+              <w:ind w:firstLine="0"/>
+              <w:jc w:val="center"/>
+              <w:rPr>
+                <w:noProof w:val="0"/>
+                <w:position w:val="2"/>
+                <w:sz w:val="18"/>
+              </w:rPr>
+            </w:pPr>
+            <w:r>
+              <w:rPr>
+                <w:noProof w:val="0"/>
+                <w:position w:val="2"/>
+                <w:sz w:val="18"/>
+              </w:rPr>
+              <w:t>Uniforme de Trabalho (0)</w:t>
+            </w:r>
+          </w:p>
+        </w:tc>
+      </w:tr>
+      <w:tr>
+        <w:trPr>
+          <w:cantSplit/>
+        </w:trPr>
+        <w:tc>
+          <w:tcPr>
+            <w:tcW w:w="11055" w:type="dxa"/>
+            <w:gridSpan w:val="10"/>
+            <w:tcBorders>
+              <w:top w:val="single" w:sz="4" w:space="0" w:color="auto"/>
+              <w:left w:val="single" w:sz="4" w:space="0" w:color="auto"/>
+              <w:bottom w:val="single" w:sz="4" w:space="0" w:color="auto"/>
+              <w:right w:val="single" w:sz="4" w:space="0" w:color="auto"/>
+            </w:tcBorders>
+            <w:shd w:val="clear" w:color="auto" w:fill="D9D9D9" w:themeFill="background1" w:themeFillShade="D9"/>
+            <w:vAlign w:val="center"/>
+            <w:hideMark/>
+          </w:tcPr>
+          <w:p>
+            <w:pPr>
+              <w:pStyle w:val="CORPODETEXTO"/>
+              <w:ind w:firstLine="0"/>
+              <w:jc w:val="center"/>
+              <w:rPr>
+                <w:b/>
+                <w:noProof w:val="0"/>
+                <w:position w:val="2"/>
+                <w:sz w:val="18"/>
+              </w:rPr>
+            </w:pPr>
+            <w:r>
+              <w:rPr>
+                <w:b/>
+                <w:noProof w:val="0"/>
+                <w:position w:val="2"/>
+                <w:sz w:val="18"/>
+              </w:rPr>
+              <w:t>CONCLUSÃO</w:t>
+            </w:r>
+          </w:p>
+        </w:tc>
+      </w:tr>
+      <w:tr>
+        <w:trPr>
+          <w:cantSplit/>
+        </w:trPr>
+        <w:tc>
+          <w:tcPr>
+            <w:tcW w:w="11055" w:type="dxa"/>
+            <w:gridSpan w:val="10"/>
+            <w:tcBorders>
+              <w:top w:val="single" w:sz="4" w:space="0" w:color="auto"/>
+              <w:left w:val="single" w:sz="4" w:space="0" w:color="auto"/>
+              <w:bottom w:val="single" w:sz="4" w:space="0" w:color="auto"/>
+              <w:right w:val="single" w:sz="4" w:space="0" w:color="auto"/>
+            </w:tcBorders>
+            <w:shd w:val="clear" w:color="auto" w:fill="FFFFFF" w:themeFill="background1"/>
+            <w:vAlign w:val="center"/>
+            <w:hideMark/>
+          </w:tcPr>
+          <w:p>
+            <w:pPr>
+              <w:pStyle w:val="CORPODETEXTO"/>
+              <w:jc w:val="left"/>
+              <w:rPr>
+                <w:noProof w:val="0"/>
+                <w:position w:val="2"/>
+                <w:sz w:val="20"/>
+              </w:rPr>
+            </w:pPr>
+            <w:r>
+              <w:rPr>
+                <w:noProof w:val="0"/>
+                <w:position w:val="2"/>
+                <w:sz w:val="20"/>
+              </w:rPr>
+              <w:t>O limite de tolerância para exposição ao calor, segundo o Quadro Nº 1, do Anexo Nº 3, na NR-09, para uma taxa de metabolismo média de 198 W é de 30,2 IBUTG.</w:t>
+            </w:r>
+            <w:r>
+              <w:t xml:space="preserve"> </w:t>
+            </w:r>
+          </w:p>
+          <w:p>
+            <w:pPr>
+              <w:pStyle w:val="CORPODETEXTO"/>
+              <w:jc w:val="left"/>
+              <w:rPr>
+                <w:noProof w:val="0"/>
+                <w:position w:val="2"/>
+                <w:sz w:val="20"/>
+              </w:rPr>
+            </w:pPr>
+            <w:r>
+              <w:rPr>
+                <w:noProof w:val="0"/>
+                <w:position w:val="2"/>
+                <w:sz w:val="20"/>
+              </w:rPr>
+              <w:t>O IBUTG médio encontrado foi de 17,6 ºC, não ultrapassando o limite de tolerância.</w:t>
+            </w:r>
+          </w:p>
+        </w:tc>
+      </w:tr>
+      <w:tr>
+        <w:trPr>
+          <w:cantSplit/>
+          <w:trHeight w:val="4696"/>
+        </w:trPr>
+        <w:tc>
+          <w:tcPr>
+            <w:tcW w:w="3683" w:type="dxa"/>
+            <w:gridSpan w:val="4"/>
+            <w:tcBorders>
+              <w:top w:val="single" w:sz="4" w:space="0" w:color="auto"/>
+              <w:left w:val="single" w:sz="4" w:space="0" w:color="auto"/>
+              <w:bottom w:val="single" w:sz="4" w:space="0" w:color="auto"/>
+              <w:right w:val="single" w:sz="4" w:space="0" w:color="auto"/>
+            </w:tcBorders>
+            <w:shd w:val="clear" w:color="auto" w:fill="FFFFFF" w:themeFill="background1"/>
+            <w:vAlign w:val="center"/>
+          </w:tcPr>
+          <w:p>
+            <w:pPr>
+              <w:pStyle w:val="CORPODETEXTO"/>
+              <w:ind w:firstLine="139"/>
+              <w:jc w:val="center"/>
+            </w:pPr>
+            <w:r>
+              <w:drawing>
+                <wp:inline distT="0" distB="0" distL="0" distR="0" wp14:anchorId="0917DAC8" wp14:editId="1A3CBC7D">
+                  <wp:extent cx="2249805" cy="1265555"/>
+                  <wp:effectExtent l="0" t="0" r="0" b="0"/>
+                  <wp:docPr id="22" name="Imagem 22"/>
+                  <wp:cNvGraphicFramePr>
+                    <a:graphicFrameLocks xmlns:a="http://schemas.openxmlformats.org/drawingml/2006/main" noChangeAspect="1"/>
+                  </wp:cNvGraphicFramePr>
+                  <a:graphic xmlns:a="http://schemas.openxmlformats.org/drawingml/2006/main">
+                    <a:graphicData uri="http://schemas.openxmlformats.org/drawingml/2006/picture">
+                      <pic:pic xmlns:pic="http://schemas.openxmlformats.org/drawingml/2006/picture">
+                        <pic:nvPicPr>
+                          <pic:cNvPr id="22" name="Sushi (1).jpeg"/>
+                          <pic:cNvPicPr/>
+                        </pic:nvPicPr>
+                        <pic:blipFill>
+                          <a:blip r:embed="rId24">
+                            <a:extLst>
+                              <a:ext uri="{28A0092B-C50C-407E-A947-70E740481C1C}">
+                                <a14:useLocalDpi xmlns:a14="http://schemas.microsoft.com/office/drawing/2010/main" val="0"/>
+                              </a:ext>
+                            </a:extLst>
+                          </a:blip>
+                          <a:stretch>
+                            <a:fillRect/>
+                          </a:stretch>
+                        </pic:blipFill>
+                        <pic:spPr>
+                          <a:xfrm>
+                            <a:off x="0" y="0"/>
+                            <a:ext cx="2249805" cy="1265555"/>
+                          </a:xfrm>
+                          <a:prstGeom prst="rect">
+                            <a:avLst/>
+                          </a:prstGeom>
+                        </pic:spPr>
+                      </pic:pic>
+                    </a:graphicData>
+                  </a:graphic>
+                </wp:inline>
+              </w:drawing>
+            </w:r>
+            <w:r>
+              <w:t>Bancada/Atendimento</w:t>
+            </w:r>
+          </w:p>
+        </w:tc>
+        <w:tc>
+          <w:tcPr>
+            <w:tcW w:w="3686" w:type="dxa"/>
+            <w:gridSpan w:val="4"/>
+            <w:tcBorders>
+              <w:top w:val="single" w:sz="4" w:space="0" w:color="auto"/>
+              <w:left w:val="single" w:sz="4" w:space="0" w:color="auto"/>
+              <w:bottom w:val="single" w:sz="4" w:space="0" w:color="auto"/>
+              <w:right w:val="single" w:sz="4" w:space="0" w:color="auto"/>
+            </w:tcBorders>
+            <w:shd w:val="clear" w:color="auto" w:fill="FFFFFF" w:themeFill="background1"/>
+            <w:vAlign w:val="center"/>
+          </w:tcPr>
+          <w:p>
+            <w:pPr>
+              <w:pStyle w:val="CORPODETEXTO"/>
+              <w:ind w:firstLine="0"/>
+              <w:jc w:val="center"/>
+            </w:pPr>
+            <w:r>
+              <w:drawing>
+                <wp:inline distT="0" distB="0" distL="0" distR="0" wp14:anchorId="44442956" wp14:editId="6E97FB8E">
+                  <wp:extent cx="2251710" cy="1266825"/>
+                  <wp:effectExtent l="0" t="0" r="0" b="9525"/>
+                  <wp:docPr id="23" name="Imagem 23"/>
+                  <wp:cNvGraphicFramePr>
+                    <a:graphicFrameLocks xmlns:a="http://schemas.openxmlformats.org/drawingml/2006/main" noChangeAspect="1"/>
+                  </wp:cNvGraphicFramePr>
+                  <a:graphic xmlns:a="http://schemas.openxmlformats.org/drawingml/2006/main">
+                    <a:graphicData uri="http://schemas.openxmlformats.org/drawingml/2006/picture">
+                      <pic:pic xmlns:pic="http://schemas.openxmlformats.org/drawingml/2006/picture">
+                        <pic:nvPicPr>
+                          <pic:cNvPr id="23" name="Sushi (2).jpeg"/>
+                          <pic:cNvPicPr/>
+                        </pic:nvPicPr>
+                        <pic:blipFill>
+                          <a:blip r:embed="rId25">
+                            <a:extLst>
+                              <a:ext uri="{28A0092B-C50C-407E-A947-70E740481C1C}">
+                                <a14:useLocalDpi xmlns:a14="http://schemas.microsoft.com/office/drawing/2010/main" val="0"/>
+                              </a:ext>
+                            </a:extLst>
+                          </a:blip>
+                          <a:stretch>
+                            <a:fillRect/>
+                          </a:stretch>
+                        </pic:blipFill>
+                        <pic:spPr>
+                          <a:xfrm>
+                            <a:off x="0" y="0"/>
+                            <a:ext cx="2251710" cy="1266825"/>
+                          </a:xfrm>
+                          <a:prstGeom prst="rect">
+                            <a:avLst/>
+                          </a:prstGeom>
+                        </pic:spPr>
+                      </pic:pic>
+                    </a:graphicData>
+                  </a:graphic>
+                </wp:inline>
+              </w:drawing>
+            </w:r>
+            <w:r>
+              <w:t>Fogão/Fritadeira/Chapa</w:t>
+            </w:r>
+          </w:p>
+        </w:tc>
+        <w:tc>
+          <w:tcPr>
+            <w:tcW w:w="3686" w:type="dxa"/>
+            <w:gridSpan w:val="2"/>
+            <w:tcBorders>
+              <w:top w:val="single" w:sz="4" w:space="0" w:color="auto"/>
+              <w:left w:val="single" w:sz="4" w:space="0" w:color="auto"/>
+              <w:bottom w:val="single" w:sz="4" w:space="0" w:color="auto"/>
+              <w:right w:val="single" w:sz="4" w:space="0" w:color="auto"/>
+            </w:tcBorders>
+            <w:shd w:val="clear" w:color="auto" w:fill="FFFFFF" w:themeFill="background1"/>
+            <w:vAlign w:val="center"/>
+          </w:tcPr>
+          <w:p>
+            <w:pPr>
+              <w:pStyle w:val="CORPODETEXTO"/>
+              <w:ind w:firstLine="0"/>
+              <w:jc w:val="center"/>
+            </w:pPr>
+            <w:r>
+              <w:drawing>
+                <wp:inline distT="0" distB="0" distL="0" distR="0" wp14:anchorId="20CEE0D6" wp14:editId="78A1DFC2">
+                  <wp:extent cx="2251710" cy="1266825"/>
+                  <wp:effectExtent l="0" t="0" r="0" b="9525"/>
+                  <wp:docPr id="24" name="Imagem 24"/>
+                  <wp:cNvGraphicFramePr>
+                    <a:graphicFrameLocks xmlns:a="http://schemas.openxmlformats.org/drawingml/2006/main" noChangeAspect="1"/>
+                  </wp:cNvGraphicFramePr>
+                  <a:graphic xmlns:a="http://schemas.openxmlformats.org/drawingml/2006/main">
+                    <a:graphicData uri="http://schemas.openxmlformats.org/drawingml/2006/picture">
+                      <pic:pic xmlns:pic="http://schemas.openxmlformats.org/drawingml/2006/picture">
+                        <pic:nvPicPr>
+                          <pic:cNvPr id="24" name="Sushi (3).jpeg"/>
+                          <pic:cNvPicPr/>
+                        </pic:nvPicPr>
+                        <pic:blipFill>
+                          <a:blip r:embed="rId26">
+                            <a:extLst>
+                              <a:ext uri="{28A0092B-C50C-407E-A947-70E740481C1C}">
+                                <a14:useLocalDpi xmlns:a14="http://schemas.microsoft.com/office/drawing/2010/main" val="0"/>
+                              </a:ext>
+                            </a:extLst>
+                          </a:blip>
+                          <a:stretch>
+                            <a:fillRect/>
+                          </a:stretch>
+                        </pic:blipFill>
+                        <pic:spPr>
+                          <a:xfrm>
+                            <a:off x="0" y="0"/>
+                            <a:ext cx="2251710" cy="1266825"/>
+                          </a:xfrm>
+                          <a:prstGeom prst="rect">
+                            <a:avLst/>
+                          </a:prstGeom>
+                        </pic:spPr>
+                      </pic:pic>
+                    </a:graphicData>
+                  </a:graphic>
+                </wp:inline>
+              </w:drawing>
+            </w:r>
+            <w:r>
+              <w:t>Fogão/Fritadeira/Chapa</w:t>
             </w:r>
           </w:p>
         </w:tc>
@@ -5905,14 +9983,20 @@
           <w:p>
             <w:pPr>
               <w:pStyle w:val="1TOPICO"/>
-            </w:pPr>
-            <w:r>
-              <w:lastRenderedPageBreak/>
+              <w:rPr>
+                <w:color w:val="auto"/>
+              </w:rPr>
+            </w:pPr>
+            <w:r>
+              <w:rPr>
+                <w:color w:val="auto"/>
+              </w:rPr>
               <w:br w:type="page"/>
             </w:r>
             <w:r>
               <w:rPr>
                 <w:rFonts w:ascii="Arial" w:hAnsi="Arial" w:cs="Arial"/>
+                <w:color w:val="auto"/>
                 <w:sz w:val="24"/>
                 <w:szCs w:val="24"/>
               </w:rPr>
@@ -5921,6 +10005,7 @@
             <w:r>
               <w:rPr>
                 <w:rFonts w:ascii="Arial" w:hAnsi="Arial" w:cs="Arial"/>
+                <w:color w:val="auto"/>
                 <w:sz w:val="24"/>
                 <w:szCs w:val="24"/>
               </w:rPr>
@@ -5929,32 +10014,19 @@
             <w:r>
               <w:rPr>
                 <w:rFonts w:cs="Arial"/>
+                <w:color w:val="auto"/>
               </w:rPr>
               <w:br w:type="page"/>
             </w:r>
-            <w:bookmarkStart w:id="15" w:name="_Toc22905075"/>
-            <w:bookmarkStart w:id="16" w:name="_Toc29203422"/>
-            <w:bookmarkStart w:id="17" w:name="_Toc48032020"/>
-            <w:r>
-              <w:t>V</w:t>
-            </w:r>
-            <w:r>
-              <w:t xml:space="preserve"> – </w:t>
-            </w:r>
-            <w:r>
-              <w:t>CERTIFICADO DE CALIBRAÇÃO</w:t>
-            </w:r>
-            <w:bookmarkEnd w:id="15"/>
+            <w:bookmarkStart w:id="16" w:name="_Toc229383842"/>
+            <w:bookmarkStart w:id="17" w:name="_Toc229467717"/>
+            <w:r>
+              <w:rPr>
+                <w:color w:val="auto"/>
+              </w:rPr>
+              <w:t>V – CERTIFICADO DE CALIBRAÇÃO DO TERMÔMETRO</w:t>
+            </w:r>
             <w:bookmarkEnd w:id="16"/>
-            <w:r>
-              <w:t xml:space="preserve"> D</w:t>
-            </w:r>
-            <w:r>
-              <w:t>O</w:t>
-            </w:r>
-            <w:r>
-              <w:t xml:space="preserve"> TERMÔMETRO</w:t>
-            </w:r>
             <w:bookmarkEnd w:id="17"/>
           </w:p>
         </w:tc>
@@ -5985,77 +10057,67 @@
               <w:pStyle w:val="1TOPICO"/>
               <w:rPr>
                 <w:rFonts w:ascii="Arial" w:hAnsi="Arial" w:cs="Arial"/>
+                <w:color w:val="auto"/>
                 <w:sz w:val="24"/>
                 <w:szCs w:val="24"/>
               </w:rPr>
             </w:pPr>
-            <w:bookmarkStart w:id="18" w:name="_Toc48032021"/>
-            <w:r>
-              <w:rPr>
-                <w:b w:val="0"/>
-                <w:bCs w:val="0"/>
-                <w:noProof/>
-              </w:rPr>
-              <w:drawing>
-                <wp:inline distT="0" distB="0" distL="0" distR="0" wp14:anchorId="12FDE404" wp14:editId="688EE547">
-                  <wp:extent cx="5005056" cy="7000875"/>
-                  <wp:effectExtent l="0" t="0" r="5715" b="0"/>
-                  <wp:docPr id="5" name="Imagem 5"/>
-                  <wp:cNvGraphicFramePr>
-                    <a:graphicFrameLocks xmlns:a="http://schemas.openxmlformats.org/drawingml/2006/main" noChangeAspect="1"/>
-                  </wp:cNvGraphicFramePr>
-                  <a:graphic xmlns:a="http://schemas.openxmlformats.org/drawingml/2006/main">
-                    <a:graphicData uri="http://schemas.openxmlformats.org/drawingml/2006/picture">
-                      <pic:pic xmlns:pic="http://schemas.openxmlformats.org/drawingml/2006/picture">
-                        <pic:nvPicPr>
-                          <pic:cNvPr id="0" name="Picture 5"/>
-                          <pic:cNvPicPr>
-                            <a:picLocks noChangeAspect="1" noChangeArrowheads="1"/>
-                          </pic:cNvPicPr>
-                        </pic:nvPicPr>
-                        <pic:blipFill>
-                          <a:blip r:embed="rId17">
-                            <a:extLst>
-                              <a:ext uri="{28A0092B-C50C-407E-A947-70E740481C1C}">
-                                <a14:useLocalDpi xmlns:a14="http://schemas.microsoft.com/office/drawing/2010/main" val="0"/>
-                              </a:ext>
-                            </a:extLst>
-                          </a:blip>
-                          <a:srcRect/>
-                          <a:stretch>
-                            <a:fillRect/>
-                          </a:stretch>
-                        </pic:blipFill>
-                        <pic:spPr bwMode="auto">
-                          <a:xfrm>
-                            <a:off x="0" y="0"/>
-                            <a:ext cx="5013749" cy="7013035"/>
-                          </a:xfrm>
-                          <a:prstGeom prst="rect">
-                            <a:avLst/>
-                          </a:prstGeom>
-                          <a:noFill/>
-                          <a:ln>
-                            <a:noFill/>
-                          </a:ln>
-                        </pic:spPr>
-                      </pic:pic>
-                    </a:graphicData>
-                  </a:graphic>
-                </wp:inline>
-              </w:drawing>
+            <w:bookmarkStart w:id="18" w:name="_Toc229467718"/>
+            <w:r>
+              <w:rPr>
+                <w:rFonts w:ascii="Arial" w:hAnsi="Arial" w:cs="Arial"/>
+                <w:color w:val="auto"/>
+                <w:sz w:val="24"/>
+                <w:szCs w:val="24"/>
+              </w:rPr>
+              <w:pict w14:anchorId="7B35A4DF">
+                <v:shapetype id="_x0000_t75" coordsize="21600,21600" o:spt="75" o:preferrelative="t" path="m@4@5l@4@11@9@11@9@5xe" filled="f" stroked="f">
+                  <v:stroke joinstyle="miter"/>
+                  <v:formulas>
+                    <v:f eqn="if lineDrawn pixelLineWidth 0"/>
+                    <v:f eqn="sum @0 1 0"/>
+                    <v:f eqn="sum 0 0 @1"/>
+                    <v:f eqn="prod @2 1 2"/>
+                    <v:f eqn="prod @3 21600 pixelWidth"/>
+                    <v:f eqn="prod @3 21600 pixelHeight"/>
+                    <v:f eqn="sum @0 0 1"/>
+                    <v:f eqn="prod @6 1 2"/>
+                    <v:f eqn="prod @7 21600 pixelWidth"/>
+                    <v:f eqn="sum @8 21600 0"/>
+                    <v:f eqn="prod @7 21600 pixelHeight"/>
+                    <v:f eqn="sum @10 21600 0"/>
+                  </v:formulas>
+                  <v:path o:extrusionok="f" gradientshapeok="t" o:connecttype="rect"/>
+                  <o:lock v:ext="edit" aspectratio="t"/>
+                </v:shapetype>
+                <v:shape id="_x0000_i1025" type="#_x0000_t75" style="width:454.5pt;height:643.5pt">
+                  <v:imagedata r:id="rId27" o:title="TERMOMETRO - SERIE 0209_page-0001"/>
+                </v:shape>
+              </w:pict>
             </w:r>
             <w:bookmarkEnd w:id="18"/>
           </w:p>
         </w:tc>
       </w:tr>
     </w:tbl>
-    <w:p/>
     <w:p>
+      <w:pPr>
+        <w:rPr>
+          <w:color w:val="auto"/>
+        </w:rPr>
+      </w:pPr>
+    </w:p>
+    <w:p>
+      <w:pPr>
+        <w:rPr>
+          <w:color w:val="auto"/>
+        </w:rPr>
+      </w:pPr>
       <w:r>
         <w:rPr>
           <w:b/>
           <w:bCs/>
+          <w:color w:val="auto"/>
         </w:rPr>
         <w:br w:type="page"/>
       </w:r>
@@ -6106,32 +10168,24 @@
           <w:p>
             <w:pPr>
               <w:pStyle w:val="1TOPICO"/>
-            </w:pPr>
-            <w:r>
-              <w:lastRenderedPageBreak/>
+              <w:rPr>
+                <w:color w:val="auto"/>
+              </w:rPr>
+            </w:pPr>
+            <w:r>
+              <w:rPr>
+                <w:color w:val="auto"/>
+              </w:rPr>
               <w:br w:type="page"/>
             </w:r>
-            <w:bookmarkStart w:id="19" w:name="_Toc22905076"/>
-            <w:bookmarkStart w:id="20" w:name="_Toc29203423"/>
-            <w:bookmarkStart w:id="21" w:name="_Toc48032022"/>
-            <w:r>
-              <w:t>V</w:t>
-            </w:r>
-            <w:r>
-              <w:t>I</w:t>
-            </w:r>
-            <w:r>
-              <w:t>–</w:t>
-            </w:r>
-            <w:r>
-              <w:t xml:space="preserve"> RESPONSABILIDADE</w:t>
-            </w:r>
-            <w:r>
-              <w:t xml:space="preserve"> TÉCNICA</w:t>
+            <w:bookmarkStart w:id="19" w:name="_Toc229467719"/>
+            <w:r>
+              <w:rPr>
+                <w:color w:val="auto"/>
+              </w:rPr>
+              <w:t>VI– RESPONSABILIDADE TÉCNICA</w:t>
             </w:r>
             <w:bookmarkEnd w:id="19"/>
-            <w:bookmarkEnd w:id="20"/>
-            <w:bookmarkEnd w:id="21"/>
           </w:p>
         </w:tc>
       </w:tr>
@@ -6161,7 +10215,7 @@
               <w:spacing w:line="320" w:lineRule="atLeast"/>
               <w:rPr>
                 <w:rFonts w:ascii="Verdana" w:hAnsi="Verdana" w:cs="Verdana"/>
-                <w:color w:val="FF0000"/>
+                <w:color w:val="auto"/>
                 <w:sz w:val="20"/>
                 <w:szCs w:val="20"/>
               </w:rPr>
@@ -6169,6 +10223,7 @@
             <w:r>
               <w:rPr>
                 <w:rFonts w:ascii="Verdana" w:hAnsi="Verdana" w:cs="Verdana"/>
+                <w:color w:val="auto"/>
                 <w:sz w:val="20"/>
                 <w:szCs w:val="20"/>
               </w:rPr>
@@ -6180,6 +10235,7 @@
               <w:jc w:val="center"/>
               <w:rPr>
                 <w:rFonts w:ascii="Verdana" w:hAnsi="Verdana" w:cs="Verdana"/>
+                <w:color w:val="auto"/>
                 <w:sz w:val="20"/>
                 <w:szCs w:val="20"/>
               </w:rPr>
@@ -6187,7 +10243,7 @@
             <w:r>
               <w:rPr>
                 <w:rFonts w:ascii="Verdana" w:hAnsi="Verdana" w:cs="Verdana"/>
-                <w:color w:val="FF0000"/>
+                <w:color w:val="auto"/>
                 <w:sz w:val="20"/>
                 <w:szCs w:val="20"/>
               </w:rPr>
@@ -6199,6 +10255,7 @@
               <w:jc w:val="center"/>
               <w:rPr>
                 <w:rFonts w:ascii="Verdana" w:hAnsi="Verdana" w:cs="Verdana"/>
+                <w:color w:val="auto"/>
                 <w:sz w:val="16"/>
                 <w:szCs w:val="20"/>
               </w:rPr>
@@ -6208,6 +10265,7 @@
                 <w:rFonts w:ascii="Verdana" w:hAnsi="Verdana" w:cs="Verdana"/>
                 <w:b/>
                 <w:bCs/>
+                <w:color w:val="auto"/>
                 <w:sz w:val="20"/>
                 <w:u w:val="single"/>
               </w:rPr>
@@ -6219,6 +10277,7 @@
               <w:jc w:val="center"/>
               <w:rPr>
                 <w:rFonts w:ascii="Verdana" w:hAnsi="Verdana" w:cs="Verdana"/>
+                <w:color w:val="auto"/>
                 <w:sz w:val="20"/>
                 <w:szCs w:val="20"/>
               </w:rPr>
@@ -6229,7 +10288,7 @@
               <w:jc w:val="center"/>
               <w:rPr>
                 <w:rFonts w:ascii="Verdana" w:hAnsi="Verdana" w:cs="Verdana"/>
-                <w:color w:val="FF0000"/>
+                <w:color w:val="auto"/>
                 <w:sz w:val="20"/>
                 <w:szCs w:val="20"/>
               </w:rPr>
@@ -6240,7 +10299,7 @@
               <w:jc w:val="center"/>
               <w:rPr>
                 <w:rFonts w:ascii="Verdana" w:hAnsi="Verdana" w:cs="Verdana"/>
-                <w:color w:val="FF0000"/>
+                <w:color w:val="auto"/>
                 <w:sz w:val="20"/>
                 <w:szCs w:val="20"/>
               </w:rPr>
@@ -6251,7 +10310,7 @@
               <w:jc w:val="center"/>
               <w:rPr>
                 <w:rFonts w:ascii="Verdana" w:hAnsi="Verdana" w:cs="Verdana"/>
-                <w:color w:val="FF0000"/>
+                <w:color w:val="auto"/>
                 <w:sz w:val="20"/>
                 <w:szCs w:val="20"/>
               </w:rPr>
@@ -6262,7 +10321,7 @@
               <w:jc w:val="center"/>
               <w:rPr>
                 <w:rFonts w:ascii="Verdana" w:hAnsi="Verdana" w:cs="Verdana"/>
-                <w:color w:val="FF0000"/>
+                <w:color w:val="auto"/>
                 <w:sz w:val="20"/>
                 <w:szCs w:val="20"/>
               </w:rPr>
@@ -6273,7 +10332,7 @@
               <w:jc w:val="center"/>
               <w:rPr>
                 <w:rFonts w:ascii="Verdana" w:hAnsi="Verdana" w:cs="Verdana"/>
-                <w:color w:val="FF0000"/>
+                <w:color w:val="auto"/>
                 <w:sz w:val="20"/>
                 <w:szCs w:val="20"/>
               </w:rPr>
@@ -6284,7 +10343,7 @@
               <w:jc w:val="center"/>
               <w:rPr>
                 <w:rFonts w:ascii="Verdana" w:hAnsi="Verdana" w:cs="Verdana"/>
-                <w:color w:val="FF0000"/>
+                <w:color w:val="auto"/>
                 <w:sz w:val="20"/>
                 <w:szCs w:val="20"/>
               </w:rPr>
@@ -6292,6 +10351,7 @@
             <w:r>
               <w:rPr>
                 <w:rFonts w:ascii="Verdana" w:hAnsi="Verdana" w:cs="Verdana"/>
+                <w:color w:val="auto"/>
                 <w:sz w:val="20"/>
                 <w:szCs w:val="20"/>
               </w:rPr>
@@ -6304,6 +10364,7 @@
               <w:rPr>
                 <w:rFonts w:ascii="Verdana" w:hAnsi="Verdana" w:cs="Verdana"/>
                 <w:b/>
+                <w:color w:val="auto"/>
                 <w:sz w:val="20"/>
                 <w:szCs w:val="20"/>
               </w:rPr>
@@ -6312,6 +10373,7 @@
               <w:rPr>
                 <w:rFonts w:ascii="Verdana" w:hAnsi="Verdana" w:cs="Verdana"/>
                 <w:b/>
+                <w:color w:val="auto"/>
                 <w:sz w:val="20"/>
                 <w:szCs w:val="20"/>
               </w:rPr>
@@ -6323,6 +10385,7 @@
               <w:jc w:val="center"/>
               <w:rPr>
                 <w:rFonts w:ascii="Verdana" w:hAnsi="Verdana" w:cs="Verdana"/>
+                <w:color w:val="auto"/>
                 <w:sz w:val="20"/>
                 <w:szCs w:val="20"/>
               </w:rPr>
@@ -6330,6 +10393,7 @@
             <w:r>
               <w:rPr>
                 <w:rFonts w:ascii="Verdana" w:hAnsi="Verdana" w:cs="Verdana"/>
+                <w:color w:val="auto"/>
                 <w:sz w:val="20"/>
                 <w:szCs w:val="20"/>
               </w:rPr>
@@ -6341,6 +10405,7 @@
               <w:jc w:val="center"/>
               <w:rPr>
                 <w:rFonts w:ascii="Verdana" w:hAnsi="Verdana" w:cs="Verdana"/>
+                <w:color w:val="auto"/>
                 <w:sz w:val="20"/>
                 <w:szCs w:val="20"/>
               </w:rPr>
@@ -6348,6 +10413,7 @@
             <w:r>
               <w:rPr>
                 <w:rFonts w:ascii="Verdana" w:hAnsi="Verdana" w:cs="Verdana"/>
+                <w:color w:val="auto"/>
                 <w:sz w:val="20"/>
                 <w:szCs w:val="20"/>
               </w:rPr>
@@ -6359,6 +10425,7 @@
               <w:jc w:val="center"/>
               <w:rPr>
                 <w:rFonts w:ascii="Verdana" w:hAnsi="Verdana" w:cs="Verdana"/>
+                <w:color w:val="auto"/>
                 <w:sz w:val="20"/>
                 <w:szCs w:val="20"/>
               </w:rPr>
@@ -6369,6 +10436,7 @@
               <w:jc w:val="center"/>
               <w:rPr>
                 <w:rFonts w:ascii="Verdana" w:hAnsi="Verdana" w:cs="Verdana"/>
+                <w:color w:val="auto"/>
                 <w:sz w:val="20"/>
                 <w:szCs w:val="20"/>
               </w:rPr>
@@ -6379,6 +10447,7 @@
               <w:jc w:val="center"/>
               <w:rPr>
                 <w:rFonts w:ascii="Verdana" w:hAnsi="Verdana" w:cs="Verdana"/>
+                <w:color w:val="auto"/>
                 <w:sz w:val="20"/>
                 <w:szCs w:val="20"/>
               </w:rPr>
@@ -6386,257 +10455,17 @@
           </w:p>
           <w:p>
             <w:pPr>
-              <w:jc w:val="center"/>
               <w:rPr>
                 <w:rFonts w:ascii="Verdana" w:hAnsi="Verdana" w:cs="Verdana"/>
+                <w:color w:val="auto"/>
                 <w:sz w:val="20"/>
                 <w:szCs w:val="20"/>
               </w:rPr>
             </w:pPr>
-          </w:p>
-          <w:p>
-            <w:pPr>
-              <w:jc w:val="center"/>
+            <w:r>
               <w:rPr>
                 <w:rFonts w:ascii="Verdana" w:hAnsi="Verdana" w:cs="Verdana"/>
-                <w:sz w:val="20"/>
-                <w:szCs w:val="20"/>
-              </w:rPr>
-            </w:pPr>
-          </w:p>
-          <w:p>
-            <w:pPr>
-              <w:jc w:val="center"/>
-              <w:rPr>
-                <w:rFonts w:ascii="Verdana" w:hAnsi="Verdana" w:cs="Verdana"/>
-                <w:sz w:val="16"/>
-                <w:szCs w:val="20"/>
-              </w:rPr>
-            </w:pPr>
-            <w:r>
-              <w:rPr>
-                <w:rFonts w:ascii="Verdana" w:hAnsi="Verdana" w:cs="Verdana"/>
-                <w:b/>
-                <w:bCs/>
-                <w:sz w:val="20"/>
-                <w:u w:val="single"/>
-              </w:rPr>
-              <w:t xml:space="preserve">RESPONSÁVEL </w:t>
-            </w:r>
-            <w:r>
-              <w:rPr>
-                <w:rFonts w:ascii="Verdana" w:hAnsi="Verdana" w:cs="Verdana"/>
-                <w:b/>
-                <w:bCs/>
-                <w:sz w:val="20"/>
-                <w:u w:val="single"/>
-              </w:rPr>
-              <w:t>PELA COLETA</w:t>
-            </w:r>
-          </w:p>
-          <w:p>
-            <w:pPr>
-              <w:jc w:val="center"/>
-              <w:rPr>
-                <w:rFonts w:ascii="Verdana" w:hAnsi="Verdana" w:cs="Verdana"/>
-                <w:sz w:val="20"/>
-                <w:szCs w:val="20"/>
-              </w:rPr>
-            </w:pPr>
-          </w:p>
-          <w:p>
-            <w:pPr>
-              <w:jc w:val="center"/>
-              <w:rPr>
-                <w:rFonts w:ascii="Verdana" w:hAnsi="Verdana" w:cs="Verdana"/>
-                <w:color w:val="FF0000"/>
-                <w:sz w:val="20"/>
-                <w:szCs w:val="20"/>
-              </w:rPr>
-            </w:pPr>
-          </w:p>
-          <w:p>
-            <w:pPr>
-              <w:jc w:val="center"/>
-              <w:rPr>
-                <w:rFonts w:ascii="Verdana" w:hAnsi="Verdana" w:cs="Verdana"/>
-                <w:color w:val="FF0000"/>
-                <w:sz w:val="20"/>
-                <w:szCs w:val="20"/>
-              </w:rPr>
-            </w:pPr>
-          </w:p>
-          <w:p>
-            <w:pPr>
-              <w:jc w:val="center"/>
-              <w:rPr>
-                <w:rFonts w:ascii="Verdana" w:hAnsi="Verdana" w:cs="Verdana"/>
-                <w:color w:val="FF0000"/>
-                <w:sz w:val="20"/>
-                <w:szCs w:val="20"/>
-              </w:rPr>
-            </w:pPr>
-          </w:p>
-          <w:p>
-            <w:pPr>
-              <w:jc w:val="center"/>
-              <w:rPr>
-                <w:rFonts w:ascii="Verdana" w:hAnsi="Verdana" w:cs="Verdana"/>
-                <w:color w:val="FF0000"/>
-                <w:sz w:val="20"/>
-                <w:szCs w:val="20"/>
-              </w:rPr>
-            </w:pPr>
-          </w:p>
-          <w:p>
-            <w:pPr>
-              <w:jc w:val="center"/>
-              <w:rPr>
-                <w:rFonts w:ascii="Verdana" w:hAnsi="Verdana" w:cs="Verdana"/>
-                <w:color w:val="FF0000"/>
-                <w:sz w:val="20"/>
-                <w:szCs w:val="20"/>
-              </w:rPr>
-            </w:pPr>
-          </w:p>
-          <w:p>
-            <w:pPr>
-              <w:jc w:val="center"/>
-              <w:rPr>
-                <w:rFonts w:ascii="Verdana" w:hAnsi="Verdana" w:cs="Verdana"/>
-                <w:color w:val="FF0000"/>
-                <w:sz w:val="20"/>
-                <w:szCs w:val="20"/>
-              </w:rPr>
-            </w:pPr>
-            <w:r>
-              <w:rPr>
-                <w:rFonts w:ascii="Verdana" w:hAnsi="Verdana" w:cs="Verdana"/>
-                <w:sz w:val="20"/>
-                <w:szCs w:val="20"/>
-              </w:rPr>
-              <w:t>_________________________________________</w:t>
-            </w:r>
-          </w:p>
-          <w:p>
-            <w:pPr>
-              <w:jc w:val="center"/>
-              <w:rPr>
-                <w:rFonts w:ascii="Verdana" w:hAnsi="Verdana" w:cs="Verdana"/>
-                <w:b/>
-                <w:color w:val="FF0000"/>
-                <w:sz w:val="16"/>
-                <w:szCs w:val="16"/>
-              </w:rPr>
-            </w:pPr>
-            <w:r>
-              <w:rPr>
-                <w:rFonts w:ascii="Verdana" w:hAnsi="Verdana" w:cs="Verdana"/>
-                <w:b/>
-                <w:color w:val="FF0000"/>
-                <w:sz w:val="16"/>
-                <w:szCs w:val="16"/>
-              </w:rPr>
-              <w:t>nome</w:t>
-            </w:r>
-          </w:p>
-          <w:p>
-            <w:pPr>
-              <w:jc w:val="center"/>
-              <w:rPr>
-                <w:rFonts w:ascii="Verdana" w:hAnsi="Verdana" w:cs="Verdana"/>
-                <w:sz w:val="16"/>
-                <w:szCs w:val="16"/>
-              </w:rPr>
-            </w:pPr>
-            <w:r>
-              <w:rPr>
-                <w:rFonts w:ascii="Verdana" w:hAnsi="Verdana" w:cs="Verdana"/>
-                <w:sz w:val="16"/>
-                <w:szCs w:val="16"/>
-              </w:rPr>
-              <w:t>Técnico em Segurança do Trabalho</w:t>
-            </w:r>
-          </w:p>
-          <w:p>
-            <w:pPr>
-              <w:jc w:val="center"/>
-              <w:rPr>
-                <w:rFonts w:ascii="Verdana" w:hAnsi="Verdana" w:cs="Verdana"/>
-                <w:sz w:val="16"/>
-                <w:szCs w:val="16"/>
-              </w:rPr>
-            </w:pPr>
-            <w:r>
-              <w:rPr>
-                <w:rFonts w:ascii="Verdana" w:hAnsi="Verdana" w:cs="Verdana"/>
-                <w:sz w:val="16"/>
-                <w:szCs w:val="16"/>
-              </w:rPr>
-              <w:t xml:space="preserve">Registro: </w:t>
-            </w:r>
-            <w:proofErr w:type="spellStart"/>
-            <w:r>
-              <w:rPr>
-                <w:rFonts w:ascii="Verdana" w:hAnsi="Verdana" w:cs="Verdana"/>
-                <w:color w:val="FF0000"/>
-                <w:sz w:val="16"/>
-                <w:szCs w:val="16"/>
-              </w:rPr>
-              <w:t>xxx</w:t>
-            </w:r>
-            <w:proofErr w:type="spellEnd"/>
-            <w:r>
-              <w:rPr>
-                <w:rFonts w:ascii="Verdana" w:hAnsi="Verdana" w:cs="Verdana"/>
-                <w:sz w:val="16"/>
-                <w:szCs w:val="16"/>
-              </w:rPr>
-              <w:t>/MG</w:t>
-            </w:r>
-          </w:p>
-          <w:p>
-            <w:pPr>
-              <w:jc w:val="center"/>
-              <w:rPr>
-                <w:rFonts w:ascii="Verdana" w:hAnsi="Verdana" w:cs="Verdana"/>
-                <w:sz w:val="20"/>
-                <w:szCs w:val="20"/>
-              </w:rPr>
-            </w:pPr>
-          </w:p>
-          <w:p>
-            <w:pPr>
-              <w:jc w:val="center"/>
-              <w:rPr>
-                <w:rFonts w:ascii="Verdana" w:hAnsi="Verdana" w:cs="Verdana"/>
-                <w:sz w:val="20"/>
-                <w:szCs w:val="20"/>
-              </w:rPr>
-            </w:pPr>
-          </w:p>
-          <w:p>
-            <w:pPr>
-              <w:jc w:val="center"/>
-              <w:rPr>
-                <w:rFonts w:ascii="Verdana" w:hAnsi="Verdana" w:cs="Verdana"/>
-                <w:sz w:val="20"/>
-                <w:szCs w:val="20"/>
-              </w:rPr>
-            </w:pPr>
-          </w:p>
-          <w:p>
-            <w:pPr>
-              <w:jc w:val="center"/>
-              <w:rPr>
-                <w:rFonts w:ascii="Verdana" w:hAnsi="Verdana" w:cs="Verdana"/>
-                <w:sz w:val="20"/>
-                <w:szCs w:val="20"/>
-              </w:rPr>
-            </w:pPr>
-            <w:r>
-              <w:rPr>
-                <w:rFonts w:ascii="Verdana" w:hAnsi="Verdana" w:cs="Verdana"/>
+                <w:color w:val="auto"/>
                 <w:sz w:val="20"/>
                 <w:szCs w:val="20"/>
               </w:rPr>
@@ -6651,6 +10480,7 @@
         <w:rPr>
           <w:b/>
           <w:bCs/>
+          <w:color w:val="auto"/>
         </w:rPr>
       </w:pPr>
     </w:p>
@@ -6661,6 +10491,329 @@
         <w:autoSpaceDN/>
         <w:adjustRightInd/>
         <w:spacing w:after="200" w:line="276" w:lineRule="auto"/>
+        <w:rPr>
+          <w:color w:val="auto"/>
+        </w:rPr>
+      </w:pPr>
+      <w:r>
+        <w:rPr>
+          <w:color w:val="auto"/>
+        </w:rPr>
+        <w:br w:type="page"/>
+      </w:r>
+    </w:p>
+    <w:tbl>
+      <w:tblPr>
+        <w:tblW w:w="10467" w:type="dxa"/>
+        <w:jc w:val="center"/>
+        <w:tblBorders>
+          <w:top w:val="single" w:sz="8" w:space="0" w:color="000000"/>
+          <w:left w:val="single" w:sz="8" w:space="0" w:color="000000"/>
+          <w:bottom w:val="single" w:sz="8" w:space="0" w:color="000000"/>
+          <w:right w:val="single" w:sz="8" w:space="0" w:color="000000"/>
+          <w:insideH w:val="single" w:sz="8" w:space="0" w:color="000000"/>
+          <w:insideV w:val="single" w:sz="8" w:space="0" w:color="000000"/>
+        </w:tblBorders>
+        <w:tblLayout w:type="fixed"/>
+        <w:tblCellMar>
+          <w:left w:w="50" w:type="dxa"/>
+          <w:right w:w="50" w:type="dxa"/>
+        </w:tblCellMar>
+        <w:tblLook w:val="0000" w:firstRow="0" w:lastRow="0" w:firstColumn="0" w:lastColumn="0" w:noHBand="0" w:noVBand="0"/>
+      </w:tblPr>
+      <w:tblGrid>
+        <w:gridCol w:w="10467"/>
+      </w:tblGrid>
+      <w:tr>
+        <w:trPr>
+          <w:jc w:val="center"/>
+        </w:trPr>
+        <w:tc>
+          <w:tcPr>
+            <w:tcW w:w="10467" w:type="dxa"/>
+            <w:tcBorders>
+              <w:top w:val="single" w:sz="4" w:space="0" w:color="000000"/>
+              <w:left w:val="single" w:sz="4" w:space="0" w:color="000000"/>
+              <w:bottom w:val="single" w:sz="4" w:space="0" w:color="000000"/>
+              <w:right w:val="single" w:sz="4" w:space="0" w:color="000000"/>
+            </w:tcBorders>
+            <w:shd w:val="clear" w:color="auto" w:fill="D9D9D9"/>
+            <w:tcMar>
+              <w:top w:w="50" w:type="dxa"/>
+              <w:left w:w="50" w:type="dxa"/>
+              <w:bottom w:w="50" w:type="dxa"/>
+              <w:right w:w="50" w:type="dxa"/>
+            </w:tcMar>
+          </w:tcPr>
+          <w:p>
+            <w:pPr>
+              <w:pStyle w:val="1TOPICO"/>
+              <w:rPr>
+                <w:color w:val="auto"/>
+              </w:rPr>
+            </w:pPr>
+            <w:r>
+              <w:rPr>
+                <w:color w:val="auto"/>
+              </w:rPr>
+              <w:br w:type="page"/>
+            </w:r>
+            <w:bookmarkStart w:id="20" w:name="_Toc229467720"/>
+            <w:r>
+              <w:rPr>
+                <w:color w:val="auto"/>
+              </w:rPr>
+              <w:t>VI</w:t>
+            </w:r>
+            <w:r>
+              <w:rPr>
+                <w:color w:val="auto"/>
+              </w:rPr>
+              <w:t>I</w:t>
+            </w:r>
+            <w:r>
+              <w:rPr>
+                <w:color w:val="auto"/>
+              </w:rPr>
+              <w:t xml:space="preserve">– </w:t>
+            </w:r>
+            <w:r>
+              <w:rPr>
+                <w:color w:val="auto"/>
+              </w:rPr>
+              <w:t>ANOTAÇÕES E RESPOSABILIDADE TÉCNICA</w:t>
+            </w:r>
+            <w:bookmarkEnd w:id="20"/>
+          </w:p>
+        </w:tc>
+      </w:tr>
+      <w:tr>
+        <w:trPr>
+          <w:jc w:val="center"/>
+        </w:trPr>
+        <w:tc>
+          <w:tcPr>
+            <w:tcW w:w="10467" w:type="dxa"/>
+            <w:tcBorders>
+              <w:top w:val="single" w:sz="4" w:space="0" w:color="000000"/>
+              <w:left w:val="single" w:sz="4" w:space="0" w:color="000000"/>
+              <w:bottom w:val="single" w:sz="4" w:space="0" w:color="000000"/>
+              <w:right w:val="single" w:sz="4" w:space="0" w:color="000000"/>
+            </w:tcBorders>
+            <w:shd w:val="clear" w:color="auto" w:fill="FFFFFF"/>
+            <w:tcMar>
+              <w:top w:w="50" w:type="dxa"/>
+              <w:left w:w="50" w:type="dxa"/>
+              <w:bottom w:w="50" w:type="dxa"/>
+              <w:right w:w="50" w:type="dxa"/>
+            </w:tcMar>
+          </w:tcPr>
+          <w:p>
+            <w:pPr>
+              <w:spacing w:line="320" w:lineRule="atLeast"/>
+              <w:rPr>
+                <w:rFonts w:ascii="Verdana" w:hAnsi="Verdana" w:cs="Verdana"/>
+                <w:color w:val="auto"/>
+                <w:sz w:val="20"/>
+                <w:szCs w:val="20"/>
+              </w:rPr>
+            </w:pPr>
+            <w:r>
+              <w:rPr>
+                <w:rFonts w:ascii="Verdana" w:hAnsi="Verdana" w:cs="Verdana"/>
+                <w:color w:val="auto"/>
+                <w:sz w:val="20"/>
+                <w:szCs w:val="20"/>
+              </w:rPr>
+              <w:t> </w:t>
+            </w:r>
+          </w:p>
+          <w:p>
+            <w:pPr>
+              <w:jc w:val="center"/>
+              <w:rPr>
+                <w:rFonts w:ascii="Verdana" w:hAnsi="Verdana" w:cs="Verdana"/>
+                <w:color w:val="auto"/>
+                <w:sz w:val="20"/>
+                <w:szCs w:val="20"/>
+              </w:rPr>
+            </w:pPr>
+            <w:r>
+              <w:rPr>
+                <w:rFonts w:ascii="Verdana" w:hAnsi="Verdana" w:cs="Verdana"/>
+                <w:color w:val="auto"/>
+                <w:sz w:val="20"/>
+                <w:szCs w:val="20"/>
+              </w:rPr>
+              <w:t> </w:t>
+            </w:r>
+          </w:p>
+          <w:p>
+            <w:pPr>
+              <w:jc w:val="center"/>
+              <w:rPr>
+                <w:rFonts w:ascii="Verdana" w:hAnsi="Verdana" w:cs="Verdana"/>
+                <w:color w:val="auto"/>
+                <w:sz w:val="20"/>
+                <w:szCs w:val="20"/>
+              </w:rPr>
+            </w:pPr>
+          </w:p>
+          <w:p>
+            <w:pPr>
+              <w:jc w:val="center"/>
+              <w:rPr>
+                <w:rFonts w:ascii="Verdana" w:hAnsi="Verdana" w:cs="Verdana"/>
+                <w:color w:val="auto"/>
+                <w:sz w:val="20"/>
+                <w:szCs w:val="20"/>
+              </w:rPr>
+            </w:pPr>
+            <w:r>
+              <w:rPr>
+                <w:rFonts w:ascii="Verdana" w:hAnsi="Verdana" w:cs="Verdana"/>
+                <w:noProof/>
+                <w:color w:val="auto"/>
+                <w:sz w:val="20"/>
+                <w:szCs w:val="20"/>
+              </w:rPr>
+              <w:drawing>
+                <wp:inline distT="0" distB="0" distL="0" distR="0" wp14:anchorId="65D91338" wp14:editId="7B73F7B0">
+                  <wp:extent cx="5485496" cy="7753350"/>
+                  <wp:effectExtent l="0" t="0" r="1270" b="0"/>
+                  <wp:docPr id="5" name="Imagem 5"/>
+                  <wp:cNvGraphicFramePr>
+                    <a:graphicFrameLocks xmlns:a="http://schemas.openxmlformats.org/drawingml/2006/main" noChangeAspect="1"/>
+                  </wp:cNvGraphicFramePr>
+                  <a:graphic xmlns:a="http://schemas.openxmlformats.org/drawingml/2006/main">
+                    <a:graphicData uri="http://schemas.openxmlformats.org/drawingml/2006/picture">
+                      <pic:pic xmlns:pic="http://schemas.openxmlformats.org/drawingml/2006/picture">
+                        <pic:nvPicPr>
+                          <pic:cNvPr id="5" name="MG20264926664ZCd5y_page-0001.jpg"/>
+                          <pic:cNvPicPr/>
+                        </pic:nvPicPr>
+                        <pic:blipFill>
+                          <a:blip r:embed="rId28">
+                            <a:extLst>
+                              <a:ext uri="{28A0092B-C50C-407E-A947-70E740481C1C}">
+                                <a14:useLocalDpi xmlns:a14="http://schemas.microsoft.com/office/drawing/2010/main" val="0"/>
+                              </a:ext>
+                            </a:extLst>
+                          </a:blip>
+                          <a:stretch>
+                            <a:fillRect/>
+                          </a:stretch>
+                        </pic:blipFill>
+                        <pic:spPr>
+                          <a:xfrm>
+                            <a:off x="0" y="0"/>
+                            <a:ext cx="5496589" cy="7769029"/>
+                          </a:xfrm>
+                          <a:prstGeom prst="rect">
+                            <a:avLst/>
+                          </a:prstGeom>
+                        </pic:spPr>
+                      </pic:pic>
+                    </a:graphicData>
+                  </a:graphic>
+                </wp:inline>
+              </w:drawing>
+            </w:r>
+            <w:r>
+              <w:rPr>
+                <w:rFonts w:ascii="Verdana" w:hAnsi="Verdana" w:cs="Verdana"/>
+                <w:noProof/>
+                <w:color w:val="auto"/>
+                <w:sz w:val="20"/>
+                <w:szCs w:val="20"/>
+              </w:rPr>
+              <w:drawing>
+                <wp:inline distT="0" distB="0" distL="0" distR="0" wp14:anchorId="46601658" wp14:editId="2E2CE9F4">
+                  <wp:extent cx="5309838" cy="7505070"/>
+                  <wp:effectExtent l="0" t="0" r="5715" b="635"/>
+                  <wp:docPr id="10" name="Imagem 10"/>
+                  <wp:cNvGraphicFramePr>
+                    <a:graphicFrameLocks xmlns:a="http://schemas.openxmlformats.org/drawingml/2006/main" noChangeAspect="1"/>
+                  </wp:cNvGraphicFramePr>
+                  <a:graphic xmlns:a="http://schemas.openxmlformats.org/drawingml/2006/main">
+                    <a:graphicData uri="http://schemas.openxmlformats.org/drawingml/2006/picture">
+                      <pic:pic xmlns:pic="http://schemas.openxmlformats.org/drawingml/2006/picture">
+                        <pic:nvPicPr>
+                          <pic:cNvPr id="10" name="MG20264926664ZCd5y_page-0002.jpg"/>
+                          <pic:cNvPicPr/>
+                        </pic:nvPicPr>
+                        <pic:blipFill>
+                          <a:blip r:embed="rId29">
+                            <a:extLst>
+                              <a:ext uri="{28A0092B-C50C-407E-A947-70E740481C1C}">
+                                <a14:useLocalDpi xmlns:a14="http://schemas.microsoft.com/office/drawing/2010/main" val="0"/>
+                              </a:ext>
+                            </a:extLst>
+                          </a:blip>
+                          <a:stretch>
+                            <a:fillRect/>
+                          </a:stretch>
+                        </pic:blipFill>
+                        <pic:spPr>
+                          <a:xfrm>
+                            <a:off x="0" y="0"/>
+                            <a:ext cx="5329801" cy="7533287"/>
+                          </a:xfrm>
+                          <a:prstGeom prst="rect">
+                            <a:avLst/>
+                          </a:prstGeom>
+                        </pic:spPr>
+                      </pic:pic>
+                    </a:graphicData>
+                  </a:graphic>
+                </wp:inline>
+              </w:drawing>
+            </w:r>
+          </w:p>
+          <w:p>
+            <w:pPr>
+              <w:rPr>
+                <w:rFonts w:ascii="Verdana" w:hAnsi="Verdana" w:cs="Verdana"/>
+                <w:color w:val="auto"/>
+                <w:sz w:val="20"/>
+                <w:szCs w:val="20"/>
+              </w:rPr>
+            </w:pPr>
+            <w:r>
+              <w:rPr>
+                <w:rFonts w:ascii="Verdana" w:hAnsi="Verdana" w:cs="Verdana"/>
+                <w:color w:val="auto"/>
+                <w:sz w:val="20"/>
+                <w:szCs w:val="20"/>
+              </w:rPr>
+              <w:t> </w:t>
+            </w:r>
+          </w:p>
+        </w:tc>
+      </w:tr>
+    </w:tbl>
+    <w:p>
+      <w:pPr>
+        <w:widowControl/>
+        <w:autoSpaceDE/>
+        <w:autoSpaceDN/>
+        <w:adjustRightInd/>
+        <w:spacing w:after="200" w:line="276" w:lineRule="auto"/>
+        <w:rPr>
+          <w:color w:val="auto"/>
+        </w:rPr>
+      </w:pPr>
+    </w:p>
+    <w:p>
+      <w:pPr>
+        <w:widowControl/>
+        <w:autoSpaceDE/>
+        <w:autoSpaceDN/>
+        <w:adjustRightInd/>
+        <w:spacing w:after="200" w:line="276" w:lineRule="auto"/>
+        <w:rPr>
+          <w:color w:val="auto"/>
+        </w:rPr>
       </w:pPr>
     </w:p>
     <w:sectPr>
@@ -6796,7 +10949,7 @@
                               <w:noProof/>
                               <w:color w:val="FFFFFF" w:themeColor="background1"/>
                             </w:rPr>
-                            <w:t>9</w:t>
+                            <w:t>15</w:t>
                           </w:r>
                           <w:r>
                             <w:rPr>
@@ -6869,7 +11022,7 @@
                         <w:noProof/>
                         <w:color w:val="FFFFFF" w:themeColor="background1"/>
                       </w:rPr>
-                      <w:t>9</w:t>
+                      <w:t>15</w:t>
                     </w:r>
                     <w:r>
                       <w:rPr>
@@ -7025,13 +11178,13 @@
           <wp:extent cx="2638238" cy="514350"/>
           <wp:effectExtent l="0" t="0" r="0" b="0"/>
           <wp:wrapNone/>
-          <wp:docPr id="2" name="image1.png" descr="Logotipo&#10;&#10;O conteúdo gerado por IA pode estar incorreto."/>
+          <wp:docPr id="2" name="image1.png" descr="Logotipo  O conteúdo gerado por IA pode estar incorreto."/>
           <wp:cNvGraphicFramePr/>
           <a:graphic xmlns:a="http://schemas.openxmlformats.org/drawingml/2006/main">
             <a:graphicData uri="http://schemas.openxmlformats.org/drawingml/2006/picture">
               <pic:pic xmlns:pic="http://schemas.openxmlformats.org/drawingml/2006/picture">
                 <pic:nvPicPr>
-                  <pic:cNvPr id="1900288745" name="image1.png" descr="Logotipo&#10;&#10;O conteúdo gerado por IA pode estar incorreto."/>
+                  <pic:cNvPr id="1900288745" name="image1.png" descr="Logotipo  O conteúdo gerado por IA pode estar incorreto."/>
                   <pic:cNvPicPr preferRelativeResize="0"/>
                 </pic:nvPicPr>
                 <pic:blipFill>
@@ -7079,13 +11232,13 @@
           <wp:extent cx="1865630" cy="1448435"/>
           <wp:effectExtent l="0" t="0" r="1270" b="0"/>
           <wp:wrapNone/>
-          <wp:docPr id="3" name="image2.png" descr="Forma, Círculo&#10;&#10;O conteúdo gerado por IA pode estar incorreto."/>
+          <wp:docPr id="3" name="image2.png" descr="Forma, Círculo  O conteúdo gerado por IA pode estar incorreto."/>
           <wp:cNvGraphicFramePr/>
           <a:graphic xmlns:a="http://schemas.openxmlformats.org/drawingml/2006/main">
             <a:graphicData uri="http://schemas.openxmlformats.org/drawingml/2006/picture">
               <pic:pic xmlns:pic="http://schemas.openxmlformats.org/drawingml/2006/picture">
                 <pic:nvPicPr>
-                  <pic:cNvPr id="1956494323" name="image2.png" descr="Forma, Círculo&#10;&#10;O conteúdo gerado por IA pode estar incorreto."/>
+                  <pic:cNvPr id="1956494323" name="image2.png" descr="Forma, Círculo  O conteúdo gerado por IA pode estar incorreto."/>
                   <pic:cNvPicPr preferRelativeResize="0"/>
                 </pic:nvPicPr>
                 <pic:blipFill>
@@ -7233,8 +11386,6 @@
     <w:pPr>
       <w:pStyle w:val="Cabealho"/>
     </w:pPr>
-    <w:bookmarkStart w:id="9" w:name="_GoBack"/>
-    <w:bookmarkEnd w:id="9"/>
   </w:p>
 </w:hdr>
 </file>
@@ -13005,7 +17156,7 @@
 </file>
 
 <file path=customXml/itemProps1.xml><?xml version="1.0" encoding="utf-8"?>
-<ds:datastoreItem xmlns:ds="http://schemas.openxmlformats.org/officeDocument/2006/customXml" ds:itemID="{46BB52BE-E130-47F0-B32F-C79EA0BF426E}">
+<ds:datastoreItem xmlns:ds="http://schemas.openxmlformats.org/officeDocument/2006/customXml" ds:itemID="{1DC99B57-445A-4B6F-9532-F19F840CB953}">
   <ds:schemaRefs>
     <ds:schemaRef ds:uri="http://schemas.openxmlformats.org/officeDocument/2006/bibliography"/>
   </ds:schemaRefs>
